--- a/Sistem-Kendali-Cerdas/Modul-Word/Modul-9-Analisis-dan-Perancangan-Kontrol-PID.docx
+++ b/Sistem-Kendali-Cerdas/Modul-Word/Modul-9-Analisis-dan-Perancangan-Kontrol-PID.docx
@@ -724,7 +724,7 @@
                                 <w:szCs w:val="20"/>
                                 <w:lang w:val="fi-FI"/>
                               </w:rPr>
-                              <w:t xml:space="preserve">PID tetap menjadi controller industri paling luas karena transparan, murah, dan efektif. P memperkuat koreksi saat ini, I menghapus bias masa lalu, dan D mengantisipasi perubahan—tetapi derivative harus difilter dan integral perlu anti-windup.</w:t>
+                              <w:t xml:space="preserve">PID tetap menjadi controller industri paling luas karena transparan, murah, dan efektif. P memperkuat koreksi saat ini, I menghapus bias masa lalu, dan D mengantisipasi perubahan, tetapi derivative harus difilter dan integral perlu anti-windup.</w:t>
                             </w:r>
                           </w:p>
                         </w:txbxContent>
@@ -770,7 +770,7 @@
                           <w:szCs w:val="20"/>
                           <w:lang w:val="fi-FI"/>
                         </w:rPr>
-                        <w:t xml:space="preserve">PID tetap menjadi controller industri paling luas karena transparan, murah, dan efektif. P memperkuat koreksi saat ini, I menghapus bias masa lalu, dan D mengantisipasi perubahan—tetapi derivative harus difilter dan integral perlu anti-windup.</w:t>
+                        <w:t xml:space="preserve">PID tetap menjadi controller industri paling luas karena transparan, murah, dan efektif. P memperkuat koreksi saat ini, I menghapus bias masa lalu, dan D mengantisipasi perubahan, tetapi derivative harus difilter dan integral perlu anti-windup.</w:t>
                       </w:r>
                     </w:p>
                   </w:txbxContent>
@@ -2626,7 +2626,7 @@
           <w:i w:val="0"/>
           <w:sz w:val="22"/>
         </w:rPr>
-        <w:t xml:space="preserve">PID tetap menjadi controller industri paling luas karena transparan, murah, dan efektif. P memperkuat koreksi saat ini, I menghapus bias masa lalu, dan D mengantisipasi perubahan—tetapi derivative harus difilter dan integral perlu anti-windup.</w:t>
+        <w:t xml:space="preserve">PID tetap menjadi controller industri paling luas karena transparan, murah, dan efektif. P memperkuat koreksi saat ini, I menghapus bias masa lalu, dan D mengantisipasi perubahan, tetapi derivative harus difilter dan integral perlu anti-windup.</w:t>
       </w:r>
     </w:p>
     <w:p>
@@ -2812,7 +2812,7 @@
           <w:i w:val="0"/>
           <w:sz w:val="22"/>
         </w:rPr>
-        <w:t xml:space="preserve">Aksi turunan bereaksi terhadap laju perubahan error, sehingga ia mulai menahan sebelum keluaran melewati setpoint. Aksi ini menambah redaman dan memungkinkan penguatan proporsional yang lebih besar dipakai dengan aman. Kelemahannya ia memperkuat derau, sehingga hampir selalu memerlukan penapis.</w:t>
+        <w:t xml:space="preserve">Aksi turunan bereaksi terhadap laju perubahan error, sehingga ia mulai menahan sebelum keluaran melewati setpoint. Aksi ini menambah redaman dan memungkinkan penguatan proporsional yang lebih besar dipakai dengan aman. Kelemahannya ia memperkuat derau, sehingga hampir selalu memerlukan filter.</w:t>
       </w:r>
     </w:p>
     <w:p>
@@ -3416,7 +3416,7 @@
           <w:i w:val="0"/>
           <w:sz w:val="22"/>
         </w:rPr>
-        <w:t xml:space="preserve">Aksi turunan ditambahkan terakhir, dan hanya bila diperlukan. Ia dinaikkan sampai peredaman membaik namun berhenti sebelum actuator mulai bergetar. Bila getaran muncul sebelum peredaman terasa membaik, penapisnya yang perlu diperbaiki, bukan penguatannya yang diturunkan.</w:t>
+        <w:t xml:space="preserve">Aksi turunan ditambahkan terakhir, dan hanya bila diperlukan. Ia dinaikkan sampai peredaman membaik namun berhenti sebelum actuator mulai bergetar. Bila getaran muncul sebelum peredaman terasa membaik, filternya yang perlu diperbaiki, bukan penguatannya yang diturunkan.</w:t>
       </w:r>
     </w:p>
     <w:p>
@@ -3585,22 +3585,22 @@
           <w:i w:val="0"/>
           <w:sz w:val="22"/>
         </w:rPr>
-        <w:t xml:space="preserve">Langkah pertama yang benar bukan menyetel melainkan memeriksa apakah dead time-nya dapat dikurangi. Memindahkan sensor lebih dekat ke titik yang dikendalikan, memperpendek jalur perpipaan, atau mempercepat pencuplikan sering memberi perbaikan yang jauh melampaui hasil penyetelan mana pun.</w:t>
-      </w:r>
-    </w:p>
-    <w:p>
-      <w:pPr>
-        <w:spacing w:line="360" w:lineRule="auto" w:after="120"/>
-        <w:jc w:val="both"/>
-      </w:pPr>
-      <w:r>
-        <w:rPr>
-          <w:rFonts w:ascii="Arial" w:hAnsi="Arial" w:cs="Arial"/>
-          <w:b w:val="0"/>
-          <w:i w:val="0"/>
-          <w:sz w:val="22"/>
-        </w:rPr>
-        <w:t xml:space="preserve">Bila dead time memang tidak dapat dikurangi, struktur prediktor memakai model plant untuk memperkirakan akibat tindakan sebelum akibat itu terukur. Sistem menjadi jauh lebih agresif secara aman, dengan syarat modelnya cukup tepat — dan bila model meleset, keunggulannya cepat hilang.</w:t>
+        <w:t xml:space="preserve">Langkah pertama yang benar bukan menyetel melainkan memeriksa apakah dead time-nya dapat dikurangi. Memindahkan sensor lebih dekat ke titik yang dikendalikan, memperpendek jalur perpipaan, atau mempercepat sampling sering memberi perbaikan yang jauh melampaui hasil penyetelan mana pun.</w:t>
+      </w:r>
+    </w:p>
+    <w:p>
+      <w:pPr>
+        <w:spacing w:line="360" w:lineRule="auto" w:after="120"/>
+        <w:jc w:val="both"/>
+      </w:pPr>
+      <w:r>
+        <w:rPr>
+          <w:rFonts w:ascii="Arial" w:hAnsi="Arial" w:cs="Arial"/>
+          <w:b w:val="0"/>
+          <w:i w:val="0"/>
+          <w:sz w:val="22"/>
+        </w:rPr>
+        <w:t xml:space="preserve">Bila dead time memang tidak dapat dikurangi, struktur prediktor memakai model plant untuk memperkirakan akibat tindakan sebelum akibat itu terukur. Sistem menjadi jauh lebih agresif secara aman, dengan syarat modelnya cukup tepat, dan bila model meleset, keunggulannya cepat hilang.</w:t>
       </w:r>
     </w:p>
     <w:p>
@@ -4109,7 +4109,7 @@
           <w:i w:val="0"/>
           <w:sz w:val="22"/>
         </w:rPr>
-        <w:t xml:space="preserve">Kedua parameter kini diperoleh langsung dari z dan wn, yang sendiri diturunkan dari batas overshoot dan waktu menetap. Perhatikan Kp dapat bernilai negatif bila wn yang diminta terlalu kecil — pertanda spesifikasinya sendiri tidak masuk akal untuk plant tersebut.</w:t>
+        <w:t xml:space="preserve">Kedua parameter kini diperoleh langsung dari z dan wn, yang sendiri diturunkan dari batas overshoot dan waktu menetap. Perhatikan Kp dapat bernilai negatif bila wn yang diminta terlalu kecil, pertanda spesifikasinya sendiri tidak masuk akal untuk plant tersebut.</w:t>
       </w:r>
     </w:p>
     <w:p>
@@ -4491,7 +4491,7 @@
           <w:i w:val="0"/>
           <w:sz w:val="22"/>
         </w:rPr>
-        <w:t xml:space="preserve">•  Memakai aksi turunan tanpa penapis — Selisih memperkuat derau sensor sehingga actuator bergetar terus-menerus dan cepat aus.</w:t>
+        <w:t xml:space="preserve">•  Memakai aksi turunan tanpa filter — Selisih memperkuat derau sensor sehingga actuator bergetar terus-menerus dan cepat aus.</w:t>
       </w:r>
     </w:p>
     <w:p>
@@ -4521,7 +4521,7 @@
           <w:i w:val="0"/>
           <w:sz w:val="22"/>
         </w:rPr>
-        <w:t xml:space="preserve">•  Memperlakukan Ziegler-Nichols sebagai nilai akhir — Aturan itu mengejar peredaman seperempat amplitudo yang menghasilkan overshoot dua puluh sampai lima puluh persen — terlalu agresif untuk banyak penerapan.</w:t>
+        <w:t xml:space="preserve">•  Memperlakukan Ziegler-Nichols sebagai nilai akhir — Aturan itu mengejar peredaman seperempat amplitudo yang menghasilkan overshoot dua puluh sampai lima puluh persen, terlalu agresif untuk banyak penerapan.</w:t>
       </w:r>
     </w:p>
     <w:p>
@@ -4634,7 +4634,7 @@
           <w:i w:val="0"/>
           <w:sz w:val="22"/>
         </w:rPr>
-        <w:t xml:space="preserve">☐  Aksi turunan dilengkapi penapis dan dihitung dari keluaran bila setpoint sering berubah</w:t>
+        <w:t xml:space="preserve">☐  Aksi turunan dilengkapi filter dan dihitung dari keluaran bila setpoint sering berubah</w:t>
       </w:r>
     </w:p>
     <w:p>
@@ -5063,7 +5063,7 @@
           <w:i w:val="0"/>
           <w:sz w:val="22"/>
         </w:rPr>
-        <w:t xml:space="preserve">     B. Menghilangkan kebutuhan penapis</w:t>
+        <w:t xml:space="preserve">     B. Menghilangkan kebutuhan filter</w:t>
       </w:r>
     </w:p>
     <w:p>
@@ -5318,7 +5318,7 @@
           <w:i w:val="0"/>
           <w:sz w:val="22"/>
         </w:rPr>
-        <w:t xml:space="preserve">     D. Waktu cacah dapat diperbesar</w:t>
+        <w:t xml:space="preserve">     D. Waktu sampling dapat diperbesar</w:t>
       </w:r>
     </w:p>
     <w:p>
@@ -5378,7 +5378,7 @@
           <w:i w:val="0"/>
           <w:sz w:val="22"/>
         </w:rPr>
-        <w:t xml:space="preserve">     C. Menuntut waktu cacah sangat kecil</w:t>
+        <w:t xml:space="preserve">     C. Menuntut waktu sampling sangat kecil</w:t>
       </w:r>
     </w:p>
     <w:p>

--- a/Sistem-Kendali-Cerdas/Modul-Word/Modul-9-Analisis-dan-Perancangan-Kontrol-PID.docx
+++ b/Sistem-Kendali-Cerdas/Modul-Word/Modul-9-Analisis-dan-Perancangan-Kontrol-PID.docx
@@ -1379,7 +1379,7 @@
                                 <w:szCs w:val="20"/>
                                 <w:lang w:val="en-US"/>
                               </w:rPr>
-                              <w:t>myclass.mercubuana.ac.id</w:t>
+                              <w:t xml:space="preserve">myclass.mercubuana.ac·id</w:t>
                             </w:r>
                           </w:p>
                         </w:txbxContent>
@@ -1426,7 +1426,7 @@
                           <w:szCs w:val="20"/>
                           <w:lang w:val="en-US"/>
                         </w:rPr>
-                        <w:t>myclass.mercubuana.ac.id</w:t>
+                        <w:t xml:space="preserve">myclass.mercubuana.ac·id</w:t>
                       </w:r>
                     </w:p>
                   </w:txbxContent>
@@ -2512,7 +2512,7 @@
                                 <w:sz w:val="20"/>
                                 <w:szCs w:val="20"/>
                               </w:rPr>
-                              <w:t>www.mercubuana.ac.id</w:t>
+                              <w:t xml:space="preserve">www.mercubuana.ac·id</w:t>
                             </w:r>
                           </w:p>
                         </w:txbxContent>
@@ -2558,7 +2558,7 @@
                           <w:sz w:val="20"/>
                           <w:szCs w:val="20"/>
                         </w:rPr>
-                        <w:t>www.mercubuana.ac.id</w:t>
+                        <w:t xml:space="preserve">www.mercubuana.ac·id</w:t>
                       </w:r>
                     </w:p>
                   </w:txbxContent>
@@ -2627,6 +2627,15 @@
           <w:sz w:val="22"/>
         </w:rPr>
         <w:t xml:space="preserve">PID tetap menjadi controller industri paling luas karena transparan, murah, dan efektif. P memperkuat koreksi saat ini, I menghapus bias masa lalu, dan D mengantisipasi perubahan, tetapi derivative harus difilter dan integral perlu anti-windup.</w:t>
+      </w:r>
+      <w:r>
+        <w:rPr>
+          <w:rFonts w:ascii="Arial" w:hAnsi="Arial" w:cs="Arial"/>
+          <w:b w:val="0"/>
+          <w:i w:val="0"/>
+          <w:sz w:val="22"/>
+        </w:rPr>
+        <w:t xml:space="preserve"> Gambar 1 mengilustrasikan gagasan ini.</w:t>
       </w:r>
     </w:p>
     <w:p>
@@ -2814,6 +2823,15 @@
         </w:rPr>
         <w:t xml:space="preserve">Aksi turunan bereaksi terhadap laju perubahan error, sehingga ia mulai menahan sebelum keluaran melewati setpoint. Aksi ini menambah redaman dan memungkinkan penguatan proporsional yang lebih besar dipakai dengan aman. Kelemahannya ia memperkuat derau, sehingga hampir selalu memerlukan filter.</w:t>
       </w:r>
+      <w:r>
+        <w:rPr>
+          <w:rFonts w:ascii="Arial" w:hAnsi="Arial" w:cs="Arial"/>
+          <w:b w:val="0"/>
+          <w:i w:val="0"/>
+          <w:sz w:val="22"/>
+        </w:rPr>
+        <w:t xml:space="preserve"> Hubungan ini dirangkum dalam Persamaan (1).</w:t>
+      </w:r>
     </w:p>
     <w:p>
       <w:pPr>
@@ -2828,90 +2846,8 @@
           <w:color w:val="305496"/>
           <w:sz w:val="22"/>
         </w:rPr>
-        <w:t xml:space="preserve">u = Kp*e + Ki*integral(e) + Kd*de/dt   |   sekarang, masa lalu, dan arah</w:t>
-      </w:r>
-    </w:p>
-    <w:p>
-      <w:pPr>
-        <w:keepNext/>
-        <w:spacing w:before="200" w:after="80"/>
-      </w:pPr>
-      <w:r>
-        <w:rPr>
-          <w:rFonts w:ascii="Arial" w:hAnsi="Arial" w:cs="Arial"/>
-          <w:b/>
-          <w:i w:val="0"/>
-          <w:color w:val="2E4A7A"/>
-          <w:sz w:val="24"/>
-        </w:rPr>
-        <w:t xml:space="preserve">Bentuk Baku dan Arti Fisik Parameternya</w:t>
-      </w:r>
-    </w:p>
-    <w:p>
-      <w:pPr>
-        <w:spacing w:line="360" w:lineRule="auto" w:after="120"/>
-        <w:jc w:val="both"/>
-      </w:pPr>
-      <w:r>
-        <w:rPr>
-          <w:rFonts w:ascii="Arial" w:hAnsi="Arial" w:cs="Arial"/>
-          <w:b w:val="0"/>
-          <w:i w:val="0"/>
-          <w:sz w:val="22"/>
-        </w:rPr>
-        <w:t xml:space="preserve">Selain bentuk penjumlahan tiga gain, PID sering dinyatakan dalam bentuk baku yang memakai waktu integral dan waktu turunan. Bentuk ini lebih disukai di dunia proses karena kedua parameternya bersatuan waktu sehingga dapat dibandingkan langsung dengan dinamika plant.</w:t>
-      </w:r>
-    </w:p>
-    <w:p>
-      <w:pPr>
-        <w:spacing w:line="360" w:lineRule="auto" w:after="120"/>
-        <w:jc w:val="both"/>
-      </w:pPr>
-      <w:r>
-        <w:rPr>
-          <w:rFonts w:ascii="Arial" w:hAnsi="Arial" w:cs="Arial"/>
-          <w:b w:val="0"/>
-          <w:i w:val="0"/>
-          <w:sz w:val="22"/>
-        </w:rPr>
-        <w:t xml:space="preserve">Waktu integral menyatakan berapa lama aksi integral memerlukan waktu untuk menyumbang sebesar sumbangan aksi proporsional pada error tetap. Nilai yang kecil berarti aksi integral agresif. Aturan kasar yang lazim menetapkannya sebanding dengan konstanta waktu dominan plant.</w:t>
-      </w:r>
-    </w:p>
-    <w:p>
-      <w:pPr>
-        <w:spacing w:line="360" w:lineRule="auto" w:after="120"/>
-        <w:jc w:val="both"/>
-      </w:pPr>
-      <w:r>
-        <w:rPr>
-          <w:rFonts w:ascii="Arial" w:hAnsi="Arial" w:cs="Arial"/>
-          <w:b w:val="0"/>
-          <w:i w:val="0"/>
-          <w:sz w:val="22"/>
-        </w:rPr>
-        <w:t xml:space="preserve">Waktu turunan menyatakan seberapa jauh ke depan controller memperkirakan gerak error. Nilai yang terlalu besar membuat controller bereaksi berlebihan terhadap perubahan kecil, dan bersama derau sensor menghasilkan getaran pada actuator. Praktik yang lazim menetapkannya sekitar seperempat waktu integral.</w:t>
-      </w:r>
-    </w:p>
-    <w:p>
-      <w:pPr>
-        <w:spacing w:line="360" w:lineRule="auto" w:after="120"/>
-        <w:jc w:val="both"/>
-      </w:pPr>
-      <w:r>
-        <w:rPr>
-          <w:rFonts w:ascii="Arial" w:hAnsi="Arial" w:cs="Arial"/>
-          <w:b w:val="0"/>
-          <w:i w:val="0"/>
-          <w:sz w:val="22"/>
-        </w:rPr>
-        <w:t xml:space="preserve">Perlu diperhatikan bahwa mengubah penguatan proporsional pada bentuk baku ikut mengubah kekuatan aksi integral dan turunan, karena keduanya dikalikan penguatan yang sama. Pada bentuk penjumlahan tiga gain, ketiganya bebas satu sama lain. Kekeliruan menyamakan kedua bentuk adalah sumber kebingungan yang sering terjadi saat memindahkan parameter antarperangkat.</w:t>
-      </w:r>
-    </w:p>
-    <w:p>
-      <w:pPr>
-        <w:spacing w:before="40" w:after="120"/>
-        <w:jc w:val="center"/>
-      </w:pPr>
+        <w:t xml:space="preserve">u = Kp·e + Ki·integral(e) + Kd·de/dt   |   sekarang, masa lalu, dan arah</w:t>
+      </w:r>
       <w:r>
         <w:rPr>
           <w:rFonts w:ascii="Arial" w:hAnsi="Arial" w:cs="Arial"/>
@@ -2920,7 +2856,118 @@
           <w:color w:val="305496"/>
           <w:sz w:val="22"/>
         </w:rPr>
-        <w:t xml:space="preserve">u = Kp*(e + (1/Ti)*integral(e) + Td*de/dt)   |   Ti dan Td bersatuan detik</w:t>
+        <w:t xml:space="preserve">   (1)</w:t>
+      </w:r>
+    </w:p>
+    <w:p>
+      <w:pPr>
+        <w:keepNext/>
+        <w:spacing w:before="200" w:after="80"/>
+      </w:pPr>
+      <w:r>
+        <w:rPr>
+          <w:rFonts w:ascii="Arial" w:hAnsi="Arial" w:cs="Arial"/>
+          <w:b/>
+          <w:i w:val="0"/>
+          <w:color w:val="2E4A7A"/>
+          <w:sz w:val="24"/>
+        </w:rPr>
+        <w:t xml:space="preserve">Bentuk Baku dan Arti Fisik Parameternya</w:t>
+      </w:r>
+    </w:p>
+    <w:p>
+      <w:pPr>
+        <w:spacing w:line="360" w:lineRule="auto" w:after="120"/>
+        <w:jc w:val="both"/>
+      </w:pPr>
+      <w:r>
+        <w:rPr>
+          <w:rFonts w:ascii="Arial" w:hAnsi="Arial" w:cs="Arial"/>
+          <w:b w:val="0"/>
+          <w:i w:val="0"/>
+          <w:sz w:val="22"/>
+        </w:rPr>
+        <w:t xml:space="preserve">Selain bentuk penjumlahan tiga gain, PID sering dinyatakan dalam bentuk baku yang memakai waktu integral dan waktu turunan. Bentuk ini lebih disukai di dunia proses karena kedua parameternya bersatuan waktu sehingga dapat dibandingkan langsung dengan dinamika plant.</w:t>
+      </w:r>
+    </w:p>
+    <w:p>
+      <w:pPr>
+        <w:spacing w:line="360" w:lineRule="auto" w:after="120"/>
+        <w:jc w:val="both"/>
+      </w:pPr>
+      <w:r>
+        <w:rPr>
+          <w:rFonts w:ascii="Arial" w:hAnsi="Arial" w:cs="Arial"/>
+          <w:b w:val="0"/>
+          <w:i w:val="0"/>
+          <w:sz w:val="22"/>
+        </w:rPr>
+        <w:t xml:space="preserve">Waktu integral menyatakan berapa lama aksi integral memerlukan waktu untuk menyumbang sebesar sumbangan aksi proporsional pada error tetap. Nilai yang kecil berarti aksi integral agresif. Aturan kasar yang lazim menetapkannya sebanding dengan konstanta waktu dominan plant.</w:t>
+      </w:r>
+    </w:p>
+    <w:p>
+      <w:pPr>
+        <w:spacing w:line="360" w:lineRule="auto" w:after="120"/>
+        <w:jc w:val="both"/>
+      </w:pPr>
+      <w:r>
+        <w:rPr>
+          <w:rFonts w:ascii="Arial" w:hAnsi="Arial" w:cs="Arial"/>
+          <w:b w:val="0"/>
+          <w:i w:val="0"/>
+          <w:sz w:val="22"/>
+        </w:rPr>
+        <w:t xml:space="preserve">Waktu turunan menyatakan seberapa jauh ke depan controller memperkirakan gerak error. Nilai yang terlalu besar membuat controller bereaksi berlebihan terhadap perubahan kecil, dan bersama derau sensor menghasilkan getaran pada actuator. Praktik yang lazim menetapkannya sekitar seperempat waktu integral.</w:t>
+      </w:r>
+    </w:p>
+    <w:p>
+      <w:pPr>
+        <w:spacing w:line="360" w:lineRule="auto" w:after="120"/>
+        <w:jc w:val="both"/>
+      </w:pPr>
+      <w:r>
+        <w:rPr>
+          <w:rFonts w:ascii="Arial" w:hAnsi="Arial" w:cs="Arial"/>
+          <w:b w:val="0"/>
+          <w:i w:val="0"/>
+          <w:sz w:val="22"/>
+        </w:rPr>
+        <w:t xml:space="preserve">Perlu diperhatikan bahwa mengubah penguatan proporsional pada bentuk baku ikut mengubah kekuatan aksi integral dan turunan, karena keduanya dikalikan penguatan yang sama. Pada bentuk penjumlahan tiga gain, ketiganya bebas satu sama lain. Kekeliruan menyamakan kedua bentuk adalah sumber kebingungan yang sering terjadi saat memindahkan parameter antarperangkat.</w:t>
+      </w:r>
+      <w:r>
+        <w:rPr>
+          <w:rFonts w:ascii="Arial" w:hAnsi="Arial" w:cs="Arial"/>
+          <w:b w:val="0"/>
+          <w:i w:val="0"/>
+          <w:sz w:val="22"/>
+        </w:rPr>
+        <w:t xml:space="preserve"> Bentuk ringkasnya dituliskan pada Persamaan (2).</w:t>
+      </w:r>
+    </w:p>
+    <w:p>
+      <w:pPr>
+        <w:spacing w:before="40" w:after="120"/>
+        <w:jc w:val="center"/>
+      </w:pPr>
+      <w:r>
+        <w:rPr>
+          <w:rFonts w:ascii="Arial" w:hAnsi="Arial" w:cs="Arial"/>
+          <w:b/>
+          <w:i/>
+          <w:color w:val="305496"/>
+          <w:sz w:val="22"/>
+        </w:rPr>
+        <w:t xml:space="preserve">u = Kp·(e + (1/Ti)·integral(e) + Td·de/dt)   |   Ti dan Td bersatuan detik</w:t>
+      </w:r>
+      <w:r>
+        <w:rPr>
+          <w:rFonts w:ascii="Arial" w:hAnsi="Arial" w:cs="Arial"/>
+          <w:b/>
+          <w:i/>
+          <w:color w:val="305496"/>
+          <w:sz w:val="22"/>
+        </w:rPr>
+        <w:t xml:space="preserve">   (2)</w:t>
       </w:r>
     </w:p>
     <w:p>
@@ -3070,6 +3117,15 @@
         </w:rPr>
         <w:t xml:space="preserve">Apa pun metodenya, penyetelan tidak berhenti di simulasi. Nilai hasil hitungan dipakai sebagai titik awal, lalu diperiksa di perangkat dengan menaikkan agresivitas bertahap sambil mengamati sinyal kendali. Yang menghentikan proses bukan grafik yang indah, melainkan tercapainya spesifikasi tanpa menjenuhkan actuator dan tanpa memperkuat derau berlebihan.</w:t>
       </w:r>
+      <w:r>
+        <w:rPr>
+          <w:rFonts w:ascii="Arial" w:hAnsi="Arial" w:cs="Arial"/>
+          <w:b w:val="0"/>
+          <w:i w:val="0"/>
+          <w:sz w:val="22"/>
+        </w:rPr>
+        <w:t xml:space="preserve"> Persamaan (3) memadatkan aturan tersebut.</w:t>
+      </w:r>
     </w:p>
     <w:p>
       <w:pPr>
@@ -3084,90 +3140,8 @@
           <w:color w:val="305496"/>
           <w:sz w:val="22"/>
         </w:rPr>
-        <w:t xml:space="preserve">Ziegler-Nichols: Kp = 0,6*Ku, Ti = 0,5*Tu, Td = 0,125*Tu</w:t>
-      </w:r>
-    </w:p>
-    <w:p>
-      <w:pPr>
-        <w:keepNext/>
-        <w:spacing w:before="200" w:after="80"/>
-      </w:pPr>
-      <w:r>
-        <w:rPr>
-          <w:rFonts w:ascii="Arial" w:hAnsi="Arial" w:cs="Arial"/>
-          <w:b/>
-          <w:i w:val="0"/>
-          <w:color w:val="2E4A7A"/>
-          <w:sz w:val="24"/>
-        </w:rPr>
-        <w:t xml:space="preserve">Anti-Windup dan Pembatasan yang Wajib Ada</w:t>
-      </w:r>
-    </w:p>
-    <w:p>
-      <w:pPr>
-        <w:spacing w:line="360" w:lineRule="auto" w:after="120"/>
-        <w:jc w:val="both"/>
-      </w:pPr>
-      <w:r>
-        <w:rPr>
-          <w:rFonts w:ascii="Arial" w:hAnsi="Arial" w:cs="Arial"/>
-          <w:b w:val="0"/>
-          <w:i w:val="0"/>
-          <w:sz w:val="22"/>
-        </w:rPr>
-        <w:t xml:space="preserve">Ketika actuator mencapai batasnya, keluaran controller tidak lagi memengaruhi plant. Aksi integral yang tetap menumpuk selama itu akan membesar tanpa guna, dan ketika error akhirnya berbalik tanda, akumulator yang telanjur besar harus dikosongkan lebih dahulu sebelum keluaran turun. Akibatnya keluaran melewati setpoint jauh dan lama.</w:t>
-      </w:r>
-    </w:p>
-    <w:p>
-      <w:pPr>
-        <w:spacing w:line="360" w:lineRule="auto" w:after="120"/>
-        <w:jc w:val="both"/>
-      </w:pPr>
-      <w:r>
-        <w:rPr>
-          <w:rFonts w:ascii="Arial" w:hAnsi="Arial" w:cs="Arial"/>
-          <w:b w:val="0"/>
-          <w:i w:val="0"/>
-          <w:sz w:val="22"/>
-        </w:rPr>
-        <w:t xml:space="preserve">Gejalanya khas dan mudah dikenali: overshoot yang jauh lebih besar daripada perkiraan simulasi, terutama setelah perubahan setpoint yang besar, disertai keluaran yang bertahan mentok cukup lama. Bila gejala ini muncul, memeriksa anti-windup jauh lebih tepat daripada menurunkan penguatan.</w:t>
-      </w:r>
-    </w:p>
-    <w:p>
-      <w:pPr>
-        <w:spacing w:line="360" w:lineRule="auto" w:after="120"/>
-        <w:jc w:val="both"/>
-      </w:pPr>
-      <w:r>
-        <w:rPr>
-          <w:rFonts w:ascii="Arial" w:hAnsi="Arial" w:cs="Arial"/>
-          <w:b w:val="0"/>
-          <w:i w:val="0"/>
-          <w:sz w:val="22"/>
-        </w:rPr>
-        <w:t xml:space="preserve">Penanganan paling sederhana menghentikan penumpukan ketika keluaran sedang mentok dan error masih mendorong ke arah yang sama. Cara yang lebih halus mengumpanbalikkan selisih antara keluaran yang diminta dan yang benar-benar terjadi ke akumulator, sehingga akumulator menyesuaikan diri secara mulus alih-alih dibekukan.</w:t>
-      </w:r>
-    </w:p>
-    <w:p>
-      <w:pPr>
-        <w:spacing w:line="360" w:lineRule="auto" w:after="120"/>
-        <w:jc w:val="both"/>
-      </w:pPr>
-      <w:r>
-        <w:rPr>
-          <w:rFonts w:ascii="Arial" w:hAnsi="Arial" w:cs="Arial"/>
-          <w:b w:val="0"/>
-          <w:i w:val="0"/>
-          <w:sz w:val="22"/>
-        </w:rPr>
-        <w:t xml:space="preserve">Selain kejenuhan, laju perubahan actuator juga sering terbatas. Katup memerlukan waktu untuk bergerak, dan motor memiliki batas percepatan. Pembatasan laju ini menimbulkan gejala serupa dan perlu dimodelkan bila dinamikanya sebanding dengan dinamika loop.</w:t>
-      </w:r>
-    </w:p>
-    <w:p>
-      <w:pPr>
-        <w:spacing w:before="40" w:after="120"/>
-        <w:jc w:val="center"/>
-      </w:pPr>
+        <w:t xml:space="preserve">Ziegler-Nichols: Kp = 0,6·Ku, Ti = 0,5·Tu, Td = 0,125·Tu</w:t>
+      </w:r>
       <w:r>
         <w:rPr>
           <w:rFonts w:ascii="Arial" w:hAnsi="Arial" w:cs="Arial"/>
@@ -3176,7 +3150,7 @@
           <w:color w:val="305496"/>
           <w:sz w:val="22"/>
         </w:rPr>
-        <w:t xml:space="preserve">anti-windup: I += Kt*(u_nyata - u_minta)*T bersama pembatasan keluaran</w:t>
+        <w:t xml:space="preserve">   (3)</w:t>
       </w:r>
     </w:p>
     <w:p>
@@ -3192,67 +3166,76 @@
           <w:color w:val="2E4A7A"/>
           <w:sz w:val="24"/>
         </w:rPr>
-        <w:t xml:space="preserve">Varian Struktur yang Sering Diperlukan</w:t>
-      </w:r>
-    </w:p>
-    <w:p>
-      <w:pPr>
-        <w:spacing w:line="360" w:lineRule="auto" w:after="120"/>
-        <w:jc w:val="both"/>
-      </w:pPr>
-      <w:r>
-        <w:rPr>
-          <w:rFonts w:ascii="Arial" w:hAnsi="Arial" w:cs="Arial"/>
-          <w:b w:val="0"/>
-          <w:i w:val="0"/>
-          <w:sz w:val="22"/>
-        </w:rPr>
-        <w:t xml:space="preserve">PID dasar sering perlu disesuaikan agar berperilaku baik di lapangan. Salah satu penyesuaian yang paling umum adalah menghitung aksi turunan dari keluaran terukur, bukan dari error. Dengan cara ini, perubahan setpoint yang mendadak tidak lagi menghasilkan lonjakan turunan yang besar, sementara kemampuan meredam tetap terjaga.</w:t>
-      </w:r>
-    </w:p>
-    <w:p>
-      <w:pPr>
-        <w:spacing w:line="360" w:lineRule="auto" w:after="120"/>
-        <w:jc w:val="both"/>
-      </w:pPr>
-      <w:r>
-        <w:rPr>
-          <w:rFonts w:ascii="Arial" w:hAnsi="Arial" w:cs="Arial"/>
-          <w:b w:val="0"/>
-          <w:i w:val="0"/>
-          <w:sz w:val="22"/>
-        </w:rPr>
-        <w:t xml:space="preserve">Pembobotan setpoint pada aksi proporsional bekerja dengan semangat serupa. Aksi proporsional dihitung dari selisih antara setpoint berbobot dan keluaran, sehingga respons terhadap perubahan setpoint dapat dilunakkan tanpa mengubah sifat penolakan gangguan maupun kestabilan loop.</w:t>
-      </w:r>
-    </w:p>
-    <w:p>
-      <w:pPr>
-        <w:spacing w:line="360" w:lineRule="auto" w:after="120"/>
-        <w:jc w:val="both"/>
-      </w:pPr>
-      <w:r>
-        <w:rPr>
-          <w:rFonts w:ascii="Arial" w:hAnsi="Arial" w:cs="Arial"/>
-          <w:b w:val="0"/>
-          <w:i w:val="0"/>
-          <w:sz w:val="22"/>
-        </w:rPr>
-        <w:t xml:space="preserve">Untuk proses berdead-time besar, struktur prediktor memisahkan pengaruh tundaan dari perhitungan umpan balik dengan memakai model plant. Sistem menjadi jauh lebih agresif secara aman, namun kinerjanya kini bergantung pada ketepatan model. Bila model meleset, keunggulannya cepat hilang.</w:t>
-      </w:r>
-    </w:p>
-    <w:p>
-      <w:pPr>
-        <w:spacing w:line="360" w:lineRule="auto" w:after="120"/>
-        <w:jc w:val="both"/>
-      </w:pPr>
-      <w:r>
-        <w:rPr>
-          <w:rFonts w:ascii="Arial" w:hAnsi="Arial" w:cs="Arial"/>
-          <w:b w:val="0"/>
-          <w:i w:val="0"/>
-          <w:sz w:val="22"/>
-        </w:rPr>
-        <w:t xml:space="preserve">Pada sistem dengan besaran cepat di dalam besaran lambat, struktur bersarang biasanya lebih efektif daripada satu PID tunggal yang disetel sangat agresif. Loop dalam menekan gangguan di dekat sumbernya dan menyederhanakan penyetelan, karena tiap loop dapat disetel bergiliran dari dalam ke luar.</w:t>
+        <w:t xml:space="preserve">Anti-Windup dan Pembatasan yang Wajib Ada</w:t>
+      </w:r>
+    </w:p>
+    <w:p>
+      <w:pPr>
+        <w:spacing w:line="360" w:lineRule="auto" w:after="120"/>
+        <w:jc w:val="both"/>
+      </w:pPr>
+      <w:r>
+        <w:rPr>
+          <w:rFonts w:ascii="Arial" w:hAnsi="Arial" w:cs="Arial"/>
+          <w:b w:val="0"/>
+          <w:i w:val="0"/>
+          <w:sz w:val="22"/>
+        </w:rPr>
+        <w:t xml:space="preserve">Ketika actuator mencapai batasnya, keluaran controller tidak lagi memengaruhi plant. Aksi integral yang tetap menumpuk selama itu akan membesar tanpa guna, dan ketika error akhirnya berbalik tanda, akumulator yang telanjur besar harus dikosongkan lebih dahulu sebelum keluaran turun. Akibatnya keluaran melewati setpoint jauh dan lama.</w:t>
+      </w:r>
+    </w:p>
+    <w:p>
+      <w:pPr>
+        <w:spacing w:line="360" w:lineRule="auto" w:after="120"/>
+        <w:jc w:val="both"/>
+      </w:pPr>
+      <w:r>
+        <w:rPr>
+          <w:rFonts w:ascii="Arial" w:hAnsi="Arial" w:cs="Arial"/>
+          <w:b w:val="0"/>
+          <w:i w:val="0"/>
+          <w:sz w:val="22"/>
+        </w:rPr>
+        <w:t xml:space="preserve">Gejalanya khas dan mudah dikenali: overshoot yang jauh lebih besar daripada perkiraan simulasi, terutama setelah perubahan setpoint yang besar, disertai keluaran yang bertahan mentok cukup lama. Bila gejala ini muncul, memeriksa anti-windup jauh lebih tepat daripada menurunkan penguatan.</w:t>
+      </w:r>
+    </w:p>
+    <w:p>
+      <w:pPr>
+        <w:spacing w:line="360" w:lineRule="auto" w:after="120"/>
+        <w:jc w:val="both"/>
+      </w:pPr>
+      <w:r>
+        <w:rPr>
+          <w:rFonts w:ascii="Arial" w:hAnsi="Arial" w:cs="Arial"/>
+          <w:b w:val="0"/>
+          <w:i w:val="0"/>
+          <w:sz w:val="22"/>
+        </w:rPr>
+        <w:t xml:space="preserve">Penanganan paling sederhana menghentikan penumpukan ketika keluaran sedang mentok dan error masih mendorong ke arah yang sama. Cara yang lebih halus mengumpanbalikkan selisih antara keluaran yang diminta dan yang benar-benar terjadi ke akumulator, sehingga akumulator menyesuaikan diri secara mulus alih-alih dibekukan.</w:t>
+      </w:r>
+    </w:p>
+    <w:p>
+      <w:pPr>
+        <w:spacing w:line="360" w:lineRule="auto" w:after="120"/>
+        <w:jc w:val="both"/>
+      </w:pPr>
+      <w:r>
+        <w:rPr>
+          <w:rFonts w:ascii="Arial" w:hAnsi="Arial" w:cs="Arial"/>
+          <w:b w:val="0"/>
+          <w:i w:val="0"/>
+          <w:sz w:val="22"/>
+        </w:rPr>
+        <w:t xml:space="preserve">Selain kejenuhan, laju perubahan actuator juga sering terbatas. Katup memerlukan waktu untuk bergerak, dan motor memiliki batas percepatan. Pembatasan laju ini menimbulkan gejala serupa dan perlu dimodelkan bila dinamikanya sebanding dengan dinamika loop.</w:t>
+      </w:r>
+      <w:r>
+        <w:rPr>
+          <w:rFonts w:ascii="Arial" w:hAnsi="Arial" w:cs="Arial"/>
+          <w:b w:val="0"/>
+          <w:i w:val="0"/>
+          <w:sz w:val="22"/>
+        </w:rPr>
+        <w:t xml:space="preserve"> Rangkuman kuantitatifnya tertulis pada Persamaan (4).</w:t>
       </w:r>
     </w:p>
     <w:p>
@@ -3268,7 +3251,190 @@
           <w:color w:val="305496"/>
           <w:sz w:val="22"/>
         </w:rPr>
-        <w:t xml:space="preserve">turunan dari keluaran: D = -Kd*dy/dt   |   bobot setpoint: P = Kp*(b*r - y)</w:t>
+        <w:t xml:space="preserve">anti-windup: I += Kt·(</w:t>
+      </w:r>
+      <w:r>
+        <w:rPr>
+          <w:rFonts w:ascii="Arial" w:hAnsi="Arial" w:cs="Arial"/>
+          <w:b/>
+          <w:i/>
+          <w:color w:val="305496"/>
+          <w:sz w:val="22"/>
+        </w:rPr>
+        <w:t xml:space="preserve">u</w:t>
+      </w:r>
+      <w:r>
+        <w:rPr>
+          <w:rFonts w:ascii="Arial" w:hAnsi="Arial" w:cs="Arial"/>
+          <w:b/>
+          <w:i/>
+          <w:color w:val="305496"/>
+          <w:sz w:val="22"/>
+          <w:vertAlign w:val="subscript"/>
+        </w:rPr>
+        <w:t xml:space="preserve">nyata</w:t>
+      </w:r>
+      <w:r>
+        <w:rPr>
+          <w:rFonts w:ascii="Arial" w:hAnsi="Arial" w:cs="Arial"/>
+          <w:b/>
+          <w:i/>
+          <w:color w:val="305496"/>
+          <w:sz w:val="22"/>
+        </w:rPr>
+        <w:t xml:space="preserve"> - </w:t>
+      </w:r>
+      <w:r>
+        <w:rPr>
+          <w:rFonts w:ascii="Arial" w:hAnsi="Arial" w:cs="Arial"/>
+          <w:b/>
+          <w:i/>
+          <w:color w:val="305496"/>
+          <w:sz w:val="22"/>
+        </w:rPr>
+        <w:t xml:space="preserve">u</w:t>
+      </w:r>
+      <w:r>
+        <w:rPr>
+          <w:rFonts w:ascii="Arial" w:hAnsi="Arial" w:cs="Arial"/>
+          <w:b/>
+          <w:i/>
+          <w:color w:val="305496"/>
+          <w:sz w:val="22"/>
+          <w:vertAlign w:val="subscript"/>
+        </w:rPr>
+        <w:t xml:space="preserve">minta</w:t>
+      </w:r>
+      <w:r>
+        <w:rPr>
+          <w:rFonts w:ascii="Arial" w:hAnsi="Arial" w:cs="Arial"/>
+          <w:b/>
+          <w:i/>
+          <w:color w:val="305496"/>
+          <w:sz w:val="22"/>
+        </w:rPr>
+        <w:t xml:space="preserve">)·T bersama pembatasan keluaran</w:t>
+      </w:r>
+      <w:r>
+        <w:rPr>
+          <w:rFonts w:ascii="Arial" w:hAnsi="Arial" w:cs="Arial"/>
+          <w:b/>
+          <w:i/>
+          <w:color w:val="305496"/>
+          <w:sz w:val="22"/>
+        </w:rPr>
+        <w:t xml:space="preserve">   (4)</w:t>
+      </w:r>
+    </w:p>
+    <w:p>
+      <w:pPr>
+        <w:keepNext/>
+        <w:spacing w:before="200" w:after="80"/>
+      </w:pPr>
+      <w:r>
+        <w:rPr>
+          <w:rFonts w:ascii="Arial" w:hAnsi="Arial" w:cs="Arial"/>
+          <w:b/>
+          <w:i w:val="0"/>
+          <w:color w:val="2E4A7A"/>
+          <w:sz w:val="24"/>
+        </w:rPr>
+        <w:t xml:space="preserve">Varian Struktur yang Sering Diperlukan</w:t>
+      </w:r>
+    </w:p>
+    <w:p>
+      <w:pPr>
+        <w:spacing w:line="360" w:lineRule="auto" w:after="120"/>
+        <w:jc w:val="both"/>
+      </w:pPr>
+      <w:r>
+        <w:rPr>
+          <w:rFonts w:ascii="Arial" w:hAnsi="Arial" w:cs="Arial"/>
+          <w:b w:val="0"/>
+          <w:i w:val="0"/>
+          <w:sz w:val="22"/>
+        </w:rPr>
+        <w:t xml:space="preserve">PID dasar sering perlu disesuaikan agar berperilaku baik di lapangan. Salah satu penyesuaian yang paling umum adalah menghitung aksi turunan dari keluaran terukur, bukan dari error. Dengan cara ini, perubahan setpoint yang mendadak tidak lagi menghasilkan lonjakan turunan yang besar, sementara kemampuan meredam tetap terjaga.</w:t>
+      </w:r>
+    </w:p>
+    <w:p>
+      <w:pPr>
+        <w:spacing w:line="360" w:lineRule="auto" w:after="120"/>
+        <w:jc w:val="both"/>
+      </w:pPr>
+      <w:r>
+        <w:rPr>
+          <w:rFonts w:ascii="Arial" w:hAnsi="Arial" w:cs="Arial"/>
+          <w:b w:val="0"/>
+          <w:i w:val="0"/>
+          <w:sz w:val="22"/>
+        </w:rPr>
+        <w:t xml:space="preserve">Pembobotan setpoint pada aksi proporsional bekerja dengan semangat serupa. Aksi proporsional dihitung dari selisih antara setpoint berbobot dan keluaran, sehingga respons terhadap perubahan setpoint dapat dilunakkan tanpa mengubah sifat penolakan gangguan maupun kestabilan loop.</w:t>
+      </w:r>
+    </w:p>
+    <w:p>
+      <w:pPr>
+        <w:spacing w:line="360" w:lineRule="auto" w:after="120"/>
+        <w:jc w:val="both"/>
+      </w:pPr>
+      <w:r>
+        <w:rPr>
+          <w:rFonts w:ascii="Arial" w:hAnsi="Arial" w:cs="Arial"/>
+          <w:b w:val="0"/>
+          <w:i w:val="0"/>
+          <w:sz w:val="22"/>
+        </w:rPr>
+        <w:t xml:space="preserve">Untuk proses berdead-time besar, struktur prediktor memisahkan pengaruh tundaan dari perhitungan umpan balik dengan memakai model plant. Sistem menjadi jauh lebih agresif secara aman, namun kinerjanya kini bergantung pada ketepatan model. Bila model meleset, keunggulannya cepat hilang.</w:t>
+      </w:r>
+    </w:p>
+    <w:p>
+      <w:pPr>
+        <w:spacing w:line="360" w:lineRule="auto" w:after="120"/>
+        <w:jc w:val="both"/>
+      </w:pPr>
+      <w:r>
+        <w:rPr>
+          <w:rFonts w:ascii="Arial" w:hAnsi="Arial" w:cs="Arial"/>
+          <w:b w:val="0"/>
+          <w:i w:val="0"/>
+          <w:sz w:val="22"/>
+        </w:rPr>
+        <w:t xml:space="preserve">Pada sistem dengan besaran cepat di dalam besaran lambat, struktur bersarang biasanya lebih efektif daripada satu PID tunggal yang disetel sangat agresif. Loop dalam menekan gangguan di dekat sumbernya dan menyederhanakan penyetelan, karena tiap loop dapat disetel bergiliran dari dalam ke luar.</w:t>
+      </w:r>
+      <w:r>
+        <w:rPr>
+          <w:rFonts w:ascii="Arial" w:hAnsi="Arial" w:cs="Arial"/>
+          <w:b w:val="0"/>
+          <w:i w:val="0"/>
+          <w:sz w:val="22"/>
+        </w:rPr>
+        <w:t xml:space="preserve"> Hubungan ini dirangkum dalam Persamaan (5).</w:t>
+      </w:r>
+    </w:p>
+    <w:p>
+      <w:pPr>
+        <w:spacing w:before="40" w:after="120"/>
+        <w:jc w:val="center"/>
+      </w:pPr>
+      <w:r>
+        <w:rPr>
+          <w:rFonts w:ascii="Arial" w:hAnsi="Arial" w:cs="Arial"/>
+          <w:b/>
+          <w:i/>
+          <w:color w:val="305496"/>
+          <w:sz w:val="22"/>
+        </w:rPr>
+        <w:t xml:space="preserve">turunan dari keluaran: D = -Kd·dy/dt   |   bobot setpoint: P = Kp·(b·r - y)</w:t>
+      </w:r>
+      <w:r>
+        <w:rPr>
+          <w:rFonts w:ascii="Arial" w:hAnsi="Arial" w:cs="Arial"/>
+          <w:b/>
+          <w:i/>
+          <w:color w:val="305496"/>
+          <w:sz w:val="22"/>
+        </w:rPr>
+        <w:t xml:space="preserve">   (5)</w:t>
       </w:r>
     </w:p>
     <w:p>
@@ -3432,7 +3598,7 @@
           <w:color w:val="305496"/>
           <w:sz w:val="22"/>
         </w:rPr>
-        <w:t xml:space="preserve">P dulu -&gt; tambahkan I dari Ti besar -&gt; tambahkan D terakhir bila perlu</w:t>
+        <w:t xml:space="preserve">P dulu → tambahkan I dari Ti besar → tambahkan D terakhir bila perlu</w:t>
       </w:r>
     </w:p>
     <w:p>
@@ -3524,7 +3690,7 @@
           <w:color w:val="305496"/>
           <w:sz w:val="22"/>
         </w:rPr>
-        <w:t xml:space="preserve">loop dalam &gt;= 5 kali lebih cepat, disetel lebih dahulu dengan loop luar manual</w:t>
+        <w:t xml:space="preserve">loop dalam ≥ 5 kali lebih cepat, disetel lebih dahulu dengan loop luar manual</w:t>
       </w:r>
     </w:p>
     <w:p>
@@ -3601,6 +3767,15 @@
           <w:sz w:val="22"/>
         </w:rPr>
         <w:t xml:space="preserve">Bila dead time memang tidak dapat dikurangi, struktur prediktor memakai model plant untuk memperkirakan akibat tindakan sebelum akibat itu terukur. Sistem menjadi jauh lebih agresif secara aman, dengan syarat modelnya cukup tepat, dan bila model meleset, keunggulannya cepat hilang.</w:t>
+      </w:r>
+      <w:r>
+        <w:rPr>
+          <w:rFonts w:ascii="Arial" w:hAnsi="Arial" w:cs="Arial"/>
+          <w:b w:val="0"/>
+          <w:i w:val="0"/>
+          <w:sz w:val="22"/>
+        </w:rPr>
+        <w:t xml:space="preserve"> Bentuk ringkasnya dituliskan pada Persamaan (6).</w:t>
       </w:r>
     </w:p>
     <w:p>
@@ -3616,7 +3791,17 @@
           <w:color w:val="305496"/>
           <w:sz w:val="22"/>
         </w:rPr>
-        <w:t xml:space="preserve">L/tau besar =&gt; penguatan aman mengecil; kurangi L dulu sebelum menyetel</w:t>
+        <w:t xml:space="preserve">L/τ besar ⇒ penguatan aman mengecil; kurangi L dulu sebelum menyetel</w:t>
+      </w:r>
+      <w:r>
+        <w:rPr>
+          <w:rFonts w:ascii="Arial" w:hAnsi="Arial" w:cs="Arial"/>
+          <w:b/>
+          <w:i/>
+          <w:color w:val="305496"/>
+          <w:sz w:val="22"/>
+        </w:rPr>
+        <w:t xml:space="preserve">   (6)</w:t>
       </w:r>
     </w:p>
     <w:p>
@@ -3820,6 +4005,15 @@
         </w:rPr>
         <w:t xml:space="preserve">Penurunan berikut menunjukkan cara menghitung parameter controller langsung dari spesifikasi, bukan lewat coba-coba.</w:t>
       </w:r>
+      <w:r>
+        <w:rPr>
+          <w:rFonts w:ascii="Arial" w:hAnsi="Arial" w:cs="Arial"/>
+          <w:b w:val="0"/>
+          <w:i w:val="0"/>
+          <w:sz w:val="22"/>
+        </w:rPr>
+        <w:t xml:space="preserve"> Persamaan (7) memadatkan aturan tersebut.</w:t>
+      </w:r>
     </w:p>
     <w:p>
       <w:pPr>
@@ -3849,44 +4043,8 @@
           <w:color w:val="305496"/>
           <w:sz w:val="22"/>
         </w:rPr>
-        <w:t xml:space="preserve">G = K/(tau*s+1),  C = Kp + Ki/s</w:t>
-      </w:r>
-    </w:p>
-    <w:p>
-      <w:pPr>
-        <w:spacing w:line="360" w:lineRule="auto" w:after="120"/>
-        <w:jc w:val="both"/>
-      </w:pPr>
-      <w:r>
-        <w:rPr>
-          <w:rFonts w:ascii="Arial" w:hAnsi="Arial" w:cs="Arial"/>
-          <w:b w:val="0"/>
-          <w:i w:val="0"/>
-          <w:sz w:val="22"/>
-        </w:rPr>
-        <w:t xml:space="preserve">Dipilih PI karena spesifikasi menuntut error tunak nol terhadap step.</w:t>
-      </w:r>
-    </w:p>
-    <w:p>
-      <w:pPr>
-        <w:spacing w:line="360" w:lineRule="auto" w:after="120"/>
-        <w:jc w:val="both"/>
-      </w:pPr>
-      <w:r>
-        <w:rPr>
-          <w:rFonts w:ascii="Arial" w:hAnsi="Arial" w:cs="Arial"/>
-          <w:b w:val="0"/>
-          <w:i w:val="0"/>
-          <w:sz w:val="22"/>
-        </w:rPr>
-        <w:t xml:space="preserve">2. Gain lintasan terbuka</w:t>
-      </w:r>
-    </w:p>
-    <w:p>
-      <w:pPr>
-        <w:spacing w:before="40" w:after="120"/>
-        <w:jc w:val="center"/>
-      </w:pPr>
+        <w:t xml:space="preserve">G = K/(τ·s+1),  C = Kp + Ki/s</w:t>
+      </w:r>
       <w:r>
         <w:rPr>
           <w:rFonts w:ascii="Arial" w:hAnsi="Arial" w:cs="Arial"/>
@@ -3895,37 +4053,46 @@
           <w:color w:val="305496"/>
           <w:sz w:val="22"/>
         </w:rPr>
-        <w:t xml:space="preserve">L = (Kp*s + Ki)*K/(s*(tau*s+1))</w:t>
-      </w:r>
-    </w:p>
-    <w:p>
-      <w:pPr>
-        <w:spacing w:line="360" w:lineRule="auto" w:after="120"/>
-        <w:jc w:val="both"/>
-      </w:pPr>
-      <w:r>
-        <w:rPr>
-          <w:rFonts w:ascii="Arial" w:hAnsi="Arial" w:cs="Arial"/>
-          <w:b w:val="0"/>
-          <w:i w:val="0"/>
-          <w:sz w:val="22"/>
-        </w:rPr>
-        <w:t xml:space="preserve">Controller disatukan menjadi satu pecahan.</w:t>
-      </w:r>
-    </w:p>
-    <w:p>
-      <w:pPr>
-        <w:spacing w:line="360" w:lineRule="auto" w:after="120"/>
-        <w:jc w:val="both"/>
-      </w:pPr>
-      <w:r>
-        <w:rPr>
-          <w:rFonts w:ascii="Arial" w:hAnsi="Arial" w:cs="Arial"/>
-          <w:b w:val="0"/>
-          <w:i w:val="0"/>
-          <w:sz w:val="22"/>
-        </w:rPr>
-        <w:t xml:space="preserve">3. Persamaan karakteristik</w:t>
+        <w:t xml:space="preserve">   (7)</w:t>
+      </w:r>
+    </w:p>
+    <w:p>
+      <w:pPr>
+        <w:spacing w:line="360" w:lineRule="auto" w:after="120"/>
+        <w:jc w:val="both"/>
+      </w:pPr>
+      <w:r>
+        <w:rPr>
+          <w:rFonts w:ascii="Arial" w:hAnsi="Arial" w:cs="Arial"/>
+          <w:b w:val="0"/>
+          <w:i w:val="0"/>
+          <w:sz w:val="22"/>
+        </w:rPr>
+        <w:t xml:space="preserve">Dipilih PI karena spesifikasi menuntut error tunak nol terhadap step.</w:t>
+      </w:r>
+      <w:r>
+        <w:rPr>
+          <w:rFonts w:ascii="Arial" w:hAnsi="Arial" w:cs="Arial"/>
+          <w:b w:val="0"/>
+          <w:i w:val="0"/>
+          <w:sz w:val="22"/>
+        </w:rPr>
+        <w:t xml:space="preserve"> Rangkuman kuantitatifnya tertulis pada Persamaan (8).</w:t>
+      </w:r>
+    </w:p>
+    <w:p>
+      <w:pPr>
+        <w:spacing w:line="360" w:lineRule="auto" w:after="120"/>
+        <w:jc w:val="both"/>
+      </w:pPr>
+      <w:r>
+        <w:rPr>
+          <w:rFonts w:ascii="Arial" w:hAnsi="Arial" w:cs="Arial"/>
+          <w:b w:val="0"/>
+          <w:i w:val="0"/>
+          <w:sz w:val="22"/>
+        </w:rPr>
+        <w:t xml:space="preserve">2. Gain lintasan terbuka</w:t>
       </w:r>
     </w:p>
     <w:p>
@@ -3941,44 +4108,8 @@
           <w:color w:val="305496"/>
           <w:sz w:val="22"/>
         </w:rPr>
-        <w:t xml:space="preserve">tau*s^2 + (1 + K*Kp)*s + K*Ki = 0</w:t>
-      </w:r>
-    </w:p>
-    <w:p>
-      <w:pPr>
-        <w:spacing w:line="360" w:lineRule="auto" w:after="120"/>
-        <w:jc w:val="both"/>
-      </w:pPr>
-      <w:r>
-        <w:rPr>
-          <w:rFonts w:ascii="Arial" w:hAnsi="Arial" w:cs="Arial"/>
-          <w:b w:val="0"/>
-          <w:i w:val="0"/>
-          <w:sz w:val="22"/>
-        </w:rPr>
-        <w:t xml:space="preserve">Diperoleh dari 1 + L = 0 lalu dikalikan penyebutnya.</w:t>
-      </w:r>
-    </w:p>
-    <w:p>
-      <w:pPr>
-        <w:spacing w:line="360" w:lineRule="auto" w:after="120"/>
-        <w:jc w:val="both"/>
-      </w:pPr>
-      <w:r>
-        <w:rPr>
-          <w:rFonts w:ascii="Arial" w:hAnsi="Arial" w:cs="Arial"/>
-          <w:b w:val="0"/>
-          <w:i w:val="0"/>
-          <w:sz w:val="22"/>
-        </w:rPr>
-        <w:t xml:space="preserve">4. Bentuk baku orde dua</w:t>
-      </w:r>
-    </w:p>
-    <w:p>
-      <w:pPr>
-        <w:spacing w:before="40" w:after="120"/>
-        <w:jc w:val="center"/>
-      </w:pPr>
+        <w:t xml:space="preserve">L = (Kp·s + Ki)·K/(s·(τ·s+1))</w:t>
+      </w:r>
       <w:r>
         <w:rPr>
           <w:rFonts w:ascii="Arial" w:hAnsi="Arial" w:cs="Arial"/>
@@ -3987,37 +4118,46 @@
           <w:color w:val="305496"/>
           <w:sz w:val="22"/>
         </w:rPr>
-        <w:t xml:space="preserve">s^2 + (1+K*Kp)/tau * s + K*Ki/tau = 0</w:t>
-      </w:r>
-    </w:p>
-    <w:p>
-      <w:pPr>
-        <w:spacing w:line="360" w:lineRule="auto" w:after="120"/>
-        <w:jc w:val="both"/>
-      </w:pPr>
-      <w:r>
-        <w:rPr>
-          <w:rFonts w:ascii="Arial" w:hAnsi="Arial" w:cs="Arial"/>
-          <w:b w:val="0"/>
-          <w:i w:val="0"/>
-          <w:sz w:val="22"/>
-        </w:rPr>
-        <w:t xml:space="preserve">Seluruh persamaan dibagi tau.</w:t>
-      </w:r>
-    </w:p>
-    <w:p>
-      <w:pPr>
-        <w:spacing w:line="360" w:lineRule="auto" w:after="120"/>
-        <w:jc w:val="both"/>
-      </w:pPr>
-      <w:r>
-        <w:rPr>
-          <w:rFonts w:ascii="Arial" w:hAnsi="Arial" w:cs="Arial"/>
-          <w:b w:val="0"/>
-          <w:i w:val="0"/>
-          <w:sz w:val="22"/>
-        </w:rPr>
-        <w:t xml:space="preserve">5. Cocokkan suku konstanta</w:t>
+        <w:t xml:space="preserve">   (8)</w:t>
+      </w:r>
+    </w:p>
+    <w:p>
+      <w:pPr>
+        <w:spacing w:line="360" w:lineRule="auto" w:after="120"/>
+        <w:jc w:val="both"/>
+      </w:pPr>
+      <w:r>
+        <w:rPr>
+          <w:rFonts w:ascii="Arial" w:hAnsi="Arial" w:cs="Arial"/>
+          <w:b w:val="0"/>
+          <w:i w:val="0"/>
+          <w:sz w:val="22"/>
+        </w:rPr>
+        <w:t xml:space="preserve">Controller disatukan menjadi satu pecahan.</w:t>
+      </w:r>
+      <w:r>
+        <w:rPr>
+          <w:rFonts w:ascii="Arial" w:hAnsi="Arial" w:cs="Arial"/>
+          <w:b w:val="0"/>
+          <w:i w:val="0"/>
+          <w:sz w:val="22"/>
+        </w:rPr>
+        <w:t xml:space="preserve"> Hubungan ini dirangkum dalam Persamaan (9).</w:t>
+      </w:r>
+    </w:p>
+    <w:p>
+      <w:pPr>
+        <w:spacing w:line="360" w:lineRule="auto" w:after="120"/>
+        <w:jc w:val="both"/>
+      </w:pPr>
+      <w:r>
+        <w:rPr>
+          <w:rFonts w:ascii="Arial" w:hAnsi="Arial" w:cs="Arial"/>
+          <w:b w:val="0"/>
+          <w:i w:val="0"/>
+          <w:sz w:val="22"/>
+        </w:rPr>
+        <w:t xml:space="preserve">3. Persamaan karakteristik</w:t>
       </w:r>
     </w:p>
     <w:p>
@@ -4033,44 +4173,8 @@
           <w:color w:val="305496"/>
           <w:sz w:val="22"/>
         </w:rPr>
-        <w:t xml:space="preserve">wn^2 = K*Ki/tau  =&gt;  Ki = tau*wn^2/K</w:t>
-      </w:r>
-    </w:p>
-    <w:p>
-      <w:pPr>
-        <w:spacing w:line="360" w:lineRule="auto" w:after="120"/>
-        <w:jc w:val="both"/>
-      </w:pPr>
-      <w:r>
-        <w:rPr>
-          <w:rFonts w:ascii="Arial" w:hAnsi="Arial" w:cs="Arial"/>
-          <w:b w:val="0"/>
-          <w:i w:val="0"/>
-          <w:sz w:val="22"/>
-        </w:rPr>
-        <w:t xml:space="preserve">Frekuensi alami menentukan Ki.</w:t>
-      </w:r>
-    </w:p>
-    <w:p>
-      <w:pPr>
-        <w:spacing w:line="360" w:lineRule="auto" w:after="120"/>
-        <w:jc w:val="both"/>
-      </w:pPr>
-      <w:r>
-        <w:rPr>
-          <w:rFonts w:ascii="Arial" w:hAnsi="Arial" w:cs="Arial"/>
-          <w:b w:val="0"/>
-          <w:i w:val="0"/>
-          <w:sz w:val="22"/>
-        </w:rPr>
-        <w:t xml:space="preserve">6. Cocokkan koefisien s</w:t>
-      </w:r>
-    </w:p>
-    <w:p>
-      <w:pPr>
-        <w:spacing w:before="40" w:after="120"/>
-        <w:jc w:val="center"/>
-      </w:pPr>
+        <w:t xml:space="preserve">τ·s</w:t>
+      </w:r>
       <w:r>
         <w:rPr>
           <w:rFonts w:ascii="Arial" w:hAnsi="Arial" w:cs="Arial"/>
@@ -4078,8 +4182,287 @@
           <w:i/>
           <w:color w:val="305496"/>
           <w:sz w:val="22"/>
-        </w:rPr>
-        <w:t xml:space="preserve">2*z*wn = (1 + K*Kp)/tau  =&gt;  Kp = (2*z*wn*tau - 1)/K</w:t>
+          <w:vertAlign w:val="superscript"/>
+        </w:rPr>
+        <w:t xml:space="preserve">2</w:t>
+      </w:r>
+      <w:r>
+        <w:rPr>
+          <w:rFonts w:ascii="Arial" w:hAnsi="Arial" w:cs="Arial"/>
+          <w:b/>
+          <w:i/>
+          <w:color w:val="305496"/>
+          <w:sz w:val="22"/>
+        </w:rPr>
+        <w:t xml:space="preserve"> + (1 + K·Kp)·s + K·Ki = 0</w:t>
+      </w:r>
+      <w:r>
+        <w:rPr>
+          <w:rFonts w:ascii="Arial" w:hAnsi="Arial" w:cs="Arial"/>
+          <w:b/>
+          <w:i/>
+          <w:color w:val="305496"/>
+          <w:sz w:val="22"/>
+        </w:rPr>
+        <w:t xml:space="preserve">   (9)</w:t>
+      </w:r>
+    </w:p>
+    <w:p>
+      <w:pPr>
+        <w:spacing w:line="360" w:lineRule="auto" w:after="120"/>
+        <w:jc w:val="both"/>
+      </w:pPr>
+      <w:r>
+        <w:rPr>
+          <w:rFonts w:ascii="Arial" w:hAnsi="Arial" w:cs="Arial"/>
+          <w:b w:val="0"/>
+          <w:i w:val="0"/>
+          <w:sz w:val="22"/>
+        </w:rPr>
+        <w:t xml:space="preserve">Diperoleh dari 1 + L = 0 lalu dikalikan penyebutnya.</w:t>
+      </w:r>
+      <w:r>
+        <w:rPr>
+          <w:rFonts w:ascii="Arial" w:hAnsi="Arial" w:cs="Arial"/>
+          <w:b w:val="0"/>
+          <w:i w:val="0"/>
+          <w:sz w:val="22"/>
+        </w:rPr>
+        <w:t xml:space="preserve"> Bentuk ringkasnya dituliskan pada Persamaan (10).</w:t>
+      </w:r>
+    </w:p>
+    <w:p>
+      <w:pPr>
+        <w:spacing w:line="360" w:lineRule="auto" w:after="120"/>
+        <w:jc w:val="both"/>
+      </w:pPr>
+      <w:r>
+        <w:rPr>
+          <w:rFonts w:ascii="Arial" w:hAnsi="Arial" w:cs="Arial"/>
+          <w:b w:val="0"/>
+          <w:i w:val="0"/>
+          <w:sz w:val="22"/>
+        </w:rPr>
+        <w:t xml:space="preserve">4. Bentuk baku orde dua</w:t>
+      </w:r>
+    </w:p>
+    <w:p>
+      <w:pPr>
+        <w:spacing w:before="40" w:after="120"/>
+        <w:jc w:val="center"/>
+      </w:pPr>
+      <w:r>
+        <w:rPr>
+          <w:rFonts w:ascii="Arial" w:hAnsi="Arial" w:cs="Arial"/>
+          <w:b/>
+          <w:i/>
+          <w:color w:val="305496"/>
+          <w:sz w:val="22"/>
+        </w:rPr>
+        <w:t xml:space="preserve">s</w:t>
+      </w:r>
+      <w:r>
+        <w:rPr>
+          <w:rFonts w:ascii="Arial" w:hAnsi="Arial" w:cs="Arial"/>
+          <w:b/>
+          <w:i/>
+          <w:color w:val="305496"/>
+          <w:sz w:val="22"/>
+          <w:vertAlign w:val="superscript"/>
+        </w:rPr>
+        <w:t xml:space="preserve">2</w:t>
+      </w:r>
+      <w:r>
+        <w:rPr>
+          <w:rFonts w:ascii="Arial" w:hAnsi="Arial" w:cs="Arial"/>
+          <w:b/>
+          <w:i/>
+          <w:color w:val="305496"/>
+          <w:sz w:val="22"/>
+        </w:rPr>
+        <w:t xml:space="preserve"> + (1+K·Kp)/τ·s + K·Ki/τ = 0</w:t>
+      </w:r>
+      <w:r>
+        <w:rPr>
+          <w:rFonts w:ascii="Arial" w:hAnsi="Arial" w:cs="Arial"/>
+          <w:b/>
+          <w:i/>
+          <w:color w:val="305496"/>
+          <w:sz w:val="22"/>
+        </w:rPr>
+        <w:t xml:space="preserve">   (10)</w:t>
+      </w:r>
+    </w:p>
+    <w:p>
+      <w:pPr>
+        <w:spacing w:line="360" w:lineRule="auto" w:after="120"/>
+        <w:jc w:val="both"/>
+      </w:pPr>
+      <w:r>
+        <w:rPr>
+          <w:rFonts w:ascii="Arial" w:hAnsi="Arial" w:cs="Arial"/>
+          <w:b w:val="0"/>
+          <w:i w:val="0"/>
+          <w:sz w:val="22"/>
+        </w:rPr>
+        <w:t xml:space="preserve">Seluruh persamaan dibagi τ.</w:t>
+      </w:r>
+      <w:r>
+        <w:rPr>
+          <w:rFonts w:ascii="Arial" w:hAnsi="Arial" w:cs="Arial"/>
+          <w:b w:val="0"/>
+          <w:i w:val="0"/>
+          <w:sz w:val="22"/>
+        </w:rPr>
+        <w:t xml:space="preserve"> Persamaan (11) memadatkan aturan tersebut.</w:t>
+      </w:r>
+    </w:p>
+    <w:p>
+      <w:pPr>
+        <w:spacing w:line="360" w:lineRule="auto" w:after="120"/>
+        <w:jc w:val="both"/>
+      </w:pPr>
+      <w:r>
+        <w:rPr>
+          <w:rFonts w:ascii="Arial" w:hAnsi="Arial" w:cs="Arial"/>
+          <w:b w:val="0"/>
+          <w:i w:val="0"/>
+          <w:sz w:val="22"/>
+        </w:rPr>
+        <w:t xml:space="preserve">5. Cocokkan suku konstanta</w:t>
+      </w:r>
+    </w:p>
+    <w:p>
+      <w:pPr>
+        <w:spacing w:before="40" w:after="120"/>
+        <w:jc w:val="center"/>
+      </w:pPr>
+      <w:r>
+        <w:rPr>
+          <w:rFonts w:ascii="Arial" w:hAnsi="Arial" w:cs="Arial"/>
+          <w:b/>
+          <w:i/>
+          <w:color w:val="305496"/>
+          <w:sz w:val="22"/>
+        </w:rPr>
+        <w:t xml:space="preserve">wn</w:t>
+      </w:r>
+      <w:r>
+        <w:rPr>
+          <w:rFonts w:ascii="Arial" w:hAnsi="Arial" w:cs="Arial"/>
+          <w:b/>
+          <w:i/>
+          <w:color w:val="305496"/>
+          <w:sz w:val="22"/>
+          <w:vertAlign w:val="superscript"/>
+        </w:rPr>
+        <w:t xml:space="preserve">2</w:t>
+      </w:r>
+      <w:r>
+        <w:rPr>
+          <w:rFonts w:ascii="Arial" w:hAnsi="Arial" w:cs="Arial"/>
+          <w:b/>
+          <w:i/>
+          <w:color w:val="305496"/>
+          <w:sz w:val="22"/>
+        </w:rPr>
+        <w:t xml:space="preserve"> = K·Ki/τ  ⇒  Ki = τ·wn</w:t>
+      </w:r>
+      <w:r>
+        <w:rPr>
+          <w:rFonts w:ascii="Arial" w:hAnsi="Arial" w:cs="Arial"/>
+          <w:b/>
+          <w:i/>
+          <w:color w:val="305496"/>
+          <w:sz w:val="22"/>
+          <w:vertAlign w:val="superscript"/>
+        </w:rPr>
+        <w:t xml:space="preserve">2</w:t>
+      </w:r>
+      <w:r>
+        <w:rPr>
+          <w:rFonts w:ascii="Arial" w:hAnsi="Arial" w:cs="Arial"/>
+          <w:b/>
+          <w:i/>
+          <w:color w:val="305496"/>
+          <w:sz w:val="22"/>
+        </w:rPr>
+        <w:t xml:space="preserve">/K</w:t>
+      </w:r>
+      <w:r>
+        <w:rPr>
+          <w:rFonts w:ascii="Arial" w:hAnsi="Arial" w:cs="Arial"/>
+          <w:b/>
+          <w:i/>
+          <w:color w:val="305496"/>
+          <w:sz w:val="22"/>
+        </w:rPr>
+        <w:t xml:space="preserve">   (11)</w:t>
+      </w:r>
+    </w:p>
+    <w:p>
+      <w:pPr>
+        <w:spacing w:line="360" w:lineRule="auto" w:after="120"/>
+        <w:jc w:val="both"/>
+      </w:pPr>
+      <w:r>
+        <w:rPr>
+          <w:rFonts w:ascii="Arial" w:hAnsi="Arial" w:cs="Arial"/>
+          <w:b w:val="0"/>
+          <w:i w:val="0"/>
+          <w:sz w:val="22"/>
+        </w:rPr>
+        <w:t xml:space="preserve">Frekuensi alami menentukan Ki.</w:t>
+      </w:r>
+      <w:r>
+        <w:rPr>
+          <w:rFonts w:ascii="Arial" w:hAnsi="Arial" w:cs="Arial"/>
+          <w:b w:val="0"/>
+          <w:i w:val="0"/>
+          <w:sz w:val="22"/>
+        </w:rPr>
+        <w:t xml:space="preserve"> Rangkuman kuantitatifnya tertulis pada Persamaan (12).</w:t>
+      </w:r>
+    </w:p>
+    <w:p>
+      <w:pPr>
+        <w:spacing w:line="360" w:lineRule="auto" w:after="120"/>
+        <w:jc w:val="both"/>
+      </w:pPr>
+      <w:r>
+        <w:rPr>
+          <w:rFonts w:ascii="Arial" w:hAnsi="Arial" w:cs="Arial"/>
+          <w:b w:val="0"/>
+          <w:i w:val="0"/>
+          <w:sz w:val="22"/>
+        </w:rPr>
+        <w:t xml:space="preserve">6. Cocokkan koefisien s</w:t>
+      </w:r>
+    </w:p>
+    <w:p>
+      <w:pPr>
+        <w:spacing w:before="40" w:after="120"/>
+        <w:jc w:val="center"/>
+      </w:pPr>
+      <w:r>
+        <w:rPr>
+          <w:rFonts w:ascii="Arial" w:hAnsi="Arial" w:cs="Arial"/>
+          <w:b/>
+          <w:i/>
+          <w:color w:val="305496"/>
+          <w:sz w:val="22"/>
+        </w:rPr>
+        <w:t xml:space="preserve">2·z·wn = (1 + K·Kp)/τ  ⇒  Kp = (2·z·wn·τ - 1)/K</w:t>
+      </w:r>
+      <w:r>
+        <w:rPr>
+          <w:rFonts w:ascii="Arial" w:hAnsi="Arial" w:cs="Arial"/>
+          <w:b/>
+          <w:i/>
+          <w:color w:val="305496"/>
+          <w:sz w:val="22"/>
+        </w:rPr>
+        <w:t xml:space="preserve">   (12)</w:t>
       </w:r>
     </w:p>
     <w:p>
@@ -4110,6 +4493,15 @@
           <w:sz w:val="22"/>
         </w:rPr>
         <w:t xml:space="preserve">Kedua parameter kini diperoleh langsung dari z dan wn, yang sendiri diturunkan dari batas overshoot dan waktu menetap. Perhatikan Kp dapat bernilai negatif bila wn yang diminta terlalu kecil, pertanda spesifikasinya sendiri tidak masuk akal untuk plant tersebut.</w:t>
+      </w:r>
+      <w:r>
+        <w:rPr>
+          <w:rFonts w:ascii="Arial" w:hAnsi="Arial" w:cs="Arial"/>
+          <w:b w:val="0"/>
+          <w:i w:val="0"/>
+          <w:sz w:val="22"/>
+        </w:rPr>
+        <w:t xml:space="preserve"> Hubungan ini dirangkum dalam Persamaan (13).</w:t>
       </w:r>
     </w:p>
     <w:p>
@@ -4147,7 +4539,7 @@
           <w:i w:val="0"/>
           <w:sz w:val="22"/>
         </w:rPr>
-        <w:t xml:space="preserve">Diketahui: Plant G(s) = 2/(5s + 1), yaitu K = 2 dan tau = 5 detik · Spesifikasi: overshoot maksimum 10 persen dan waktu menetap maksimum 4 detik pada pita dua persen</w:t>
+        <w:t xml:space="preserve">Diketahui: Plant G(s) = 2/(5s + 1), yaitu K = 2 dan τ = 5 detik · Spesifikasi: overshoot maksimum 10 persen dan waktu menetap maksimum 4 detik pada pita dua persen</w:t>
       </w:r>
     </w:p>
     <w:p>
@@ -4178,44 +4570,8 @@
           <w:color w:val="305496"/>
           <w:sz w:val="22"/>
         </w:rPr>
-        <w:t xml:space="preserve">z = -ln(0,10)/sqrt(pi^2 + ln(0,10)^2) = 0,5912</w:t>
-      </w:r>
-    </w:p>
-    <w:p>
-      <w:pPr>
-        <w:spacing w:line="360" w:lineRule="auto" w:after="120"/>
-        <w:jc w:val="both"/>
-      </w:pPr>
-      <w:r>
-        <w:rPr>
-          <w:rFonts w:ascii="Arial" w:hAnsi="Arial" w:cs="Arial"/>
-          <w:b w:val="0"/>
-          <w:i w:val="0"/>
-          <w:sz w:val="22"/>
-        </w:rPr>
-        <w:t xml:space="preserve">Batas overshoot menetapkan z.</w:t>
-      </w:r>
-    </w:p>
-    <w:p>
-      <w:pPr>
-        <w:spacing w:line="360" w:lineRule="auto" w:after="120"/>
-        <w:jc w:val="both"/>
-      </w:pPr>
-      <w:r>
-        <w:rPr>
-          <w:rFonts w:ascii="Arial" w:hAnsi="Arial" w:cs="Arial"/>
-          <w:b w:val="0"/>
-          <w:i w:val="0"/>
-          <w:sz w:val="22"/>
-        </w:rPr>
-        <w:t xml:space="preserve">2. Frekuensi alami dari waktu menetap</w:t>
-      </w:r>
-    </w:p>
-    <w:p>
-      <w:pPr>
-        <w:spacing w:before="40" w:after="120"/>
-        <w:jc w:val="center"/>
-      </w:pPr>
+        <w:t xml:space="preserve">z = -ln(0,10)/√(π</w:t>
+      </w:r>
       <w:r>
         <w:rPr>
           <w:rFonts w:ascii="Arial" w:hAnsi="Arial" w:cs="Arial"/>
@@ -4223,45 +4579,10 @@
           <w:i/>
           <w:color w:val="305496"/>
           <w:sz w:val="22"/>
-        </w:rPr>
-        <w:t xml:space="preserve">wn = 4/(z*t_s) = 4/(0,5912*4) = 1,6917</w:t>
-      </w:r>
-    </w:p>
-    <w:p>
-      <w:pPr>
-        <w:spacing w:line="360" w:lineRule="auto" w:after="120"/>
-        <w:jc w:val="both"/>
-      </w:pPr>
-      <w:r>
-        <w:rPr>
-          <w:rFonts w:ascii="Arial" w:hAnsi="Arial" w:cs="Arial"/>
-          <w:b w:val="0"/>
-          <w:i w:val="0"/>
-          <w:sz w:val="22"/>
-        </w:rPr>
-        <w:t xml:space="preserve">Tuntutan kecepatan menetapkan wn.</w:t>
-      </w:r>
-    </w:p>
-    <w:p>
-      <w:pPr>
-        <w:spacing w:line="360" w:lineRule="auto" w:after="120"/>
-        <w:jc w:val="both"/>
-      </w:pPr>
-      <w:r>
-        <w:rPr>
-          <w:rFonts w:ascii="Arial" w:hAnsi="Arial" w:cs="Arial"/>
-          <w:b w:val="0"/>
-          <w:i w:val="0"/>
-          <w:sz w:val="22"/>
-        </w:rPr>
-        <w:t xml:space="preserve">3. Hitung Ki</w:t>
-      </w:r>
-    </w:p>
-    <w:p>
-      <w:pPr>
-        <w:spacing w:before="40" w:after="120"/>
-        <w:jc w:val="center"/>
-      </w:pPr>
+          <w:vertAlign w:val="superscript"/>
+        </w:rPr>
+        <w:t xml:space="preserve">2</w:t>
+      </w:r>
       <w:r>
         <w:rPr>
           <w:rFonts w:ascii="Arial" w:hAnsi="Arial" w:cs="Arial"/>
@@ -4270,44 +4591,8 @@
           <w:color w:val="305496"/>
           <w:sz w:val="22"/>
         </w:rPr>
-        <w:t xml:space="preserve">Ki = tau*wn^2/K = 5*2,8619/2 = 7,1547</w:t>
-      </w:r>
-    </w:p>
-    <w:p>
-      <w:pPr>
-        <w:spacing w:line="360" w:lineRule="auto" w:after="120"/>
-        <w:jc w:val="both"/>
-      </w:pPr>
-      <w:r>
-        <w:rPr>
-          <w:rFonts w:ascii="Arial" w:hAnsi="Arial" w:cs="Arial"/>
-          <w:b w:val="0"/>
-          <w:i w:val="0"/>
-          <w:sz w:val="22"/>
-        </w:rPr>
-        <w:t xml:space="preserve">Memakai hasil pencocokan suku konstanta.</w:t>
-      </w:r>
-    </w:p>
-    <w:p>
-      <w:pPr>
-        <w:spacing w:line="360" w:lineRule="auto" w:after="120"/>
-        <w:jc w:val="both"/>
-      </w:pPr>
-      <w:r>
-        <w:rPr>
-          <w:rFonts w:ascii="Arial" w:hAnsi="Arial" w:cs="Arial"/>
-          <w:b w:val="0"/>
-          <w:i w:val="0"/>
-          <w:sz w:val="22"/>
-        </w:rPr>
-        <w:t xml:space="preserve">4. Hitung Kp</w:t>
-      </w:r>
-    </w:p>
-    <w:p>
-      <w:pPr>
-        <w:spacing w:before="40" w:after="120"/>
-        <w:jc w:val="center"/>
-      </w:pPr>
+        <w:t xml:space="preserve"> + ln(0,10)</w:t>
+      </w:r>
       <w:r>
         <w:rPr>
           <w:rFonts w:ascii="Arial" w:hAnsi="Arial" w:cs="Arial"/>
@@ -4315,45 +4600,10 @@
           <w:i/>
           <w:color w:val="305496"/>
           <w:sz w:val="22"/>
-        </w:rPr>
-        <w:t xml:space="preserve">Kp = (2*z*wn*tau - 1)/K = (2*0,5912*1,6917*5 - 1)/2</w:t>
-      </w:r>
-    </w:p>
-    <w:p>
-      <w:pPr>
-        <w:spacing w:line="360" w:lineRule="auto" w:after="120"/>
-        <w:jc w:val="both"/>
-      </w:pPr>
-      <w:r>
-        <w:rPr>
-          <w:rFonts w:ascii="Arial" w:hAnsi="Arial" w:cs="Arial"/>
-          <w:b w:val="0"/>
-          <w:i w:val="0"/>
-          <w:sz w:val="22"/>
-        </w:rPr>
-        <w:t xml:space="preserve">Memakai hasil pencocokan koefisien s.</w:t>
-      </w:r>
-    </w:p>
-    <w:p>
-      <w:pPr>
-        <w:spacing w:line="360" w:lineRule="auto" w:after="120"/>
-        <w:jc w:val="both"/>
-      </w:pPr>
-      <w:r>
-        <w:rPr>
-          <w:rFonts w:ascii="Arial" w:hAnsi="Arial" w:cs="Arial"/>
-          <w:b w:val="0"/>
-          <w:i w:val="0"/>
-          <w:sz w:val="22"/>
-        </w:rPr>
-        <w:t xml:space="preserve">5. Selesaikan Kp</w:t>
-      </w:r>
-    </w:p>
-    <w:p>
-      <w:pPr>
-        <w:spacing w:before="40" w:after="120"/>
-        <w:jc w:val="center"/>
-      </w:pPr>
+          <w:vertAlign w:val="superscript"/>
+        </w:rPr>
+        <w:t xml:space="preserve">2</w:t>
+      </w:r>
       <w:r>
         <w:rPr>
           <w:rFonts w:ascii="Arial" w:hAnsi="Arial" w:cs="Arial"/>
@@ -4362,44 +4612,8 @@
           <w:color w:val="305496"/>
           <w:sz w:val="22"/>
         </w:rPr>
-        <w:t xml:space="preserve">= (10,0 - 1)/2 = 4,5</w:t>
-      </w:r>
-    </w:p>
-    <w:p>
-      <w:pPr>
-        <w:spacing w:line="360" w:lineRule="auto" w:after="120"/>
-        <w:jc w:val="both"/>
-      </w:pPr>
-      <w:r>
-        <w:rPr>
-          <w:rFonts w:ascii="Arial" w:hAnsi="Arial" w:cs="Arial"/>
-          <w:b w:val="0"/>
-          <w:i w:val="0"/>
-          <w:sz w:val="22"/>
-        </w:rPr>
-        <w:t xml:space="preserve">Perhatikan 2*z*wn = 4/t_s = 1, sehingga 2*z*wn*tau = 5.</w:t>
-      </w:r>
-    </w:p>
-    <w:p>
-      <w:pPr>
-        <w:spacing w:line="360" w:lineRule="auto" w:after="120"/>
-        <w:jc w:val="both"/>
-      </w:pPr>
-      <w:r>
-        <w:rPr>
-          <w:rFonts w:ascii="Arial" w:hAnsi="Arial" w:cs="Arial"/>
-          <w:b w:val="0"/>
-          <w:i w:val="0"/>
-          <w:sz w:val="22"/>
-        </w:rPr>
-        <w:t xml:space="preserve">6. Periksa waktu integral</w:t>
-      </w:r>
-    </w:p>
-    <w:p>
-      <w:pPr>
-        <w:spacing w:before="40" w:after="120"/>
-        <w:jc w:val="center"/>
-      </w:pPr>
+        <w:t xml:space="preserve">) = 0,5912</w:t>
+      </w:r>
       <w:r>
         <w:rPr>
           <w:rFonts w:ascii="Arial" w:hAnsi="Arial" w:cs="Arial"/>
@@ -4408,22 +4622,427 @@
           <w:color w:val="305496"/>
           <w:sz w:val="22"/>
         </w:rPr>
+        <w:t xml:space="preserve">   (13)</w:t>
+      </w:r>
+    </w:p>
+    <w:p>
+      <w:pPr>
+        <w:spacing w:line="360" w:lineRule="auto" w:after="120"/>
+        <w:jc w:val="both"/>
+      </w:pPr>
+      <w:r>
+        <w:rPr>
+          <w:rFonts w:ascii="Arial" w:hAnsi="Arial" w:cs="Arial"/>
+          <w:b w:val="0"/>
+          <w:i w:val="0"/>
+          <w:sz w:val="22"/>
+        </w:rPr>
+        <w:t xml:space="preserve">Batas overshoot menetapkan z.</w:t>
+      </w:r>
+      <w:r>
+        <w:rPr>
+          <w:rFonts w:ascii="Arial" w:hAnsi="Arial" w:cs="Arial"/>
+          <w:b w:val="0"/>
+          <w:i w:val="0"/>
+          <w:sz w:val="22"/>
+        </w:rPr>
+        <w:t xml:space="preserve"> Bentuk ringkasnya dituliskan pada Persamaan (14).</w:t>
+      </w:r>
+    </w:p>
+    <w:p>
+      <w:pPr>
+        <w:spacing w:line="360" w:lineRule="auto" w:after="120"/>
+        <w:jc w:val="both"/>
+      </w:pPr>
+      <w:r>
+        <w:rPr>
+          <w:rFonts w:ascii="Arial" w:hAnsi="Arial" w:cs="Arial"/>
+          <w:b w:val="0"/>
+          <w:i w:val="0"/>
+          <w:sz w:val="22"/>
+        </w:rPr>
+        <w:t xml:space="preserve">2. Frekuensi alami dari waktu menetap</w:t>
+      </w:r>
+    </w:p>
+    <w:p>
+      <w:pPr>
+        <w:spacing w:before="40" w:after="120"/>
+        <w:jc w:val="center"/>
+      </w:pPr>
+      <w:r>
+        <w:rPr>
+          <w:rFonts w:ascii="Arial" w:hAnsi="Arial" w:cs="Arial"/>
+          <w:b/>
+          <w:i/>
+          <w:color w:val="305496"/>
+          <w:sz w:val="22"/>
+        </w:rPr>
+        <w:t xml:space="preserve">wn = 4/(z·</w:t>
+      </w:r>
+      <w:r>
+        <w:rPr>
+          <w:rFonts w:ascii="Arial" w:hAnsi="Arial" w:cs="Arial"/>
+          <w:b/>
+          <w:i/>
+          <w:color w:val="305496"/>
+          <w:sz w:val="22"/>
+        </w:rPr>
+        <w:t xml:space="preserve">t</w:t>
+      </w:r>
+      <w:r>
+        <w:rPr>
+          <w:rFonts w:ascii="Arial" w:hAnsi="Arial" w:cs="Arial"/>
+          <w:b/>
+          <w:i/>
+          <w:color w:val="305496"/>
+          <w:sz w:val="22"/>
+          <w:vertAlign w:val="subscript"/>
+        </w:rPr>
+        <w:t xml:space="preserve">s</w:t>
+      </w:r>
+      <w:r>
+        <w:rPr>
+          <w:rFonts w:ascii="Arial" w:hAnsi="Arial" w:cs="Arial"/>
+          <w:b/>
+          <w:i/>
+          <w:color w:val="305496"/>
+          <w:sz w:val="22"/>
+        </w:rPr>
+        <w:t xml:space="preserve">) = 4/(0,5912·4) = 1,6917</w:t>
+      </w:r>
+      <w:r>
+        <w:rPr>
+          <w:rFonts w:ascii="Arial" w:hAnsi="Arial" w:cs="Arial"/>
+          <w:b/>
+          <w:i/>
+          <w:color w:val="305496"/>
+          <w:sz w:val="22"/>
+        </w:rPr>
+        <w:t xml:space="preserve">   (14)</w:t>
+      </w:r>
+    </w:p>
+    <w:p>
+      <w:pPr>
+        <w:spacing w:line="360" w:lineRule="auto" w:after="120"/>
+        <w:jc w:val="both"/>
+      </w:pPr>
+      <w:r>
+        <w:rPr>
+          <w:rFonts w:ascii="Arial" w:hAnsi="Arial" w:cs="Arial"/>
+          <w:b w:val="0"/>
+          <w:i w:val="0"/>
+          <w:sz w:val="22"/>
+        </w:rPr>
+        <w:t xml:space="preserve">Tuntutan kecepatan menetapkan wn.</w:t>
+      </w:r>
+      <w:r>
+        <w:rPr>
+          <w:rFonts w:ascii="Arial" w:hAnsi="Arial" w:cs="Arial"/>
+          <w:b w:val="0"/>
+          <w:i w:val="0"/>
+          <w:sz w:val="22"/>
+        </w:rPr>
+        <w:t xml:space="preserve"> Persamaan (15) memadatkan aturan tersebut.</w:t>
+      </w:r>
+    </w:p>
+    <w:p>
+      <w:pPr>
+        <w:spacing w:line="360" w:lineRule="auto" w:after="120"/>
+        <w:jc w:val="both"/>
+      </w:pPr>
+      <w:r>
+        <w:rPr>
+          <w:rFonts w:ascii="Arial" w:hAnsi="Arial" w:cs="Arial"/>
+          <w:b w:val="0"/>
+          <w:i w:val="0"/>
+          <w:sz w:val="22"/>
+        </w:rPr>
+        <w:t xml:space="preserve">3. Hitung Ki</w:t>
+      </w:r>
+    </w:p>
+    <w:p>
+      <w:pPr>
+        <w:spacing w:before="40" w:after="120"/>
+        <w:jc w:val="center"/>
+      </w:pPr>
+      <w:r>
+        <w:rPr>
+          <w:rFonts w:ascii="Arial" w:hAnsi="Arial" w:cs="Arial"/>
+          <w:b/>
+          <w:i/>
+          <w:color w:val="305496"/>
+          <w:sz w:val="22"/>
+        </w:rPr>
+        <w:t xml:space="preserve">Ki = τ·wn</w:t>
+      </w:r>
+      <w:r>
+        <w:rPr>
+          <w:rFonts w:ascii="Arial" w:hAnsi="Arial" w:cs="Arial"/>
+          <w:b/>
+          <w:i/>
+          <w:color w:val="305496"/>
+          <w:sz w:val="22"/>
+          <w:vertAlign w:val="superscript"/>
+        </w:rPr>
+        <w:t xml:space="preserve">2</w:t>
+      </w:r>
+      <w:r>
+        <w:rPr>
+          <w:rFonts w:ascii="Arial" w:hAnsi="Arial" w:cs="Arial"/>
+          <w:b/>
+          <w:i/>
+          <w:color w:val="305496"/>
+          <w:sz w:val="22"/>
+        </w:rPr>
+        <w:t xml:space="preserve">/K = 5·2,8619/2 = 7,1547</w:t>
+      </w:r>
+      <w:r>
+        <w:rPr>
+          <w:rFonts w:ascii="Arial" w:hAnsi="Arial" w:cs="Arial"/>
+          <w:b/>
+          <w:i/>
+          <w:color w:val="305496"/>
+          <w:sz w:val="22"/>
+        </w:rPr>
+        <w:t xml:space="preserve">   (15)</w:t>
+      </w:r>
+    </w:p>
+    <w:p>
+      <w:pPr>
+        <w:spacing w:line="360" w:lineRule="auto" w:after="120"/>
+        <w:jc w:val="both"/>
+      </w:pPr>
+      <w:r>
+        <w:rPr>
+          <w:rFonts w:ascii="Arial" w:hAnsi="Arial" w:cs="Arial"/>
+          <w:b w:val="0"/>
+          <w:i w:val="0"/>
+          <w:sz w:val="22"/>
+        </w:rPr>
+        <w:t xml:space="preserve">Memakai hasil pencocokan suku konstanta.</w:t>
+      </w:r>
+      <w:r>
+        <w:rPr>
+          <w:rFonts w:ascii="Arial" w:hAnsi="Arial" w:cs="Arial"/>
+          <w:b w:val="0"/>
+          <w:i w:val="0"/>
+          <w:sz w:val="22"/>
+        </w:rPr>
+        <w:t xml:space="preserve"> Rangkuman kuantitatifnya tertulis pada Persamaan (16).</w:t>
+      </w:r>
+    </w:p>
+    <w:p>
+      <w:pPr>
+        <w:spacing w:line="360" w:lineRule="auto" w:after="120"/>
+        <w:jc w:val="both"/>
+      </w:pPr>
+      <w:r>
+        <w:rPr>
+          <w:rFonts w:ascii="Arial" w:hAnsi="Arial" w:cs="Arial"/>
+          <w:b w:val="0"/>
+          <w:i w:val="0"/>
+          <w:sz w:val="22"/>
+        </w:rPr>
+        <w:t xml:space="preserve">4. Hitung Kp</w:t>
+      </w:r>
+    </w:p>
+    <w:p>
+      <w:pPr>
+        <w:spacing w:before="40" w:after="120"/>
+        <w:jc w:val="center"/>
+      </w:pPr>
+      <w:r>
+        <w:rPr>
+          <w:rFonts w:ascii="Arial" w:hAnsi="Arial" w:cs="Arial"/>
+          <w:b/>
+          <w:i/>
+          <w:color w:val="305496"/>
+          <w:sz w:val="22"/>
+        </w:rPr>
+        <w:t xml:space="preserve">Kp = (2·z·wn·τ - 1)/K = (2·0,5912·1,6917·5 - 1)/2</w:t>
+      </w:r>
+      <w:r>
+        <w:rPr>
+          <w:rFonts w:ascii="Arial" w:hAnsi="Arial" w:cs="Arial"/>
+          <w:b/>
+          <w:i/>
+          <w:color w:val="305496"/>
+          <w:sz w:val="22"/>
+        </w:rPr>
+        <w:t xml:space="preserve">   (16)</w:t>
+      </w:r>
+    </w:p>
+    <w:p>
+      <w:pPr>
+        <w:spacing w:line="360" w:lineRule="auto" w:after="120"/>
+        <w:jc w:val="both"/>
+      </w:pPr>
+      <w:r>
+        <w:rPr>
+          <w:rFonts w:ascii="Arial" w:hAnsi="Arial" w:cs="Arial"/>
+          <w:b w:val="0"/>
+          <w:i w:val="0"/>
+          <w:sz w:val="22"/>
+        </w:rPr>
+        <w:t xml:space="preserve">Memakai hasil pencocokan koefisien s.</w:t>
+      </w:r>
+      <w:r>
+        <w:rPr>
+          <w:rFonts w:ascii="Arial" w:hAnsi="Arial" w:cs="Arial"/>
+          <w:b w:val="0"/>
+          <w:i w:val="0"/>
+          <w:sz w:val="22"/>
+        </w:rPr>
+        <w:t xml:space="preserve"> Hubungan ini dirangkum dalam Persamaan (17).</w:t>
+      </w:r>
+    </w:p>
+    <w:p>
+      <w:pPr>
+        <w:spacing w:line="360" w:lineRule="auto" w:after="120"/>
+        <w:jc w:val="both"/>
+      </w:pPr>
+      <w:r>
+        <w:rPr>
+          <w:rFonts w:ascii="Arial" w:hAnsi="Arial" w:cs="Arial"/>
+          <w:b w:val="0"/>
+          <w:i w:val="0"/>
+          <w:sz w:val="22"/>
+        </w:rPr>
+        <w:t xml:space="preserve">5. Selesaikan Kp</w:t>
+      </w:r>
+    </w:p>
+    <w:p>
+      <w:pPr>
+        <w:spacing w:before="40" w:after="120"/>
+        <w:jc w:val="center"/>
+      </w:pPr>
+      <w:r>
+        <w:rPr>
+          <w:rFonts w:ascii="Arial" w:hAnsi="Arial" w:cs="Arial"/>
+          <w:b/>
+          <w:i/>
+          <w:color w:val="305496"/>
+          <w:sz w:val="22"/>
+        </w:rPr>
+        <w:t xml:space="preserve">= (10,0 - 1)/2 = 4,5</w:t>
+      </w:r>
+      <w:r>
+        <w:rPr>
+          <w:rFonts w:ascii="Arial" w:hAnsi="Arial" w:cs="Arial"/>
+          <w:b/>
+          <w:i/>
+          <w:color w:val="305496"/>
+          <w:sz w:val="22"/>
+        </w:rPr>
+        <w:t xml:space="preserve">   (17)</w:t>
+      </w:r>
+    </w:p>
+    <w:p>
+      <w:pPr>
+        <w:spacing w:line="360" w:lineRule="auto" w:after="120"/>
+        <w:jc w:val="both"/>
+      </w:pPr>
+      <w:r>
+        <w:rPr>
+          <w:rFonts w:ascii="Arial" w:hAnsi="Arial" w:cs="Arial"/>
+          <w:b w:val="0"/>
+          <w:i w:val="0"/>
+          <w:sz w:val="22"/>
+        </w:rPr>
+        <w:t xml:space="preserve">Perhatikan 2·z·wn = 4/</w:t>
+      </w:r>
+      <w:r>
+        <w:rPr>
+          <w:rFonts w:ascii="Arial" w:hAnsi="Arial" w:cs="Arial"/>
+          <w:b w:val="0"/>
+          <w:i w:val="0"/>
+          <w:sz w:val="22"/>
+        </w:rPr>
+        <w:t xml:space="preserve">t</w:t>
+      </w:r>
+      <w:r>
+        <w:rPr>
+          <w:rFonts w:ascii="Arial" w:hAnsi="Arial" w:cs="Arial"/>
+          <w:b w:val="0"/>
+          <w:i w:val="0"/>
+          <w:sz w:val="22"/>
+          <w:vertAlign w:val="subscript"/>
+        </w:rPr>
+        <w:t xml:space="preserve">s</w:t>
+      </w:r>
+      <w:r>
+        <w:rPr>
+          <w:rFonts w:ascii="Arial" w:hAnsi="Arial" w:cs="Arial"/>
+          <w:b w:val="0"/>
+          <w:i w:val="0"/>
+          <w:sz w:val="22"/>
+        </w:rPr>
+        <w:t xml:space="preserve"> = 1, sehingga 2·z·wn·τ = 5.</w:t>
+      </w:r>
+      <w:r>
+        <w:rPr>
+          <w:rFonts w:ascii="Arial" w:hAnsi="Arial" w:cs="Arial"/>
+          <w:b w:val="0"/>
+          <w:i w:val="0"/>
+          <w:sz w:val="22"/>
+        </w:rPr>
+        <w:t xml:space="preserve"> Bentuk ringkasnya dituliskan pada Persamaan (18).</w:t>
+      </w:r>
+    </w:p>
+    <w:p>
+      <w:pPr>
+        <w:spacing w:line="360" w:lineRule="auto" w:after="120"/>
+        <w:jc w:val="both"/>
+      </w:pPr>
+      <w:r>
+        <w:rPr>
+          <w:rFonts w:ascii="Arial" w:hAnsi="Arial" w:cs="Arial"/>
+          <w:b w:val="0"/>
+          <w:i w:val="0"/>
+          <w:sz w:val="22"/>
+        </w:rPr>
+        <w:t xml:space="preserve">6. Periksa waktu integral</w:t>
+      </w:r>
+    </w:p>
+    <w:p>
+      <w:pPr>
+        <w:spacing w:before="40" w:after="120"/>
+        <w:jc w:val="center"/>
+      </w:pPr>
+      <w:r>
+        <w:rPr>
+          <w:rFonts w:ascii="Arial" w:hAnsi="Arial" w:cs="Arial"/>
+          <w:b/>
+          <w:i/>
+          <w:color w:val="305496"/>
+          <w:sz w:val="22"/>
+        </w:rPr>
         <w:t xml:space="preserve">Ti = Kp/Ki = 4,5/7,1547 = 0,629 s</w:t>
       </w:r>
-    </w:p>
-    <w:p>
-      <w:pPr>
-        <w:spacing w:line="360" w:lineRule="auto" w:after="120"/>
-        <w:jc w:val="both"/>
-      </w:pPr>
-      <w:r>
-        <w:rPr>
-          <w:rFonts w:ascii="Arial" w:hAnsi="Arial" w:cs="Arial"/>
-          <w:b w:val="0"/>
-          <w:i w:val="0"/>
-          <w:sz w:val="22"/>
-        </w:rPr>
-        <w:t xml:space="preserve">Jauh lebih kecil daripada tau = 5 s, artinya aksi integral memang agresif.</w:t>
+      <w:r>
+        <w:rPr>
+          <w:rFonts w:ascii="Arial" w:hAnsi="Arial" w:cs="Arial"/>
+          <w:b/>
+          <w:i/>
+          <w:color w:val="305496"/>
+          <w:sz w:val="22"/>
+        </w:rPr>
+        <w:t xml:space="preserve">   (18)</w:t>
+      </w:r>
+    </w:p>
+    <w:p>
+      <w:pPr>
+        <w:spacing w:line="360" w:lineRule="auto" w:after="120"/>
+        <w:jc w:val="both"/>
+      </w:pPr>
+      <w:r>
+        <w:rPr>
+          <w:rFonts w:ascii="Arial" w:hAnsi="Arial" w:cs="Arial"/>
+          <w:b w:val="0"/>
+          <w:i w:val="0"/>
+          <w:sz w:val="22"/>
+        </w:rPr>
+        <w:t xml:space="preserve">Jauh lebih kecil daripada τ = 5 s, artinya aksi integral memang agresif.</w:t>
       </w:r>
     </w:p>
     <w:p>
@@ -5500,6 +6119,15 @@
           <w:sz w:val="22"/>
         </w:rPr>
         <w:t xml:space="preserve">Parameter acuan: Plant orde satu G(s) = 3/(4s + 1) dengan umpan balik satuan. Spesifikasi rancangan: overshoot maksimum 15 persen dan waktu menetap maksimum 3 detik pada pita dua persen. Untuk pembanding, uji penguatan kritis memberi Ku = 8 dengan periode osilasi Tu = 2 detik. Actuator terbatas pada keluaran 5 satuan.</w:t>
+      </w:r>
+      <w:r>
+        <w:rPr>
+          <w:rFonts w:ascii="Arial" w:hAnsi="Arial" w:cs="Arial"/>
+          <w:b w:val="0"/>
+          <w:i w:val="0"/>
+          <w:sz w:val="22"/>
+        </w:rPr>
+        <w:t xml:space="preserve"> Rinciannya dirangkum pada Tabel 1.</w:t>
       </w:r>
     </w:p>
     <w:p>
@@ -5613,7 +6241,7 @@
                 <w:i w:val="0"/>
                 <w:sz w:val="19"/>
               </w:rPr>
-              <w:t xml:space="preserve">K / tau</w:t>
+              <w:t xml:space="preserve">K / τ</w:t>
             </w:r>
           </w:p>
         </w:tc>
@@ -5670,7 +6298,26 @@
                 <w:i w:val="0"/>
                 <w:sz w:val="19"/>
               </w:rPr>
-              <w:t xml:space="preserve">Mp / t_s</w:t>
+              <w:t xml:space="preserve">Mp / </w:t>
+            </w:r>
+            <w:r>
+              <w:rPr>
+                <w:rFonts w:ascii="Arial" w:hAnsi="Arial" w:cs="Arial"/>
+                <w:b w:val="0"/>
+                <w:i w:val="0"/>
+                <w:sz w:val="19"/>
+              </w:rPr>
+              <w:t xml:space="preserve">t</w:t>
+            </w:r>
+            <w:r>
+              <w:rPr>
+                <w:rFonts w:ascii="Arial" w:hAnsi="Arial" w:cs="Arial"/>
+                <w:b w:val="0"/>
+                <w:i w:val="0"/>
+                <w:sz w:val="19"/>
+                <w:vertAlign w:val="subscript"/>
+              </w:rPr>
+              <w:t xml:space="preserve">s</w:t>
             </w:r>
           </w:p>
         </w:tc>
@@ -5848,7 +6495,45 @@
           <w:i w:val="0"/>
           <w:sz w:val="22"/>
         </w:rPr>
-        <w:t xml:space="preserve">–  PETUNJUK: Langkah: 1) tulis Mp = 0,15 sebagai pecahan. 2) hitung ln(Mp). 3) hitung sqrt(pi^2 + ln(Mp)^2). 4) z = -ln(Mp) dibagi hasil itu.</w:t>
+        <w:t xml:space="preserve">–  PETUNJUK: Langkah: 1) tulis Mp = 0,15 sebagai pecahan. 2) hitung ln(Mp). 3) hitung √(π</w:t>
+      </w:r>
+      <w:r>
+        <w:rPr>
+          <w:rFonts w:ascii="Arial" w:hAnsi="Arial" w:cs="Arial"/>
+          <w:b w:val="0"/>
+          <w:i w:val="0"/>
+          <w:sz w:val="22"/>
+          <w:vertAlign w:val="superscript"/>
+        </w:rPr>
+        <w:t xml:space="preserve">2</w:t>
+      </w:r>
+      <w:r>
+        <w:rPr>
+          <w:rFonts w:ascii="Arial" w:hAnsi="Arial" w:cs="Arial"/>
+          <w:b w:val="0"/>
+          <w:i w:val="0"/>
+          <w:sz w:val="22"/>
+        </w:rPr>
+        <w:t xml:space="preserve"> + ln(Mp)</w:t>
+      </w:r>
+      <w:r>
+        <w:rPr>
+          <w:rFonts w:ascii="Arial" w:hAnsi="Arial" w:cs="Arial"/>
+          <w:b w:val="0"/>
+          <w:i w:val="0"/>
+          <w:sz w:val="22"/>
+          <w:vertAlign w:val="superscript"/>
+        </w:rPr>
+        <w:t xml:space="preserve">2</w:t>
+      </w:r>
+      <w:r>
+        <w:rPr>
+          <w:rFonts w:ascii="Arial" w:hAnsi="Arial" w:cs="Arial"/>
+          <w:b w:val="0"/>
+          <w:i w:val="0"/>
+          <w:sz w:val="22"/>
+        </w:rPr>
+        <w:t xml:space="preserve">). 4) z = -ln(Mp) dibagi hasil itu.</w:t>
       </w:r>
     </w:p>
     <w:p>
@@ -5878,7 +6563,63 @@
           <w:i w:val="0"/>
           <w:sz w:val="22"/>
         </w:rPr>
-        <w:t xml:space="preserve">–  PETUNJUK: Langkah: 1) tulis t_s = 4/(z*wn). 2) peroleh hasil kali z*wn = 4/t_s. 3) peroleh z dari soal sebelumnya. 4) wn = (z*wn)/z.</w:t>
+        <w:t xml:space="preserve">–  PETUNJUK: Langkah: 1) tulis </w:t>
+      </w:r>
+      <w:r>
+        <w:rPr>
+          <w:rFonts w:ascii="Arial" w:hAnsi="Arial" w:cs="Arial"/>
+          <w:b w:val="0"/>
+          <w:i w:val="0"/>
+          <w:sz w:val="22"/>
+        </w:rPr>
+        <w:t xml:space="preserve">t</w:t>
+      </w:r>
+      <w:r>
+        <w:rPr>
+          <w:rFonts w:ascii="Arial" w:hAnsi="Arial" w:cs="Arial"/>
+          <w:b w:val="0"/>
+          <w:i w:val="0"/>
+          <w:sz w:val="22"/>
+          <w:vertAlign w:val="subscript"/>
+        </w:rPr>
+        <w:t xml:space="preserve">s</w:t>
+      </w:r>
+      <w:r>
+        <w:rPr>
+          <w:rFonts w:ascii="Arial" w:hAnsi="Arial" w:cs="Arial"/>
+          <w:b w:val="0"/>
+          <w:i w:val="0"/>
+          <w:sz w:val="22"/>
+        </w:rPr>
+        <w:t xml:space="preserve"> = 4/(z·wn). 2) peroleh hasil kali z·wn = 4/</w:t>
+      </w:r>
+      <w:r>
+        <w:rPr>
+          <w:rFonts w:ascii="Arial" w:hAnsi="Arial" w:cs="Arial"/>
+          <w:b w:val="0"/>
+          <w:i w:val="0"/>
+          <w:sz w:val="22"/>
+        </w:rPr>
+        <w:t xml:space="preserve">t</w:t>
+      </w:r>
+      <w:r>
+        <w:rPr>
+          <w:rFonts w:ascii="Arial" w:hAnsi="Arial" w:cs="Arial"/>
+          <w:b w:val="0"/>
+          <w:i w:val="0"/>
+          <w:sz w:val="22"/>
+          <w:vertAlign w:val="subscript"/>
+        </w:rPr>
+        <w:t xml:space="preserve">s</w:t>
+      </w:r>
+      <w:r>
+        <w:rPr>
+          <w:rFonts w:ascii="Arial" w:hAnsi="Arial" w:cs="Arial"/>
+          <w:b w:val="0"/>
+          <w:i w:val="0"/>
+          <w:sz w:val="22"/>
+        </w:rPr>
+        <w:t xml:space="preserve">. 3) peroleh z dari soal sebelumnya. 4) wn = (z·wn)/z.</w:t>
       </w:r>
     </w:p>
     <w:p>
@@ -5908,7 +6649,7 @@
           <w:i w:val="0"/>
           <w:sz w:val="22"/>
         </w:rPr>
-        <w:t xml:space="preserve">–  PETUNJUK: Langkah: 1) peroleh z dan wn. 2) hitung hasil kali 2*z*wn. 3) kalikan dengan tau. 4) kurangi satu lalu bagi dengan K.</w:t>
+        <w:t xml:space="preserve">–  PETUNJUK: Langkah: 1) peroleh z dan wn. 2) hitung hasil kali 2·z·wn. 3) kalikan dengan τ. 4) kurangi satu lalu bagi dengan K.</w:t>
       </w:r>
     </w:p>
     <w:p>
@@ -5938,7 +6679,7 @@
           <w:i w:val="0"/>
           <w:sz w:val="22"/>
         </w:rPr>
-        <w:t xml:space="preserve">–  PETUNJUK: Langkah: 1) peroleh wn. 2) kuadratkan wn. 3) kalikan dengan tau. 4) bagi dengan K.</w:t>
+        <w:t xml:space="preserve">–  PETUNJUK: Langkah: 1) peroleh wn. 2) kuadratkan wn. 3) kalikan dengan τ. 4) bagi dengan K.</w:t>
       </w:r>
     </w:p>
     <w:p>
@@ -5983,22 +6724,78 @@
           <w:i w:val="0"/>
           <w:sz w:val="22"/>
         </w:rPr>
-        <w:t xml:space="preserve">C6. Hitung keluaran aksi proporsional pada saat awal untuk perubahan setpoint satu satuan. Cetak: u_P(0).</w:t>
-      </w:r>
-    </w:p>
-    <w:p>
-      <w:pPr>
-        <w:spacing w:line="360" w:lineRule="auto" w:after="120"/>
-        <w:jc w:val="both"/>
-      </w:pPr>
-      <w:r>
-        <w:rPr>
-          <w:rFonts w:ascii="Arial" w:hAnsi="Arial" w:cs="Arial"/>
-          <w:b w:val="0"/>
-          <w:i w:val="0"/>
-          <w:sz w:val="22"/>
-        </w:rPr>
-        <w:t xml:space="preserve">–  PETUNJUK: Langkah: 1) pada saat awal seluruh setpoint menjadi error. 2) peroleh Kp. 3) u_P(0) = Kp x error awal.</w:t>
+        <w:t xml:space="preserve">C6. Hitung keluaran aksi proporsional pada saat awal untuk perubahan setpoint satu satuan. Cetak: </w:t>
+      </w:r>
+      <w:r>
+        <w:rPr>
+          <w:rFonts w:ascii="Arial" w:hAnsi="Arial" w:cs="Arial"/>
+          <w:b w:val="0"/>
+          <w:i w:val="0"/>
+          <w:sz w:val="22"/>
+        </w:rPr>
+        <w:t xml:space="preserve">u</w:t>
+      </w:r>
+      <w:r>
+        <w:rPr>
+          <w:rFonts w:ascii="Arial" w:hAnsi="Arial" w:cs="Arial"/>
+          <w:b w:val="0"/>
+          <w:i w:val="0"/>
+          <w:sz w:val="22"/>
+          <w:vertAlign w:val="subscript"/>
+        </w:rPr>
+        <w:t xml:space="preserve">P</w:t>
+      </w:r>
+      <w:r>
+        <w:rPr>
+          <w:rFonts w:ascii="Arial" w:hAnsi="Arial" w:cs="Arial"/>
+          <w:b w:val="0"/>
+          <w:i w:val="0"/>
+          <w:sz w:val="22"/>
+        </w:rPr>
+        <w:t xml:space="preserve">(0).</w:t>
+      </w:r>
+    </w:p>
+    <w:p>
+      <w:pPr>
+        <w:spacing w:line="360" w:lineRule="auto" w:after="120"/>
+        <w:jc w:val="both"/>
+      </w:pPr>
+      <w:r>
+        <w:rPr>
+          <w:rFonts w:ascii="Arial" w:hAnsi="Arial" w:cs="Arial"/>
+          <w:b w:val="0"/>
+          <w:i w:val="0"/>
+          <w:sz w:val="22"/>
+        </w:rPr>
+        <w:t xml:space="preserve">–  PETUNJUK: Langkah: 1) pada saat awal seluruh setpoint menjadi error. 2) peroleh Kp. 3) </w:t>
+      </w:r>
+      <w:r>
+        <w:rPr>
+          <w:rFonts w:ascii="Arial" w:hAnsi="Arial" w:cs="Arial"/>
+          <w:b w:val="0"/>
+          <w:i w:val="0"/>
+          <w:sz w:val="22"/>
+        </w:rPr>
+        <w:t xml:space="preserve">u</w:t>
+      </w:r>
+      <w:r>
+        <w:rPr>
+          <w:rFonts w:ascii="Arial" w:hAnsi="Arial" w:cs="Arial"/>
+          <w:b w:val="0"/>
+          <w:i w:val="0"/>
+          <w:sz w:val="22"/>
+          <w:vertAlign w:val="subscript"/>
+        </w:rPr>
+        <w:t xml:space="preserve">P</w:t>
+      </w:r>
+      <w:r>
+        <w:rPr>
+          <w:rFonts w:ascii="Arial" w:hAnsi="Arial" w:cs="Arial"/>
+          <w:b w:val="0"/>
+          <w:i w:val="0"/>
+          <w:sz w:val="22"/>
+        </w:rPr>
+        <w:t xml:space="preserve">(0) = Kp x error awal.</w:t>
       </w:r>
     </w:p>
     <w:p>
@@ -6028,7 +6825,35 @@
           <w:i w:val="0"/>
           <w:sz w:val="22"/>
         </w:rPr>
-        <w:t xml:space="preserve">–  PETUNJUK: Langkah: 1) peroleh z dan wn. 2) bagian nyata = -z*wn. 3) periksa hasilnya sama dengan -4/t_s.</w:t>
+        <w:t xml:space="preserve">–  PETUNJUK: Langkah: 1) peroleh z dan wn. 2) bagian nyata = -z·wn. 3) periksa hasilnya sama dengan -4/</w:t>
+      </w:r>
+      <w:r>
+        <w:rPr>
+          <w:rFonts w:ascii="Arial" w:hAnsi="Arial" w:cs="Arial"/>
+          <w:b w:val="0"/>
+          <w:i w:val="0"/>
+          <w:sz w:val="22"/>
+        </w:rPr>
+        <w:t xml:space="preserve">t</w:t>
+      </w:r>
+      <w:r>
+        <w:rPr>
+          <w:rFonts w:ascii="Arial" w:hAnsi="Arial" w:cs="Arial"/>
+          <w:b w:val="0"/>
+          <w:i w:val="0"/>
+          <w:sz w:val="22"/>
+          <w:vertAlign w:val="subscript"/>
+        </w:rPr>
+        <w:t xml:space="preserve">s</w:t>
+      </w:r>
+      <w:r>
+        <w:rPr>
+          <w:rFonts w:ascii="Arial" w:hAnsi="Arial" w:cs="Arial"/>
+          <w:b w:val="0"/>
+          <w:i w:val="0"/>
+          <w:sz w:val="22"/>
+        </w:rPr>
+        <w:t xml:space="preserve">.</w:t>
       </w:r>
     </w:p>
     <w:p>
@@ -6058,37 +6883,150 @@
           <w:i w:val="0"/>
           <w:sz w:val="22"/>
         </w:rPr>
-        <w:t xml:space="preserve">–  PETUNJUK: Langkah: 1) peroleh z. 2) peroleh wn. 3) hitung sqrt(1 - z^2). 4) Im = wn x sqrt(1-z^2).</w:t>
-      </w:r>
-    </w:p>
-    <w:p>
-      <w:pPr>
-        <w:spacing w:line="360" w:lineRule="auto" w:after="120"/>
-        <w:jc w:val="both"/>
-      </w:pPr>
-      <w:r>
-        <w:rPr>
-          <w:rFonts w:ascii="Arial" w:hAnsi="Arial" w:cs="Arial"/>
-          <w:b w:val="0"/>
-          <w:i w:val="0"/>
-          <w:sz w:val="22"/>
-        </w:rPr>
-        <w:t xml:space="preserve">C9. Hitung waktu puncak rancangan, dalam detik. Cetak: t_p.</w:t>
-      </w:r>
-    </w:p>
-    <w:p>
-      <w:pPr>
-        <w:spacing w:line="360" w:lineRule="auto" w:after="120"/>
-        <w:jc w:val="both"/>
-      </w:pPr>
-      <w:r>
-        <w:rPr>
-          <w:rFonts w:ascii="Arial" w:hAnsi="Arial" w:cs="Arial"/>
-          <w:b w:val="0"/>
-          <w:i w:val="0"/>
-          <w:sz w:val="22"/>
-        </w:rPr>
-        <w:t xml:space="preserve">–  PETUNJUK: Langkah: 1) peroleh z dan wn. 2) hitung wd = wn*sqrt(1-z^2). 3) t_p = pi/wd.</w:t>
+        <w:t xml:space="preserve">–  PETUNJUK: Langkah: 1) peroleh z. 2) peroleh wn. 3) hitung √(1 - z</w:t>
+      </w:r>
+      <w:r>
+        <w:rPr>
+          <w:rFonts w:ascii="Arial" w:hAnsi="Arial" w:cs="Arial"/>
+          <w:b w:val="0"/>
+          <w:i w:val="0"/>
+          <w:sz w:val="22"/>
+          <w:vertAlign w:val="superscript"/>
+        </w:rPr>
+        <w:t xml:space="preserve">2</w:t>
+      </w:r>
+      <w:r>
+        <w:rPr>
+          <w:rFonts w:ascii="Arial" w:hAnsi="Arial" w:cs="Arial"/>
+          <w:b w:val="0"/>
+          <w:i w:val="0"/>
+          <w:sz w:val="22"/>
+        </w:rPr>
+        <w:t xml:space="preserve">). 4) Im = wn x √(1-z</w:t>
+      </w:r>
+      <w:r>
+        <w:rPr>
+          <w:rFonts w:ascii="Arial" w:hAnsi="Arial" w:cs="Arial"/>
+          <w:b w:val="0"/>
+          <w:i w:val="0"/>
+          <w:sz w:val="22"/>
+          <w:vertAlign w:val="superscript"/>
+        </w:rPr>
+        <w:t xml:space="preserve">2</w:t>
+      </w:r>
+      <w:r>
+        <w:rPr>
+          <w:rFonts w:ascii="Arial" w:hAnsi="Arial" w:cs="Arial"/>
+          <w:b w:val="0"/>
+          <w:i w:val="0"/>
+          <w:sz w:val="22"/>
+        </w:rPr>
+        <w:t xml:space="preserve">).</w:t>
+      </w:r>
+    </w:p>
+    <w:p>
+      <w:pPr>
+        <w:spacing w:line="360" w:lineRule="auto" w:after="120"/>
+        <w:jc w:val="both"/>
+      </w:pPr>
+      <w:r>
+        <w:rPr>
+          <w:rFonts w:ascii="Arial" w:hAnsi="Arial" w:cs="Arial"/>
+          <w:b w:val="0"/>
+          <w:i w:val="0"/>
+          <w:sz w:val="22"/>
+        </w:rPr>
+        <w:t xml:space="preserve">C9. Hitung waktu puncak rancangan, dalam detik. Cetak: </w:t>
+      </w:r>
+      <w:r>
+        <w:rPr>
+          <w:rFonts w:ascii="Arial" w:hAnsi="Arial" w:cs="Arial"/>
+          <w:b w:val="0"/>
+          <w:i w:val="0"/>
+          <w:sz w:val="22"/>
+        </w:rPr>
+        <w:t xml:space="preserve">t</w:t>
+      </w:r>
+      <w:r>
+        <w:rPr>
+          <w:rFonts w:ascii="Arial" w:hAnsi="Arial" w:cs="Arial"/>
+          <w:b w:val="0"/>
+          <w:i w:val="0"/>
+          <w:sz w:val="22"/>
+          <w:vertAlign w:val="subscript"/>
+        </w:rPr>
+        <w:t xml:space="preserve">p</w:t>
+      </w:r>
+      <w:r>
+        <w:rPr>
+          <w:rFonts w:ascii="Arial" w:hAnsi="Arial" w:cs="Arial"/>
+          <w:b w:val="0"/>
+          <w:i w:val="0"/>
+          <w:sz w:val="22"/>
+        </w:rPr>
+        <w:t xml:space="preserve">.</w:t>
+      </w:r>
+    </w:p>
+    <w:p>
+      <w:pPr>
+        <w:spacing w:line="360" w:lineRule="auto" w:after="120"/>
+        <w:jc w:val="both"/>
+      </w:pPr>
+      <w:r>
+        <w:rPr>
+          <w:rFonts w:ascii="Arial" w:hAnsi="Arial" w:cs="Arial"/>
+          <w:b w:val="0"/>
+          <w:i w:val="0"/>
+          <w:sz w:val="22"/>
+        </w:rPr>
+        <w:t xml:space="preserve">–  PETUNJUK: Langkah: 1) peroleh z dan wn. 2) hitung wd = wn·√(1-z</w:t>
+      </w:r>
+      <w:r>
+        <w:rPr>
+          <w:rFonts w:ascii="Arial" w:hAnsi="Arial" w:cs="Arial"/>
+          <w:b w:val="0"/>
+          <w:i w:val="0"/>
+          <w:sz w:val="22"/>
+          <w:vertAlign w:val="superscript"/>
+        </w:rPr>
+        <w:t xml:space="preserve">2</w:t>
+      </w:r>
+      <w:r>
+        <w:rPr>
+          <w:rFonts w:ascii="Arial" w:hAnsi="Arial" w:cs="Arial"/>
+          <w:b w:val="0"/>
+          <w:i w:val="0"/>
+          <w:sz w:val="22"/>
+        </w:rPr>
+        <w:t xml:space="preserve">). 3) </w:t>
+      </w:r>
+      <w:r>
+        <w:rPr>
+          <w:rFonts w:ascii="Arial" w:hAnsi="Arial" w:cs="Arial"/>
+          <w:b w:val="0"/>
+          <w:i w:val="0"/>
+          <w:sz w:val="22"/>
+        </w:rPr>
+        <w:t xml:space="preserve">t</w:t>
+      </w:r>
+      <w:r>
+        <w:rPr>
+          <w:rFonts w:ascii="Arial" w:hAnsi="Arial" w:cs="Arial"/>
+          <w:b w:val="0"/>
+          <w:i w:val="0"/>
+          <w:sz w:val="22"/>
+          <w:vertAlign w:val="subscript"/>
+        </w:rPr>
+        <w:t xml:space="preserve">p</w:t>
+      </w:r>
+      <w:r>
+        <w:rPr>
+          <w:rFonts w:ascii="Arial" w:hAnsi="Arial" w:cs="Arial"/>
+          <w:b w:val="0"/>
+          <w:i w:val="0"/>
+          <w:sz w:val="22"/>
+        </w:rPr>
+        <w:t xml:space="preserve"> = π/wd.</w:t>
       </w:r>
     </w:p>
     <w:p>
@@ -6164,7 +7102,7 @@
           <w:i w:val="0"/>
           <w:sz w:val="22"/>
         </w:rPr>
-        <w:t xml:space="preserve">–  PETUNJUK: Langkah: 1) ambil Ku dan Tu. 2) hitung Kp = 0,6*Ku. 3) hitung Ti = 0,5*Tu. 4) hitung Td = 0,125*Tu. 5) kenali Kd = Kp*Td pada bentuk tiga gain. 6) hitung nilainya.</w:t>
+        <w:t xml:space="preserve">–  PETUNJUK: Langkah: 1) ambil Ku dan Tu. 2) hitung Kp = 0,6·Ku. 3) hitung Ti = 0,5·Tu. 4) hitung Td = 0,125·Tu. 5) kenali Kd = Kp·Td pada bentuk tiga gain. 6) hitung nilainya.</w:t>
       </w:r>
     </w:p>
     <w:p>
@@ -6194,7 +7132,7 @@
           <w:i w:val="0"/>
           <w:sz w:val="22"/>
         </w:rPr>
-        <w:t xml:space="preserve">–  PETUNJUK: Langkah: 1) peroleh z dari batas overshoot. 2) peroleh wn dari batas waktu menetap. 3) hitung Kp rancangan. 4) hitung Kp ZN = 0,6*Ku. 5) bagi Kp ZN dengan Kp rancangan. 6) tafsirkan seberapa jauh lebih agresif aturan praktis itu.</w:t>
+        <w:t xml:space="preserve">–  PETUNJUK: Langkah: 1) peroleh z dari batas overshoot. 2) peroleh wn dari batas waktu menetap. 3) hitung Kp rancangan. 4) hitung Kp ZN = 0,6·Ku. 5) bagi Kp ZN dengan Kp rancangan. 6) tafsirkan seberapa jauh lebih agresif aturan praktis itu.</w:t>
       </w:r>
     </w:p>
     <w:p>
@@ -6224,7 +7162,7 @@
           <w:i w:val="0"/>
           <w:sz w:val="22"/>
         </w:rPr>
-        <w:t xml:space="preserve">–  PETUNJUK: Langkah: 1) hitung Kp ZN = 0,6*Ku. 2) pada saat awal seluruh perubahan setpoint menjadi error. 3) hitung u(0) = Kp x 3. 4) ambil batas actuator 5 satuan. 5) kurangkan batas dari u(0). 6) simpulkan apakah actuator jenuh.</w:t>
+        <w:t xml:space="preserve">–  PETUNJUK: Langkah: 1) hitung Kp ZN = 0,6·Ku. 2) pada saat awal seluruh perubahan setpoint menjadi error. 3) hitung u(0) = Kp x 3. 4) ambil batas actuator 5 satuan. 5) kurangkan batas dari u(0). 6) simpulkan apakah actuator jenuh.</w:t>
       </w:r>
     </w:p>
     <w:p>
@@ -6254,7 +7192,7 @@
           <w:i w:val="0"/>
           <w:sz w:val="22"/>
         </w:rPr>
-        <w:t xml:space="preserve">–  PETUNJUK: Langkah: 1) hitung Kp dan Ki rancangan dari z dan wn. 2) hitung Ti rancangan = Kp/Ki. 3) hitung Ti menurut Ziegler-Nichols = 0,5*Tu. 4) bagi Ti ZN dengan Ti rancangan. 5) hitung nilainya. 6) tafsirkan mana yang aksi integralnya lebih agresif.</w:t>
+        <w:t xml:space="preserve">–  PETUNJUK: Langkah: 1) hitung Kp dan Ki rancangan dari z dan wn. 2) hitung Ti rancangan = Kp/Ki. 3) hitung Ti menurut Ziegler-Nichols = 0,5·Tu. 4) bagi Ti ZN dengan Ti rancangan. 5) hitung nilainya. 6) tafsirkan mana yang aksi integralnya lebih agresif.</w:t>
       </w:r>
     </w:p>
     <w:p>
@@ -6284,7 +7222,26 @@
           <w:i w:val="0"/>
           <w:sz w:val="22"/>
         </w:rPr>
-        <w:t xml:space="preserve">–  PETUNJUK: Langkah: 1) hitung Kp dan Ki rancangan. 2) susun persamaan karakteristik tau*s^2 + (1 + K*Kp)*s + K*Ki = 0. 3) bagi seluruhnya dengan tau. 4) wn = akar dari suku konstanta. 5) koefisien s sama dengan 2*z*wn. 6) selesaikan z lalu bandingkan dengan target awal.</w:t>
+        <w:t xml:space="preserve">–  PETUNJUK: Langkah: 1) hitung Kp dan Ki rancangan. 2) susun persamaan karakteristik τ·s</w:t>
+      </w:r>
+      <w:r>
+        <w:rPr>
+          <w:rFonts w:ascii="Arial" w:hAnsi="Arial" w:cs="Arial"/>
+          <w:b w:val="0"/>
+          <w:i w:val="0"/>
+          <w:sz w:val="22"/>
+          <w:vertAlign w:val="superscript"/>
+        </w:rPr>
+        <w:t xml:space="preserve">2</w:t>
+      </w:r>
+      <w:r>
+        <w:rPr>
+          <w:rFonts w:ascii="Arial" w:hAnsi="Arial" w:cs="Arial"/>
+          <w:b w:val="0"/>
+          <w:i w:val="0"/>
+          <w:sz w:val="22"/>
+        </w:rPr>
+        <w:t xml:space="preserve"> + (1 + K·Kp)·s + K·Ki = 0. 3) bagi seluruhnya dengan τ. 4) wn = akar dari suku konstanta. 5) koefisien s sama dengan 2·z·wn. 6) selesaikan z lalu bandingkan dengan target awal.</w:t>
       </w:r>
     </w:p>
     <w:p>

--- a/Sistem-Kendali-Cerdas/Modul-Word/Modul-9-Analisis-dan-Perancangan-Kontrol-PID.docx
+++ b/Sistem-Kendali-Cerdas/Modul-Word/Modul-9-Analisis-dan-Perancangan-Kontrol-PID.docx
@@ -3584,6 +3584,15 @@
         </w:rPr>
         <w:t xml:space="preserve">Aksi turunan ditambahkan terakhir, dan hanya bila diperlukan. Ia dinaikkan sampai peredaman membaik namun berhenti sebelum actuator mulai bergetar. Bila getaran muncul sebelum peredaman terasa membaik, filternya yang perlu diperbaiki, bukan penguatannya yang diturunkan.</w:t>
       </w:r>
+      <w:r>
+        <w:rPr>
+          <w:rFonts w:ascii="Arial" w:hAnsi="Arial" w:cs="Arial"/>
+          <w:b w:val="0"/>
+          <w:i w:val="0"/>
+          <w:sz w:val="22"/>
+        </w:rPr>
+        <w:t xml:space="preserve"> Bentuk ringkasnya dituliskan pada Persamaan (6).</w:t>
+      </w:r>
     </w:p>
     <w:p>
       <w:pPr>
@@ -3600,88 +3609,6 @@
         </w:rPr>
         <w:t xml:space="preserve">P dulu → tambahkan I dari Ti besar → tambahkan D terakhir bila perlu</w:t>
       </w:r>
-    </w:p>
-    <w:p>
-      <w:pPr>
-        <w:keepNext/>
-        <w:spacing w:before="200" w:after="80"/>
-      </w:pPr>
-      <w:r>
-        <w:rPr>
-          <w:rFonts w:ascii="Arial" w:hAnsi="Arial" w:cs="Arial"/>
-          <w:b/>
-          <w:i w:val="0"/>
-          <w:color w:val="2E4A7A"/>
-          <w:sz w:val="24"/>
-        </w:rPr>
-        <w:t xml:space="preserve">Loop Bersarang: Menyetel dari Dalam ke Luar</w:t>
-      </w:r>
-    </w:p>
-    <w:p>
-      <w:pPr>
-        <w:spacing w:line="360" w:lineRule="auto" w:after="120"/>
-        <w:jc w:val="both"/>
-      </w:pPr>
-      <w:r>
-        <w:rPr>
-          <w:rFonts w:ascii="Arial" w:hAnsi="Arial" w:cs="Arial"/>
-          <w:b w:val="0"/>
-          <w:i w:val="0"/>
-          <w:sz w:val="22"/>
-        </w:rPr>
-        <w:t xml:space="preserve">Ketika besaran cepat berada di dalam besaran lambat, struktur bersarang hampir selalu mengungguli satu PID tunggal. Contohnya arus di dalam kecepatan, kecepatan di dalam posisi, atau aliran di dalam temperatur.</w:t>
-      </w:r>
-    </w:p>
-    <w:p>
-      <w:pPr>
-        <w:spacing w:line="360" w:lineRule="auto" w:after="120"/>
-        <w:jc w:val="both"/>
-      </w:pPr>
-      <w:r>
-        <w:rPr>
-          <w:rFonts w:ascii="Arial" w:hAnsi="Arial" w:cs="Arial"/>
-          <w:b w:val="0"/>
-          <w:i w:val="0"/>
-          <w:sz w:val="22"/>
-        </w:rPr>
-        <w:t xml:space="preserve">Keunggulannya berasal dari dua hal. Loop dalam menekan gangguan di dekat sumbernya sebelum sempat memengaruhi besaran luar, dan loop dalam juga meratakan nonlinieritas actuator sehingga loop luar menghadapi perilaku yang lebih sederhana.</w:t>
-      </w:r>
-    </w:p>
-    <w:p>
-      <w:pPr>
-        <w:spacing w:line="360" w:lineRule="auto" w:after="120"/>
-        <w:jc w:val="both"/>
-      </w:pPr>
-      <w:r>
-        <w:rPr>
-          <w:rFonts w:ascii="Arial" w:hAnsi="Arial" w:cs="Arial"/>
-          <w:b w:val="0"/>
-          <w:i w:val="0"/>
-          <w:sz w:val="22"/>
-        </w:rPr>
-        <w:t xml:space="preserve">Penyetelannya dilakukan bergiliran dari dalam ke luar. Loop dalam disetel lebih dahulu dengan loop luar dalam mode manual, dan disetel agar jauh lebih cepat daripada loop luar, umumnya lima sampai sepuluh kali. Setelah loop dalam mantap, barulah loop luar disetel dengan memperlakukan loop dalam sebagai penguat sederhana.</w:t>
-      </w:r>
-    </w:p>
-    <w:p>
-      <w:pPr>
-        <w:spacing w:line="360" w:lineRule="auto" w:after="120"/>
-        <w:jc w:val="both"/>
-      </w:pPr>
-      <w:r>
-        <w:rPr>
-          <w:rFonts w:ascii="Arial" w:hAnsi="Arial" w:cs="Arial"/>
-          <w:b w:val="0"/>
-          <w:i w:val="0"/>
-          <w:sz w:val="22"/>
-        </w:rPr>
-        <w:t xml:space="preserve">Kesalahan yang paling sering terjadi adalah menyetel keduanya bersamaan atau menyetel loop luar lebih dahulu. Keduanya menghasilkan interaksi yang membingungkan, karena perubahan pada satu loop mengubah perilaku yang sedang diamati pada loop lain.</w:t>
-      </w:r>
-    </w:p>
-    <w:p>
-      <w:pPr>
-        <w:spacing w:before="40" w:after="120"/>
-        <w:jc w:val="center"/>
-      </w:pPr>
       <w:r>
         <w:rPr>
           <w:rFonts w:ascii="Arial" w:hAnsi="Arial" w:cs="Arial"/>
@@ -3690,7 +3617,7 @@
           <w:color w:val="305496"/>
           <w:sz w:val="22"/>
         </w:rPr>
-        <w:t xml:space="preserve">loop dalam ≥ 5 kali lebih cepat, disetel lebih dahulu dengan loop luar manual</w:t>
+        <w:t xml:space="preserve">   (6)</w:t>
       </w:r>
     </w:p>
     <w:p>
@@ -3706,76 +3633,76 @@
           <w:color w:val="2E4A7A"/>
           <w:sz w:val="24"/>
         </w:rPr>
-        <w:t xml:space="preserve">PID pada Proses Berdead-Time Besar</w:t>
-      </w:r>
-    </w:p>
-    <w:p>
-      <w:pPr>
-        <w:spacing w:line="360" w:lineRule="auto" w:after="120"/>
-        <w:jc w:val="both"/>
-      </w:pPr>
-      <w:r>
-        <w:rPr>
-          <w:rFonts w:ascii="Arial" w:hAnsi="Arial" w:cs="Arial"/>
-          <w:b w:val="0"/>
-          <w:i w:val="0"/>
-          <w:sz w:val="22"/>
-        </w:rPr>
-        <w:t xml:space="preserve">Dead time adalah lawan paling berat bagi PID. Selama jeda itu, controller tidak menerima kabar apa pun tentang akibat tindakannya, sehingga ia cenderung bertindak berlebihan dan baru menyadarinya setelah terlambat.</w:t>
-      </w:r>
-    </w:p>
-    <w:p>
-      <w:pPr>
-        <w:spacing w:line="360" w:lineRule="auto" w:after="120"/>
-        <w:jc w:val="both"/>
-      </w:pPr>
-      <w:r>
-        <w:rPr>
-          <w:rFonts w:ascii="Arial" w:hAnsi="Arial" w:cs="Arial"/>
-          <w:b w:val="0"/>
-          <w:i w:val="0"/>
-          <w:sz w:val="22"/>
-        </w:rPr>
-        <w:t xml:space="preserve">Akibatnya terhadap penyetelan bersifat mendasar. Semakin besar perbandingan dead time terhadap konstanta waktu, semakin kecil penguatan yang masih aman. Pada perbandingan di atas satu, PID biasa hanya dapat disetel sangat lamban, dan kinerjanya terbatas berapa pun keterampilan penyetelnya.</w:t>
-      </w:r>
-    </w:p>
-    <w:p>
-      <w:pPr>
-        <w:spacing w:line="360" w:lineRule="auto" w:after="120"/>
-        <w:jc w:val="both"/>
-      </w:pPr>
-      <w:r>
-        <w:rPr>
-          <w:rFonts w:ascii="Arial" w:hAnsi="Arial" w:cs="Arial"/>
-          <w:b w:val="0"/>
-          <w:i w:val="0"/>
-          <w:sz w:val="22"/>
-        </w:rPr>
-        <w:t xml:space="preserve">Langkah pertama yang benar bukan menyetel melainkan memeriksa apakah dead time-nya dapat dikurangi. Memindahkan sensor lebih dekat ke titik yang dikendalikan, memperpendek jalur perpipaan, atau mempercepat sampling sering memberi perbaikan yang jauh melampaui hasil penyetelan mana pun.</w:t>
-      </w:r>
-    </w:p>
-    <w:p>
-      <w:pPr>
-        <w:spacing w:line="360" w:lineRule="auto" w:after="120"/>
-        <w:jc w:val="both"/>
-      </w:pPr>
-      <w:r>
-        <w:rPr>
-          <w:rFonts w:ascii="Arial" w:hAnsi="Arial" w:cs="Arial"/>
-          <w:b w:val="0"/>
-          <w:i w:val="0"/>
-          <w:sz w:val="22"/>
-        </w:rPr>
-        <w:t xml:space="preserve">Bila dead time memang tidak dapat dikurangi, struktur prediktor memakai model plant untuk memperkirakan akibat tindakan sebelum akibat itu terukur. Sistem menjadi jauh lebih agresif secara aman, dengan syarat modelnya cukup tepat, dan bila model meleset, keunggulannya cepat hilang.</w:t>
-      </w:r>
-      <w:r>
-        <w:rPr>
-          <w:rFonts w:ascii="Arial" w:hAnsi="Arial" w:cs="Arial"/>
-          <w:b w:val="0"/>
-          <w:i w:val="0"/>
-          <w:sz w:val="22"/>
-        </w:rPr>
-        <w:t xml:space="preserve"> Bentuk ringkasnya dituliskan pada Persamaan (6).</w:t>
+        <w:t xml:space="preserve">Loop Bersarang: Menyetel dari Dalam ke Luar</w:t>
+      </w:r>
+    </w:p>
+    <w:p>
+      <w:pPr>
+        <w:spacing w:line="360" w:lineRule="auto" w:after="120"/>
+        <w:jc w:val="both"/>
+      </w:pPr>
+      <w:r>
+        <w:rPr>
+          <w:rFonts w:ascii="Arial" w:hAnsi="Arial" w:cs="Arial"/>
+          <w:b w:val="0"/>
+          <w:i w:val="0"/>
+          <w:sz w:val="22"/>
+        </w:rPr>
+        <w:t xml:space="preserve">Ketika besaran cepat berada di dalam besaran lambat, struktur bersarang hampir selalu mengungguli satu PID tunggal. Contohnya arus di dalam kecepatan, kecepatan di dalam posisi, atau aliran di dalam temperatur.</w:t>
+      </w:r>
+    </w:p>
+    <w:p>
+      <w:pPr>
+        <w:spacing w:line="360" w:lineRule="auto" w:after="120"/>
+        <w:jc w:val="both"/>
+      </w:pPr>
+      <w:r>
+        <w:rPr>
+          <w:rFonts w:ascii="Arial" w:hAnsi="Arial" w:cs="Arial"/>
+          <w:b w:val="0"/>
+          <w:i w:val="0"/>
+          <w:sz w:val="22"/>
+        </w:rPr>
+        <w:t xml:space="preserve">Keunggulannya berasal dari dua hal. Loop dalam menekan gangguan di dekat sumbernya sebelum sempat memengaruhi besaran luar, dan loop dalam juga meratakan nonlinieritas actuator sehingga loop luar menghadapi perilaku yang lebih sederhana.</w:t>
+      </w:r>
+    </w:p>
+    <w:p>
+      <w:pPr>
+        <w:spacing w:line="360" w:lineRule="auto" w:after="120"/>
+        <w:jc w:val="both"/>
+      </w:pPr>
+      <w:r>
+        <w:rPr>
+          <w:rFonts w:ascii="Arial" w:hAnsi="Arial" w:cs="Arial"/>
+          <w:b w:val="0"/>
+          <w:i w:val="0"/>
+          <w:sz w:val="22"/>
+        </w:rPr>
+        <w:t xml:space="preserve">Penyetelannya dilakukan bergiliran dari dalam ke luar. Loop dalam disetel lebih dahulu dengan loop luar dalam mode manual, dan disetel agar jauh lebih cepat daripada loop luar, umumnya lima sampai sepuluh kali. Setelah loop dalam mantap, barulah loop luar disetel dengan memperlakukan loop dalam sebagai penguat sederhana.</w:t>
+      </w:r>
+    </w:p>
+    <w:p>
+      <w:pPr>
+        <w:spacing w:line="360" w:lineRule="auto" w:after="120"/>
+        <w:jc w:val="both"/>
+      </w:pPr>
+      <w:r>
+        <w:rPr>
+          <w:rFonts w:ascii="Arial" w:hAnsi="Arial" w:cs="Arial"/>
+          <w:b w:val="0"/>
+          <w:i w:val="0"/>
+          <w:sz w:val="22"/>
+        </w:rPr>
+        <w:t xml:space="preserve">Kesalahan yang paling sering terjadi adalah menyetel keduanya bersamaan atau menyetel loop luar lebih dahulu. Keduanya menghasilkan interaksi yang membingungkan, karena perubahan pada satu loop mengubah perilaku yang sedang diamati pada loop lain.</w:t>
+      </w:r>
+      <w:r>
+        <w:rPr>
+          <w:rFonts w:ascii="Arial" w:hAnsi="Arial" w:cs="Arial"/>
+          <w:b w:val="0"/>
+          <w:i w:val="0"/>
+          <w:sz w:val="22"/>
+        </w:rPr>
+        <w:t xml:space="preserve"> Persamaan (7) memadatkan aturan tersebut.</w:t>
       </w:r>
     </w:p>
     <w:p>
@@ -3791,7 +3718,7 @@
           <w:color w:val="305496"/>
           <w:sz w:val="22"/>
         </w:rPr>
-        <w:t xml:space="preserve">L/τ besar ⇒ penguatan aman mengecil; kurangi L dulu sebelum menyetel</w:t>
+        <w:t xml:space="preserve">loop dalam ≥ 5 kali lebih cepat, disetel lebih dahulu dengan loop luar manual</w:t>
       </w:r>
       <w:r>
         <w:rPr>
@@ -3801,7 +3728,118 @@
           <w:color w:val="305496"/>
           <w:sz w:val="22"/>
         </w:rPr>
-        <w:t xml:space="preserve">   (6)</w:t>
+        <w:t xml:space="preserve">   (7)</w:t>
+      </w:r>
+    </w:p>
+    <w:p>
+      <w:pPr>
+        <w:keepNext/>
+        <w:spacing w:before="200" w:after="80"/>
+      </w:pPr>
+      <w:r>
+        <w:rPr>
+          <w:rFonts w:ascii="Arial" w:hAnsi="Arial" w:cs="Arial"/>
+          <w:b/>
+          <w:i w:val="0"/>
+          <w:color w:val="2E4A7A"/>
+          <w:sz w:val="24"/>
+        </w:rPr>
+        <w:t xml:space="preserve">PID pada Proses Berdead-Time Besar</w:t>
+      </w:r>
+    </w:p>
+    <w:p>
+      <w:pPr>
+        <w:spacing w:line="360" w:lineRule="auto" w:after="120"/>
+        <w:jc w:val="both"/>
+      </w:pPr>
+      <w:r>
+        <w:rPr>
+          <w:rFonts w:ascii="Arial" w:hAnsi="Arial" w:cs="Arial"/>
+          <w:b w:val="0"/>
+          <w:i w:val="0"/>
+          <w:sz w:val="22"/>
+        </w:rPr>
+        <w:t xml:space="preserve">Dead time adalah lawan paling berat bagi PID. Selama jeda itu, controller tidak menerima kabar apa pun tentang akibat tindakannya, sehingga ia cenderung bertindak berlebihan dan baru menyadarinya setelah terlambat.</w:t>
+      </w:r>
+    </w:p>
+    <w:p>
+      <w:pPr>
+        <w:spacing w:line="360" w:lineRule="auto" w:after="120"/>
+        <w:jc w:val="both"/>
+      </w:pPr>
+      <w:r>
+        <w:rPr>
+          <w:rFonts w:ascii="Arial" w:hAnsi="Arial" w:cs="Arial"/>
+          <w:b w:val="0"/>
+          <w:i w:val="0"/>
+          <w:sz w:val="22"/>
+        </w:rPr>
+        <w:t xml:space="preserve">Akibatnya terhadap penyetelan bersifat mendasar. Semakin besar perbandingan dead time terhadap konstanta waktu, semakin kecil penguatan yang masih aman. Pada perbandingan di atas satu, PID biasa hanya dapat disetel sangat lamban, dan kinerjanya terbatas berapa pun keterampilan penyetelnya.</w:t>
+      </w:r>
+    </w:p>
+    <w:p>
+      <w:pPr>
+        <w:spacing w:line="360" w:lineRule="auto" w:after="120"/>
+        <w:jc w:val="both"/>
+      </w:pPr>
+      <w:r>
+        <w:rPr>
+          <w:rFonts w:ascii="Arial" w:hAnsi="Arial" w:cs="Arial"/>
+          <w:b w:val="0"/>
+          <w:i w:val="0"/>
+          <w:sz w:val="22"/>
+        </w:rPr>
+        <w:t xml:space="preserve">Langkah pertama yang benar bukan menyetel melainkan memeriksa apakah dead time-nya dapat dikurangi. Memindahkan sensor lebih dekat ke titik yang dikendalikan, memperpendek jalur perpipaan, atau mempercepat sampling sering memberi perbaikan yang jauh melampaui hasil penyetelan mana pun.</w:t>
+      </w:r>
+    </w:p>
+    <w:p>
+      <w:pPr>
+        <w:spacing w:line="360" w:lineRule="auto" w:after="120"/>
+        <w:jc w:val="both"/>
+      </w:pPr>
+      <w:r>
+        <w:rPr>
+          <w:rFonts w:ascii="Arial" w:hAnsi="Arial" w:cs="Arial"/>
+          <w:b w:val="0"/>
+          <w:i w:val="0"/>
+          <w:sz w:val="22"/>
+        </w:rPr>
+        <w:t xml:space="preserve">Bila dead time memang tidak dapat dikurangi, struktur prediktor memakai model plant untuk memperkirakan akibat tindakan sebelum akibat itu terukur. Sistem menjadi jauh lebih agresif secara aman, dengan syarat modelnya cukup tepat, dan bila model meleset, keunggulannya cepat hilang.</w:t>
+      </w:r>
+      <w:r>
+        <w:rPr>
+          <w:rFonts w:ascii="Arial" w:hAnsi="Arial" w:cs="Arial"/>
+          <w:b w:val="0"/>
+          <w:i w:val="0"/>
+          <w:sz w:val="22"/>
+        </w:rPr>
+        <w:t xml:space="preserve"> Rangkuman kuantitatifnya tertulis pada Persamaan (8).</w:t>
+      </w:r>
+    </w:p>
+    <w:p>
+      <w:pPr>
+        <w:spacing w:before="40" w:after="120"/>
+        <w:jc w:val="center"/>
+      </w:pPr>
+      <w:r>
+        <w:rPr>
+          <w:rFonts w:ascii="Arial" w:hAnsi="Arial" w:cs="Arial"/>
+          <w:b/>
+          <w:i/>
+          <w:color w:val="305496"/>
+          <w:sz w:val="22"/>
+        </w:rPr>
+        <w:t xml:space="preserve">L/τ besar ⇒ penguatan aman mengecil; kurangi L dulu sebelum menyetel</w:t>
+      </w:r>
+      <w:r>
+        <w:rPr>
+          <w:rFonts w:ascii="Arial" w:hAnsi="Arial" w:cs="Arial"/>
+          <w:b/>
+          <w:i/>
+          <w:color w:val="305496"/>
+          <w:sz w:val="22"/>
+        </w:rPr>
+        <w:t xml:space="preserve">   (8)</w:t>
       </w:r>
     </w:p>
     <w:p>
@@ -4012,7 +4050,7 @@
           <w:i w:val="0"/>
           <w:sz w:val="22"/>
         </w:rPr>
-        <w:t xml:space="preserve"> Persamaan (7) memadatkan aturan tersebut.</w:t>
+        <w:t xml:space="preserve"> Hubungan ini dirangkum dalam Persamaan (9).</w:t>
       </w:r>
     </w:p>
     <w:p>
@@ -4053,7 +4091,7 @@
           <w:color w:val="305496"/>
           <w:sz w:val="22"/>
         </w:rPr>
-        <w:t xml:space="preserve">   (7)</w:t>
+        <w:t xml:space="preserve">   (9)</w:t>
       </w:r>
     </w:p>
     <w:p>
@@ -4077,7 +4115,7 @@
           <w:i w:val="0"/>
           <w:sz w:val="22"/>
         </w:rPr>
-        <w:t xml:space="preserve"> Rangkuman kuantitatifnya tertulis pada Persamaan (8).</w:t>
+        <w:t xml:space="preserve"> Bentuk ringkasnya dituliskan pada Persamaan (10).</w:t>
       </w:r>
     </w:p>
     <w:p>
@@ -4118,7 +4156,7 @@
           <w:color w:val="305496"/>
           <w:sz w:val="22"/>
         </w:rPr>
-        <w:t xml:space="preserve">   (8)</w:t>
+        <w:t xml:space="preserve">   (10)</w:t>
       </w:r>
     </w:p>
     <w:p>
@@ -4142,7 +4180,7 @@
           <w:i w:val="0"/>
           <w:sz w:val="22"/>
         </w:rPr>
-        <w:t xml:space="preserve"> Hubungan ini dirangkum dalam Persamaan (9).</w:t>
+        <w:t xml:space="preserve"> Persamaan (11) memadatkan aturan tersebut.</w:t>
       </w:r>
     </w:p>
     <w:p>
@@ -4204,7 +4242,7 @@
           <w:color w:val="305496"/>
           <w:sz w:val="22"/>
         </w:rPr>
-        <w:t xml:space="preserve">   (9)</w:t>
+        <w:t xml:space="preserve">   (11)</w:t>
       </w:r>
     </w:p>
     <w:p>
@@ -4228,7 +4266,7 @@
           <w:i w:val="0"/>
           <w:sz w:val="22"/>
         </w:rPr>
-        <w:t xml:space="preserve"> Bentuk ringkasnya dituliskan pada Persamaan (10).</w:t>
+        <w:t xml:space="preserve"> Rangkuman kuantitatifnya tertulis pada Persamaan (12).</w:t>
       </w:r>
     </w:p>
     <w:p>
@@ -4290,7 +4328,7 @@
           <w:color w:val="305496"/>
           <w:sz w:val="22"/>
         </w:rPr>
-        <w:t xml:space="preserve">   (10)</w:t>
+        <w:t xml:space="preserve">   (12)</w:t>
       </w:r>
     </w:p>
     <w:p>
@@ -4314,7 +4352,7 @@
           <w:i w:val="0"/>
           <w:sz w:val="22"/>
         </w:rPr>
-        <w:t xml:space="preserve"> Persamaan (11) memadatkan aturan tersebut.</w:t>
+        <w:t xml:space="preserve"> Hubungan ini dirangkum dalam Persamaan (13).</w:t>
       </w:r>
     </w:p>
     <w:p>
@@ -4397,7 +4435,7 @@
           <w:color w:val="305496"/>
           <w:sz w:val="22"/>
         </w:rPr>
-        <w:t xml:space="preserve">   (11)</w:t>
+        <w:t xml:space="preserve">   (13)</w:t>
       </w:r>
     </w:p>
     <w:p>
@@ -4421,7 +4459,7 @@
           <w:i w:val="0"/>
           <w:sz w:val="22"/>
         </w:rPr>
-        <w:t xml:space="preserve"> Rangkuman kuantitatifnya tertulis pada Persamaan (12).</w:t>
+        <w:t xml:space="preserve"> Bentuk ringkasnya dituliskan pada Persamaan (14).</w:t>
       </w:r>
     </w:p>
     <w:p>
@@ -4462,7 +4500,7 @@
           <w:color w:val="305496"/>
           <w:sz w:val="22"/>
         </w:rPr>
-        <w:t xml:space="preserve">   (12)</w:t>
+        <w:t xml:space="preserve">   (14)</w:t>
       </w:r>
     </w:p>
     <w:p>
@@ -4501,7 +4539,7 @@
           <w:i w:val="0"/>
           <w:sz w:val="22"/>
         </w:rPr>
-        <w:t xml:space="preserve"> Hubungan ini dirangkum dalam Persamaan (13).</w:t>
+        <w:t xml:space="preserve"> Persamaan (15) memadatkan aturan tersebut.</w:t>
       </w:r>
     </w:p>
     <w:p>
@@ -4622,7 +4660,7 @@
           <w:color w:val="305496"/>
           <w:sz w:val="22"/>
         </w:rPr>
-        <w:t xml:space="preserve">   (13)</w:t>
+        <w:t xml:space="preserve">   (15)</w:t>
       </w:r>
     </w:p>
     <w:p>
@@ -4646,7 +4684,7 @@
           <w:i w:val="0"/>
           <w:sz w:val="22"/>
         </w:rPr>
-        <w:t xml:space="preserve"> Bentuk ringkasnya dituliskan pada Persamaan (14).</w:t>
+        <w:t xml:space="preserve"> Rangkuman kuantitatifnya tertulis pada Persamaan (16).</w:t>
       </w:r>
     </w:p>
     <w:p>
@@ -4718,7 +4756,7 @@
           <w:color w:val="305496"/>
           <w:sz w:val="22"/>
         </w:rPr>
-        <w:t xml:space="preserve">   (14)</w:t>
+        <w:t xml:space="preserve">   (16)</w:t>
       </w:r>
     </w:p>
     <w:p>
@@ -4742,7 +4780,7 @@
           <w:i w:val="0"/>
           <w:sz w:val="22"/>
         </w:rPr>
-        <w:t xml:space="preserve"> Persamaan (15) memadatkan aturan tersebut.</w:t>
+        <w:t xml:space="preserve"> Hubungan ini dirangkum dalam Persamaan (17).</w:t>
       </w:r>
     </w:p>
     <w:p>
@@ -4804,7 +4842,7 @@
           <w:color w:val="305496"/>
           <w:sz w:val="22"/>
         </w:rPr>
-        <w:t xml:space="preserve">   (15)</w:t>
+        <w:t xml:space="preserve">   (17)</w:t>
       </w:r>
     </w:p>
     <w:p>
@@ -4828,7 +4866,7 @@
           <w:i w:val="0"/>
           <w:sz w:val="22"/>
         </w:rPr>
-        <w:t xml:space="preserve"> Rangkuman kuantitatifnya tertulis pada Persamaan (16).</w:t>
+        <w:t xml:space="preserve"> Bentuk ringkasnya dituliskan pada Persamaan (18).</w:t>
       </w:r>
     </w:p>
     <w:p>
@@ -4869,7 +4907,7 @@
           <w:color w:val="305496"/>
           <w:sz w:val="22"/>
         </w:rPr>
-        <w:t xml:space="preserve">   (16)</w:t>
+        <w:t xml:space="preserve">   (18)</w:t>
       </w:r>
     </w:p>
     <w:p>
@@ -4893,7 +4931,7 @@
           <w:i w:val="0"/>
           <w:sz w:val="22"/>
         </w:rPr>
-        <w:t xml:space="preserve"> Hubungan ini dirangkum dalam Persamaan (17).</w:t>
+        <w:t xml:space="preserve"> Persamaan (19) memadatkan aturan tersebut.</w:t>
       </w:r>
     </w:p>
     <w:p>
@@ -4934,7 +4972,7 @@
           <w:color w:val="305496"/>
           <w:sz w:val="22"/>
         </w:rPr>
-        <w:t xml:space="preserve">   (17)</w:t>
+        <w:t xml:space="preserve">   (19)</w:t>
       </w:r>
     </w:p>
     <w:p>
@@ -4986,7 +5024,7 @@
           <w:i w:val="0"/>
           <w:sz w:val="22"/>
         </w:rPr>
-        <w:t xml:space="preserve"> Bentuk ringkasnya dituliskan pada Persamaan (18).</w:t>
+        <w:t xml:space="preserve"> Rangkuman kuantitatifnya tertulis pada Persamaan (20).</w:t>
       </w:r>
     </w:p>
     <w:p>
@@ -5027,7 +5065,7 @@
           <w:color w:val="305496"/>
           <w:sz w:val="22"/>
         </w:rPr>
-        <w:t xml:space="preserve">   (18)</w:t>
+        <w:t xml:space="preserve">   (20)</w:t>
       </w:r>
     </w:p>
     <w:p>

--- a/Sistem-Kendali-Cerdas/Modul-Word/Modul-9-Analisis-dan-Perancangan-Kontrol-PID.docx
+++ b/Sistem-Kendali-Cerdas/Modul-Word/Modul-9-Analisis-dan-Perancangan-Kontrol-PID.docx
@@ -2835,8 +2835,11 @@
     </w:p>
     <w:p>
       <w:pPr>
+        <w:tabs>
+          <w:tab w:val="center" w:pos="4393"/>
+          <w:tab w:val="right" w:pos="8787"/>
+        </w:tabs>
         <w:spacing w:before="40" w:after="120"/>
-        <w:jc w:val="center"/>
       </w:pPr>
       <w:r>
         <w:rPr>
@@ -2846,7 +2849,7 @@
           <w:color w:val="305496"/>
           <w:sz w:val="22"/>
         </w:rPr>
-        <w:t xml:space="preserve">u = Kp·e + Ki·integral(e) + Kd·de/dt   |   sekarang, masa lalu, dan arah</w:t>
+        <w:tab/>
       </w:r>
       <w:r>
         <w:rPr>
@@ -2856,99 +2859,8 @@
           <w:color w:val="305496"/>
           <w:sz w:val="22"/>
         </w:rPr>
-        <w:t xml:space="preserve">   (1)</w:t>
-      </w:r>
-    </w:p>
-    <w:p>
-      <w:pPr>
-        <w:keepNext/>
-        <w:spacing w:before="200" w:after="80"/>
-      </w:pPr>
-      <w:r>
-        <w:rPr>
-          <w:rFonts w:ascii="Arial" w:hAnsi="Arial" w:cs="Arial"/>
-          <w:b/>
-          <w:i w:val="0"/>
-          <w:color w:val="2E4A7A"/>
-          <w:sz w:val="24"/>
-        </w:rPr>
-        <w:t xml:space="preserve">Bentuk Baku dan Arti Fisik Parameternya</w:t>
-      </w:r>
-    </w:p>
-    <w:p>
-      <w:pPr>
-        <w:spacing w:line="360" w:lineRule="auto" w:after="120"/>
-        <w:jc w:val="both"/>
-      </w:pPr>
-      <w:r>
-        <w:rPr>
-          <w:rFonts w:ascii="Arial" w:hAnsi="Arial" w:cs="Arial"/>
-          <w:b w:val="0"/>
-          <w:i w:val="0"/>
-          <w:sz w:val="22"/>
-        </w:rPr>
-        <w:t xml:space="preserve">Selain bentuk penjumlahan tiga gain, PID sering dinyatakan dalam bentuk baku yang memakai waktu integral dan waktu turunan. Bentuk ini lebih disukai di dunia proses karena kedua parameternya bersatuan waktu sehingga dapat dibandingkan langsung dengan dinamika plant.</w:t>
-      </w:r>
-    </w:p>
-    <w:p>
-      <w:pPr>
-        <w:spacing w:line="360" w:lineRule="auto" w:after="120"/>
-        <w:jc w:val="both"/>
-      </w:pPr>
-      <w:r>
-        <w:rPr>
-          <w:rFonts w:ascii="Arial" w:hAnsi="Arial" w:cs="Arial"/>
-          <w:b w:val="0"/>
-          <w:i w:val="0"/>
-          <w:sz w:val="22"/>
-        </w:rPr>
-        <w:t xml:space="preserve">Waktu integral menyatakan berapa lama aksi integral memerlukan waktu untuk menyumbang sebesar sumbangan aksi proporsional pada error tetap. Nilai yang kecil berarti aksi integral agresif. Aturan kasar yang lazim menetapkannya sebanding dengan konstanta waktu dominan plant.</w:t>
-      </w:r>
-    </w:p>
-    <w:p>
-      <w:pPr>
-        <w:spacing w:line="360" w:lineRule="auto" w:after="120"/>
-        <w:jc w:val="both"/>
-      </w:pPr>
-      <w:r>
-        <w:rPr>
-          <w:rFonts w:ascii="Arial" w:hAnsi="Arial" w:cs="Arial"/>
-          <w:b w:val="0"/>
-          <w:i w:val="0"/>
-          <w:sz w:val="22"/>
-        </w:rPr>
-        <w:t xml:space="preserve">Waktu turunan menyatakan seberapa jauh ke depan controller memperkirakan gerak error. Nilai yang terlalu besar membuat controller bereaksi berlebihan terhadap perubahan kecil, dan bersama derau sensor menghasilkan getaran pada actuator. Praktik yang lazim menetapkannya sekitar seperempat waktu integral.</w:t>
-      </w:r>
-    </w:p>
-    <w:p>
-      <w:pPr>
-        <w:spacing w:line="360" w:lineRule="auto" w:after="120"/>
-        <w:jc w:val="both"/>
-      </w:pPr>
-      <w:r>
-        <w:rPr>
-          <w:rFonts w:ascii="Arial" w:hAnsi="Arial" w:cs="Arial"/>
-          <w:b w:val="0"/>
-          <w:i w:val="0"/>
-          <w:sz w:val="22"/>
-        </w:rPr>
-        <w:t xml:space="preserve">Perlu diperhatikan bahwa mengubah penguatan proporsional pada bentuk baku ikut mengubah kekuatan aksi integral dan turunan, karena keduanya dikalikan penguatan yang sama. Pada bentuk penjumlahan tiga gain, ketiganya bebas satu sama lain. Kekeliruan menyamakan kedua bentuk adalah sumber kebingungan yang sering terjadi saat memindahkan parameter antarperangkat.</w:t>
-      </w:r>
-      <w:r>
-        <w:rPr>
-          <w:rFonts w:ascii="Arial" w:hAnsi="Arial" w:cs="Arial"/>
-          <w:b w:val="0"/>
-          <w:i w:val="0"/>
-          <w:sz w:val="22"/>
-        </w:rPr>
-        <w:t xml:space="preserve"> Bentuk ringkasnya dituliskan pada Persamaan (2).</w:t>
-      </w:r>
-    </w:p>
-    <w:p>
-      <w:pPr>
-        <w:spacing w:before="40" w:after="120"/>
-        <w:jc w:val="center"/>
-      </w:pPr>
+        <w:t xml:space="preserve">u = Kp·e + Ki·integral(e) + Kd·de/dt   |   sekarang, masa lalu, dan arah</w:t>
+      </w:r>
       <w:r>
         <w:rPr>
           <w:rFonts w:ascii="Arial" w:hAnsi="Arial" w:cs="Arial"/>
@@ -2957,8 +2869,103 @@
           <w:color w:val="305496"/>
           <w:sz w:val="22"/>
         </w:rPr>
-        <w:t xml:space="preserve">u = Kp·(e + (1/Ti)·integral(e) + Td·de/dt)   |   Ti dan Td bersatuan detik</w:t>
-      </w:r>
+        <w:tab/>
+        <w:t xml:space="preserve">(1)</w:t>
+      </w:r>
+    </w:p>
+    <w:p>
+      <w:pPr>
+        <w:keepNext/>
+        <w:spacing w:before="200" w:after="80"/>
+      </w:pPr>
+      <w:r>
+        <w:rPr>
+          <w:rFonts w:ascii="Arial" w:hAnsi="Arial" w:cs="Arial"/>
+          <w:b/>
+          <w:i w:val="0"/>
+          <w:color w:val="2E4A7A"/>
+          <w:sz w:val="24"/>
+        </w:rPr>
+        <w:t xml:space="preserve">Bentuk Baku dan Arti Fisik Parameternya</w:t>
+      </w:r>
+    </w:p>
+    <w:p>
+      <w:pPr>
+        <w:spacing w:line="360" w:lineRule="auto" w:after="120"/>
+        <w:jc w:val="both"/>
+      </w:pPr>
+      <w:r>
+        <w:rPr>
+          <w:rFonts w:ascii="Arial" w:hAnsi="Arial" w:cs="Arial"/>
+          <w:b w:val="0"/>
+          <w:i w:val="0"/>
+          <w:sz w:val="22"/>
+        </w:rPr>
+        <w:t xml:space="preserve">Selain bentuk penjumlahan tiga gain, PID sering dinyatakan dalam bentuk baku yang memakai waktu integral dan waktu turunan. Bentuk ini lebih disukai di dunia proses karena kedua parameternya bersatuan waktu sehingga dapat dibandingkan langsung dengan dinamika plant.</w:t>
+      </w:r>
+    </w:p>
+    <w:p>
+      <w:pPr>
+        <w:spacing w:line="360" w:lineRule="auto" w:after="120"/>
+        <w:jc w:val="both"/>
+      </w:pPr>
+      <w:r>
+        <w:rPr>
+          <w:rFonts w:ascii="Arial" w:hAnsi="Arial" w:cs="Arial"/>
+          <w:b w:val="0"/>
+          <w:i w:val="0"/>
+          <w:sz w:val="22"/>
+        </w:rPr>
+        <w:t xml:space="preserve">Waktu integral menyatakan berapa lama aksi integral memerlukan waktu untuk menyumbang sebesar sumbangan aksi proporsional pada error tetap. Nilai yang kecil berarti aksi integral agresif. Aturan kasar yang lazim menetapkannya sebanding dengan konstanta waktu dominan plant.</w:t>
+      </w:r>
+    </w:p>
+    <w:p>
+      <w:pPr>
+        <w:spacing w:line="360" w:lineRule="auto" w:after="120"/>
+        <w:jc w:val="both"/>
+      </w:pPr>
+      <w:r>
+        <w:rPr>
+          <w:rFonts w:ascii="Arial" w:hAnsi="Arial" w:cs="Arial"/>
+          <w:b w:val="0"/>
+          <w:i w:val="0"/>
+          <w:sz w:val="22"/>
+        </w:rPr>
+        <w:t xml:space="preserve">Waktu turunan menyatakan seberapa jauh ke depan controller memperkirakan gerak error. Nilai yang terlalu besar membuat controller bereaksi berlebihan terhadap perubahan kecil, dan bersama derau sensor menghasilkan getaran pada actuator. Praktik yang lazim menetapkannya sekitar seperempat waktu integral.</w:t>
+      </w:r>
+    </w:p>
+    <w:p>
+      <w:pPr>
+        <w:spacing w:line="360" w:lineRule="auto" w:after="120"/>
+        <w:jc w:val="both"/>
+      </w:pPr>
+      <w:r>
+        <w:rPr>
+          <w:rFonts w:ascii="Arial" w:hAnsi="Arial" w:cs="Arial"/>
+          <w:b w:val="0"/>
+          <w:i w:val="0"/>
+          <w:sz w:val="22"/>
+        </w:rPr>
+        <w:t xml:space="preserve">Perlu diperhatikan bahwa mengubah penguatan proporsional pada bentuk baku ikut mengubah kekuatan aksi integral dan turunan, karena keduanya dikalikan penguatan yang sama. Pada bentuk penjumlahan tiga gain, ketiganya bebas satu sama lain. Kekeliruan menyamakan kedua bentuk adalah sumber kebingungan yang sering terjadi saat memindahkan parameter antarperangkat.</w:t>
+      </w:r>
+      <w:r>
+        <w:rPr>
+          <w:rFonts w:ascii="Arial" w:hAnsi="Arial" w:cs="Arial"/>
+          <w:b w:val="0"/>
+          <w:i w:val="0"/>
+          <w:sz w:val="22"/>
+        </w:rPr>
+        <w:t xml:space="preserve"> Bentuk ringkasnya dituliskan pada Persamaan (2).</w:t>
+      </w:r>
+    </w:p>
+    <w:p>
+      <w:pPr>
+        <w:tabs>
+          <w:tab w:val="center" w:pos="4393"/>
+          <w:tab w:val="right" w:pos="8787"/>
+        </w:tabs>
+        <w:spacing w:before="40" w:after="120"/>
+      </w:pPr>
       <w:r>
         <w:rPr>
           <w:rFonts w:ascii="Arial" w:hAnsi="Arial" w:cs="Arial"/>
@@ -2967,7 +2974,28 @@
           <w:color w:val="305496"/>
           <w:sz w:val="22"/>
         </w:rPr>
-        <w:t xml:space="preserve">   (2)</w:t>
+        <w:tab/>
+      </w:r>
+      <w:r>
+        <w:rPr>
+          <w:rFonts w:ascii="Arial" w:hAnsi="Arial" w:cs="Arial"/>
+          <w:b/>
+          <w:i/>
+          <w:color w:val="305496"/>
+          <w:sz w:val="22"/>
+        </w:rPr>
+        <w:t xml:space="preserve">u = Kp·(e + (1/Ti)·integral(e) + Td·de/dt)   |   Ti dan Td bersatuan detik</w:t>
+      </w:r>
+      <w:r>
+        <w:rPr>
+          <w:rFonts w:ascii="Arial" w:hAnsi="Arial" w:cs="Arial"/>
+          <w:b/>
+          <w:i/>
+          <w:color w:val="305496"/>
+          <w:sz w:val="22"/>
+        </w:rPr>
+        <w:tab/>
+        <w:t xml:space="preserve">(2)</w:t>
       </w:r>
     </w:p>
     <w:p>
@@ -3129,8 +3157,11 @@
     </w:p>
     <w:p>
       <w:pPr>
+        <w:tabs>
+          <w:tab w:val="center" w:pos="4393"/>
+          <w:tab w:val="right" w:pos="8787"/>
+        </w:tabs>
         <w:spacing w:before="40" w:after="120"/>
-        <w:jc w:val="center"/>
       </w:pPr>
       <w:r>
         <w:rPr>
@@ -3140,7 +3171,7 @@
           <w:color w:val="305496"/>
           <w:sz w:val="22"/>
         </w:rPr>
-        <w:t xml:space="preserve">Ziegler-Nichols: Kp = 0,6·Ku, Ti = 0,5·Tu, Td = 0,125·Tu</w:t>
+        <w:tab/>
       </w:r>
       <w:r>
         <w:rPr>
@@ -3150,99 +3181,8 @@
           <w:color w:val="305496"/>
           <w:sz w:val="22"/>
         </w:rPr>
-        <w:t xml:space="preserve">   (3)</w:t>
-      </w:r>
-    </w:p>
-    <w:p>
-      <w:pPr>
-        <w:keepNext/>
-        <w:spacing w:before="200" w:after="80"/>
-      </w:pPr>
-      <w:r>
-        <w:rPr>
-          <w:rFonts w:ascii="Arial" w:hAnsi="Arial" w:cs="Arial"/>
-          <w:b/>
-          <w:i w:val="0"/>
-          <w:color w:val="2E4A7A"/>
-          <w:sz w:val="24"/>
-        </w:rPr>
-        <w:t xml:space="preserve">Anti-Windup dan Pembatasan yang Wajib Ada</w:t>
-      </w:r>
-    </w:p>
-    <w:p>
-      <w:pPr>
-        <w:spacing w:line="360" w:lineRule="auto" w:after="120"/>
-        <w:jc w:val="both"/>
-      </w:pPr>
-      <w:r>
-        <w:rPr>
-          <w:rFonts w:ascii="Arial" w:hAnsi="Arial" w:cs="Arial"/>
-          <w:b w:val="0"/>
-          <w:i w:val="0"/>
-          <w:sz w:val="22"/>
-        </w:rPr>
-        <w:t xml:space="preserve">Ketika actuator mencapai batasnya, keluaran controller tidak lagi memengaruhi plant. Aksi integral yang tetap menumpuk selama itu akan membesar tanpa guna, dan ketika error akhirnya berbalik tanda, akumulator yang telanjur besar harus dikosongkan lebih dahulu sebelum keluaran turun. Akibatnya keluaran melewati setpoint jauh dan lama.</w:t>
-      </w:r>
-    </w:p>
-    <w:p>
-      <w:pPr>
-        <w:spacing w:line="360" w:lineRule="auto" w:after="120"/>
-        <w:jc w:val="both"/>
-      </w:pPr>
-      <w:r>
-        <w:rPr>
-          <w:rFonts w:ascii="Arial" w:hAnsi="Arial" w:cs="Arial"/>
-          <w:b w:val="0"/>
-          <w:i w:val="0"/>
-          <w:sz w:val="22"/>
-        </w:rPr>
-        <w:t xml:space="preserve">Gejalanya khas dan mudah dikenali: overshoot yang jauh lebih besar daripada perkiraan simulasi, terutama setelah perubahan setpoint yang besar, disertai keluaran yang bertahan mentok cukup lama. Bila gejala ini muncul, memeriksa anti-windup jauh lebih tepat daripada menurunkan penguatan.</w:t>
-      </w:r>
-    </w:p>
-    <w:p>
-      <w:pPr>
-        <w:spacing w:line="360" w:lineRule="auto" w:after="120"/>
-        <w:jc w:val="both"/>
-      </w:pPr>
-      <w:r>
-        <w:rPr>
-          <w:rFonts w:ascii="Arial" w:hAnsi="Arial" w:cs="Arial"/>
-          <w:b w:val="0"/>
-          <w:i w:val="0"/>
-          <w:sz w:val="22"/>
-        </w:rPr>
-        <w:t xml:space="preserve">Penanganan paling sederhana menghentikan penumpukan ketika keluaran sedang mentok dan error masih mendorong ke arah yang sama. Cara yang lebih halus mengumpanbalikkan selisih antara keluaran yang diminta dan yang benar-benar terjadi ke akumulator, sehingga akumulator menyesuaikan diri secara mulus alih-alih dibekukan.</w:t>
-      </w:r>
-    </w:p>
-    <w:p>
-      <w:pPr>
-        <w:spacing w:line="360" w:lineRule="auto" w:after="120"/>
-        <w:jc w:val="both"/>
-      </w:pPr>
-      <w:r>
-        <w:rPr>
-          <w:rFonts w:ascii="Arial" w:hAnsi="Arial" w:cs="Arial"/>
-          <w:b w:val="0"/>
-          <w:i w:val="0"/>
-          <w:sz w:val="22"/>
-        </w:rPr>
-        <w:t xml:space="preserve">Selain kejenuhan, laju perubahan actuator juga sering terbatas. Katup memerlukan waktu untuk bergerak, dan motor memiliki batas percepatan. Pembatasan laju ini menimbulkan gejala serupa dan perlu dimodelkan bila dinamikanya sebanding dengan dinamika loop.</w:t>
-      </w:r>
-      <w:r>
-        <w:rPr>
-          <w:rFonts w:ascii="Arial" w:hAnsi="Arial" w:cs="Arial"/>
-          <w:b w:val="0"/>
-          <w:i w:val="0"/>
-          <w:sz w:val="22"/>
-        </w:rPr>
-        <w:t xml:space="preserve"> Rangkuman kuantitatifnya tertulis pada Persamaan (4).</w:t>
-      </w:r>
-    </w:p>
-    <w:p>
-      <w:pPr>
-        <w:spacing w:before="40" w:after="120"/>
-        <w:jc w:val="center"/>
-      </w:pPr>
+        <w:t xml:space="preserve">Ziegler-Nichols: Kp = 0,6·Ku, Ti = 0,5·Tu, Td = 0,125·Tu</w:t>
+      </w:r>
       <w:r>
         <w:rPr>
           <w:rFonts w:ascii="Arial" w:hAnsi="Arial" w:cs="Arial"/>
@@ -3251,8 +3191,103 @@
           <w:color w:val="305496"/>
           <w:sz w:val="22"/>
         </w:rPr>
-        <w:t xml:space="preserve">anti-windup: I += Kt·(</w:t>
-      </w:r>
+        <w:tab/>
+        <w:t xml:space="preserve">(3)</w:t>
+      </w:r>
+    </w:p>
+    <w:p>
+      <w:pPr>
+        <w:keepNext/>
+        <w:spacing w:before="200" w:after="80"/>
+      </w:pPr>
+      <w:r>
+        <w:rPr>
+          <w:rFonts w:ascii="Arial" w:hAnsi="Arial" w:cs="Arial"/>
+          <w:b/>
+          <w:i w:val="0"/>
+          <w:color w:val="2E4A7A"/>
+          <w:sz w:val="24"/>
+        </w:rPr>
+        <w:t xml:space="preserve">Anti-Windup dan Pembatasan yang Wajib Ada</w:t>
+      </w:r>
+    </w:p>
+    <w:p>
+      <w:pPr>
+        <w:spacing w:line="360" w:lineRule="auto" w:after="120"/>
+        <w:jc w:val="both"/>
+      </w:pPr>
+      <w:r>
+        <w:rPr>
+          <w:rFonts w:ascii="Arial" w:hAnsi="Arial" w:cs="Arial"/>
+          <w:b w:val="0"/>
+          <w:i w:val="0"/>
+          <w:sz w:val="22"/>
+        </w:rPr>
+        <w:t xml:space="preserve">Ketika actuator mencapai batasnya, keluaran controller tidak lagi memengaruhi plant. Aksi integral yang tetap menumpuk selama itu akan membesar tanpa guna, dan ketika error akhirnya berbalik tanda, akumulator yang telanjur besar harus dikosongkan lebih dahulu sebelum keluaran turun. Akibatnya keluaran melewati setpoint jauh dan lama.</w:t>
+      </w:r>
+    </w:p>
+    <w:p>
+      <w:pPr>
+        <w:spacing w:line="360" w:lineRule="auto" w:after="120"/>
+        <w:jc w:val="both"/>
+      </w:pPr>
+      <w:r>
+        <w:rPr>
+          <w:rFonts w:ascii="Arial" w:hAnsi="Arial" w:cs="Arial"/>
+          <w:b w:val="0"/>
+          <w:i w:val="0"/>
+          <w:sz w:val="22"/>
+        </w:rPr>
+        <w:t xml:space="preserve">Gejalanya khas dan mudah dikenali: overshoot yang jauh lebih besar daripada perkiraan simulasi, terutama setelah perubahan setpoint yang besar, disertai keluaran yang bertahan mentok cukup lama. Bila gejala ini muncul, memeriksa anti-windup jauh lebih tepat daripada menurunkan penguatan.</w:t>
+      </w:r>
+    </w:p>
+    <w:p>
+      <w:pPr>
+        <w:spacing w:line="360" w:lineRule="auto" w:after="120"/>
+        <w:jc w:val="both"/>
+      </w:pPr>
+      <w:r>
+        <w:rPr>
+          <w:rFonts w:ascii="Arial" w:hAnsi="Arial" w:cs="Arial"/>
+          <w:b w:val="0"/>
+          <w:i w:val="0"/>
+          <w:sz w:val="22"/>
+        </w:rPr>
+        <w:t xml:space="preserve">Penanganan paling sederhana menghentikan penumpukan ketika keluaran sedang mentok dan error masih mendorong ke arah yang sama. Cara yang lebih halus mengumpanbalikkan selisih antara keluaran yang diminta dan yang benar-benar terjadi ke akumulator, sehingga akumulator menyesuaikan diri secara mulus alih-alih dibekukan.</w:t>
+      </w:r>
+    </w:p>
+    <w:p>
+      <w:pPr>
+        <w:spacing w:line="360" w:lineRule="auto" w:after="120"/>
+        <w:jc w:val="both"/>
+      </w:pPr>
+      <w:r>
+        <w:rPr>
+          <w:rFonts w:ascii="Arial" w:hAnsi="Arial" w:cs="Arial"/>
+          <w:b w:val="0"/>
+          <w:i w:val="0"/>
+          <w:sz w:val="22"/>
+        </w:rPr>
+        <w:t xml:space="preserve">Selain kejenuhan, laju perubahan actuator juga sering terbatas. Katup memerlukan waktu untuk bergerak, dan motor memiliki batas percepatan. Pembatasan laju ini menimbulkan gejala serupa dan perlu dimodelkan bila dinamikanya sebanding dengan dinamika loop.</w:t>
+      </w:r>
+      <w:r>
+        <w:rPr>
+          <w:rFonts w:ascii="Arial" w:hAnsi="Arial" w:cs="Arial"/>
+          <w:b w:val="0"/>
+          <w:i w:val="0"/>
+          <w:sz w:val="22"/>
+        </w:rPr>
+        <w:t xml:space="preserve"> Rangkuman kuantitatifnya tertulis pada Persamaan (4).</w:t>
+      </w:r>
+    </w:p>
+    <w:p>
+      <w:pPr>
+        <w:tabs>
+          <w:tab w:val="center" w:pos="4393"/>
+          <w:tab w:val="right" w:pos="8787"/>
+        </w:tabs>
+        <w:spacing w:before="40" w:after="120"/>
+      </w:pPr>
       <w:r>
         <w:rPr>
           <w:rFonts w:ascii="Arial" w:hAnsi="Arial" w:cs="Arial"/>
@@ -3261,7 +3296,7 @@
           <w:color w:val="305496"/>
           <w:sz w:val="22"/>
         </w:rPr>
-        <w:t xml:space="preserve">u</w:t>
+        <w:tab/>
       </w:r>
       <w:r>
         <w:rPr>
@@ -3270,9 +3305,8 @@
           <w:i/>
           <w:color w:val="305496"/>
           <w:sz w:val="22"/>
-          <w:vertAlign w:val="subscript"/>
-        </w:rPr>
-        <w:t xml:space="preserve">nyata</w:t>
+        </w:rPr>
+        <w:t xml:space="preserve">anti-windup: I += Kt·(</w:t>
       </w:r>
       <w:r>
         <w:rPr>
@@ -3282,7 +3316,7 @@
           <w:color w:val="305496"/>
           <w:sz w:val="22"/>
         </w:rPr>
-        <w:t xml:space="preserve"> - </w:t>
+        <w:t xml:space="preserve">u</w:t>
       </w:r>
       <w:r>
         <w:rPr>
@@ -3291,8 +3325,9 @@
           <w:i/>
           <w:color w:val="305496"/>
           <w:sz w:val="22"/>
-        </w:rPr>
-        <w:t xml:space="preserve">u</w:t>
+          <w:vertAlign w:val="subscript"/>
+        </w:rPr>
+        <w:t xml:space="preserve">nyata</w:t>
       </w:r>
       <w:r>
         <w:rPr>
@@ -3301,9 +3336,8 @@
           <w:i/>
           <w:color w:val="305496"/>
           <w:sz w:val="22"/>
-          <w:vertAlign w:val="subscript"/>
-        </w:rPr>
-        <w:t xml:space="preserve">minta</w:t>
+        </w:rPr>
+        <w:t xml:space="preserve"> - </w:t>
       </w:r>
       <w:r>
         <w:rPr>
@@ -3313,7 +3347,7 @@
           <w:color w:val="305496"/>
           <w:sz w:val="22"/>
         </w:rPr>
-        <w:t xml:space="preserve">)·T bersama pembatasan keluaran</w:t>
+        <w:t xml:space="preserve">u</w:t>
       </w:r>
       <w:r>
         <w:rPr>
@@ -3322,100 +3356,10 @@
           <w:i/>
           <w:color w:val="305496"/>
           <w:sz w:val="22"/>
-        </w:rPr>
-        <w:t xml:space="preserve">   (4)</w:t>
-      </w:r>
-    </w:p>
-    <w:p>
-      <w:pPr>
-        <w:keepNext/>
-        <w:spacing w:before="200" w:after="80"/>
-      </w:pPr>
-      <w:r>
-        <w:rPr>
-          <w:rFonts w:ascii="Arial" w:hAnsi="Arial" w:cs="Arial"/>
-          <w:b/>
-          <w:i w:val="0"/>
-          <w:color w:val="2E4A7A"/>
-          <w:sz w:val="24"/>
-        </w:rPr>
-        <w:t xml:space="preserve">Varian Struktur yang Sering Diperlukan</w:t>
-      </w:r>
-    </w:p>
-    <w:p>
-      <w:pPr>
-        <w:spacing w:line="360" w:lineRule="auto" w:after="120"/>
-        <w:jc w:val="both"/>
-      </w:pPr>
-      <w:r>
-        <w:rPr>
-          <w:rFonts w:ascii="Arial" w:hAnsi="Arial" w:cs="Arial"/>
-          <w:b w:val="0"/>
-          <w:i w:val="0"/>
-          <w:sz w:val="22"/>
-        </w:rPr>
-        <w:t xml:space="preserve">PID dasar sering perlu disesuaikan agar berperilaku baik di lapangan. Salah satu penyesuaian yang paling umum adalah menghitung aksi turunan dari keluaran terukur, bukan dari error. Dengan cara ini, perubahan setpoint yang mendadak tidak lagi menghasilkan lonjakan turunan yang besar, sementara kemampuan meredam tetap terjaga.</w:t>
-      </w:r>
-    </w:p>
-    <w:p>
-      <w:pPr>
-        <w:spacing w:line="360" w:lineRule="auto" w:after="120"/>
-        <w:jc w:val="both"/>
-      </w:pPr>
-      <w:r>
-        <w:rPr>
-          <w:rFonts w:ascii="Arial" w:hAnsi="Arial" w:cs="Arial"/>
-          <w:b w:val="0"/>
-          <w:i w:val="0"/>
-          <w:sz w:val="22"/>
-        </w:rPr>
-        <w:t xml:space="preserve">Pembobotan setpoint pada aksi proporsional bekerja dengan semangat serupa. Aksi proporsional dihitung dari selisih antara setpoint berbobot dan keluaran, sehingga respons terhadap perubahan setpoint dapat dilunakkan tanpa mengubah sifat penolakan gangguan maupun kestabilan loop.</w:t>
-      </w:r>
-    </w:p>
-    <w:p>
-      <w:pPr>
-        <w:spacing w:line="360" w:lineRule="auto" w:after="120"/>
-        <w:jc w:val="both"/>
-      </w:pPr>
-      <w:r>
-        <w:rPr>
-          <w:rFonts w:ascii="Arial" w:hAnsi="Arial" w:cs="Arial"/>
-          <w:b w:val="0"/>
-          <w:i w:val="0"/>
-          <w:sz w:val="22"/>
-        </w:rPr>
-        <w:t xml:space="preserve">Untuk proses berdead-time besar, struktur prediktor memisahkan pengaruh tundaan dari perhitungan umpan balik dengan memakai model plant. Sistem menjadi jauh lebih agresif secara aman, namun kinerjanya kini bergantung pada ketepatan model. Bila model meleset, keunggulannya cepat hilang.</w:t>
-      </w:r>
-    </w:p>
-    <w:p>
-      <w:pPr>
-        <w:spacing w:line="360" w:lineRule="auto" w:after="120"/>
-        <w:jc w:val="both"/>
-      </w:pPr>
-      <w:r>
-        <w:rPr>
-          <w:rFonts w:ascii="Arial" w:hAnsi="Arial" w:cs="Arial"/>
-          <w:b w:val="0"/>
-          <w:i w:val="0"/>
-          <w:sz w:val="22"/>
-        </w:rPr>
-        <w:t xml:space="preserve">Pada sistem dengan besaran cepat di dalam besaran lambat, struktur bersarang biasanya lebih efektif daripada satu PID tunggal yang disetel sangat agresif. Loop dalam menekan gangguan di dekat sumbernya dan menyederhanakan penyetelan, karena tiap loop dapat disetel bergiliran dari dalam ke luar.</w:t>
-      </w:r>
-      <w:r>
-        <w:rPr>
-          <w:rFonts w:ascii="Arial" w:hAnsi="Arial" w:cs="Arial"/>
-          <w:b w:val="0"/>
-          <w:i w:val="0"/>
-          <w:sz w:val="22"/>
-        </w:rPr>
-        <w:t xml:space="preserve"> Hubungan ini dirangkum dalam Persamaan (5).</w:t>
-      </w:r>
-    </w:p>
-    <w:p>
-      <w:pPr>
-        <w:spacing w:before="40" w:after="120"/>
-        <w:jc w:val="center"/>
-      </w:pPr>
+          <w:vertAlign w:val="subscript"/>
+        </w:rPr>
+        <w:t xml:space="preserve">minta</w:t>
+      </w:r>
       <w:r>
         <w:rPr>
           <w:rFonts w:ascii="Arial" w:hAnsi="Arial" w:cs="Arial"/>
@@ -3424,7 +3368,7 @@
           <w:color w:val="305496"/>
           <w:sz w:val="22"/>
         </w:rPr>
-        <w:t xml:space="preserve">turunan dari keluaran: D = -Kd·dy/dt   |   bobot setpoint: P = Kp·(b·r - y)</w:t>
+        <w:t xml:space="preserve">)·T bersama pembatasan keluaran</w:t>
       </w:r>
       <w:r>
         <w:rPr>
@@ -3434,7 +3378,133 @@
           <w:color w:val="305496"/>
           <w:sz w:val="22"/>
         </w:rPr>
-        <w:t xml:space="preserve">   (5)</w:t>
+        <w:tab/>
+        <w:t xml:space="preserve">(4)</w:t>
+      </w:r>
+    </w:p>
+    <w:p>
+      <w:pPr>
+        <w:keepNext/>
+        <w:spacing w:before="200" w:after="80"/>
+      </w:pPr>
+      <w:r>
+        <w:rPr>
+          <w:rFonts w:ascii="Arial" w:hAnsi="Arial" w:cs="Arial"/>
+          <w:b/>
+          <w:i w:val="0"/>
+          <w:color w:val="2E4A7A"/>
+          <w:sz w:val="24"/>
+        </w:rPr>
+        <w:t xml:space="preserve">Varian Struktur yang Sering Diperlukan</w:t>
+      </w:r>
+    </w:p>
+    <w:p>
+      <w:pPr>
+        <w:spacing w:line="360" w:lineRule="auto" w:after="120"/>
+        <w:jc w:val="both"/>
+      </w:pPr>
+      <w:r>
+        <w:rPr>
+          <w:rFonts w:ascii="Arial" w:hAnsi="Arial" w:cs="Arial"/>
+          <w:b w:val="0"/>
+          <w:i w:val="0"/>
+          <w:sz w:val="22"/>
+        </w:rPr>
+        <w:t xml:space="preserve">PID dasar sering perlu disesuaikan agar berperilaku baik di lapangan. Salah satu penyesuaian yang paling umum adalah menghitung aksi turunan dari keluaran terukur, bukan dari error. Dengan cara ini, perubahan setpoint yang mendadak tidak lagi menghasilkan lonjakan turunan yang besar, sementara kemampuan meredam tetap terjaga.</w:t>
+      </w:r>
+    </w:p>
+    <w:p>
+      <w:pPr>
+        <w:spacing w:line="360" w:lineRule="auto" w:after="120"/>
+        <w:jc w:val="both"/>
+      </w:pPr>
+      <w:r>
+        <w:rPr>
+          <w:rFonts w:ascii="Arial" w:hAnsi="Arial" w:cs="Arial"/>
+          <w:b w:val="0"/>
+          <w:i w:val="0"/>
+          <w:sz w:val="22"/>
+        </w:rPr>
+        <w:t xml:space="preserve">Pembobotan setpoint pada aksi proporsional bekerja dengan semangat serupa. Aksi proporsional dihitung dari selisih antara setpoint berbobot dan keluaran, sehingga respons terhadap perubahan setpoint dapat dilunakkan tanpa mengubah sifat penolakan gangguan maupun kestabilan loop.</w:t>
+      </w:r>
+    </w:p>
+    <w:p>
+      <w:pPr>
+        <w:spacing w:line="360" w:lineRule="auto" w:after="120"/>
+        <w:jc w:val="both"/>
+      </w:pPr>
+      <w:r>
+        <w:rPr>
+          <w:rFonts w:ascii="Arial" w:hAnsi="Arial" w:cs="Arial"/>
+          <w:b w:val="0"/>
+          <w:i w:val="0"/>
+          <w:sz w:val="22"/>
+        </w:rPr>
+        <w:t xml:space="preserve">Untuk proses berdead-time besar, struktur prediktor memisahkan pengaruh tundaan dari perhitungan umpan balik dengan memakai model plant. Sistem menjadi jauh lebih agresif secara aman, namun kinerjanya kini bergantung pada ketepatan model. Bila model meleset, keunggulannya cepat hilang.</w:t>
+      </w:r>
+    </w:p>
+    <w:p>
+      <w:pPr>
+        <w:spacing w:line="360" w:lineRule="auto" w:after="120"/>
+        <w:jc w:val="both"/>
+      </w:pPr>
+      <w:r>
+        <w:rPr>
+          <w:rFonts w:ascii="Arial" w:hAnsi="Arial" w:cs="Arial"/>
+          <w:b w:val="0"/>
+          <w:i w:val="0"/>
+          <w:sz w:val="22"/>
+        </w:rPr>
+        <w:t xml:space="preserve">Pada sistem dengan besaran cepat di dalam besaran lambat, struktur bersarang biasanya lebih efektif daripada satu PID tunggal yang disetel sangat agresif. Loop dalam menekan gangguan di dekat sumbernya dan menyederhanakan penyetelan, karena tiap loop dapat disetel bergiliran dari dalam ke luar.</w:t>
+      </w:r>
+      <w:r>
+        <w:rPr>
+          <w:rFonts w:ascii="Arial" w:hAnsi="Arial" w:cs="Arial"/>
+          <w:b w:val="0"/>
+          <w:i w:val="0"/>
+          <w:sz w:val="22"/>
+        </w:rPr>
+        <w:t xml:space="preserve"> Hubungan ini dirangkum dalam Persamaan (5).</w:t>
+      </w:r>
+    </w:p>
+    <w:p>
+      <w:pPr>
+        <w:tabs>
+          <w:tab w:val="center" w:pos="4393"/>
+          <w:tab w:val="right" w:pos="8787"/>
+        </w:tabs>
+        <w:spacing w:before="40" w:after="120"/>
+      </w:pPr>
+      <w:r>
+        <w:rPr>
+          <w:rFonts w:ascii="Arial" w:hAnsi="Arial" w:cs="Arial"/>
+          <w:b/>
+          <w:i/>
+          <w:color w:val="305496"/>
+          <w:sz w:val="22"/>
+        </w:rPr>
+        <w:tab/>
+      </w:r>
+      <w:r>
+        <w:rPr>
+          <w:rFonts w:ascii="Arial" w:hAnsi="Arial" w:cs="Arial"/>
+          <w:b/>
+          <w:i/>
+          <w:color w:val="305496"/>
+          <w:sz w:val="22"/>
+        </w:rPr>
+        <w:t xml:space="preserve">turunan dari keluaran: D = -Kd·dy/dt   |   bobot setpoint: P = Kp·(b·r - y)</w:t>
+      </w:r>
+      <w:r>
+        <w:rPr>
+          <w:rFonts w:ascii="Arial" w:hAnsi="Arial" w:cs="Arial"/>
+          <w:b/>
+          <w:i/>
+          <w:color w:val="305496"/>
+          <w:sz w:val="22"/>
+        </w:rPr>
+        <w:tab/>
+        <w:t xml:space="preserve">(5)</w:t>
       </w:r>
     </w:p>
     <w:p>
@@ -3596,8 +3666,11 @@
     </w:p>
     <w:p>
       <w:pPr>
+        <w:tabs>
+          <w:tab w:val="center" w:pos="4393"/>
+          <w:tab w:val="right" w:pos="8787"/>
+        </w:tabs>
         <w:spacing w:before="40" w:after="120"/>
-        <w:jc w:val="center"/>
       </w:pPr>
       <w:r>
         <w:rPr>
@@ -3607,7 +3680,7 @@
           <w:color w:val="305496"/>
           <w:sz w:val="22"/>
         </w:rPr>
-        <w:t xml:space="preserve">P dulu → tambahkan I dari Ti besar → tambahkan D terakhir bila perlu</w:t>
+        <w:tab/>
       </w:r>
       <w:r>
         <w:rPr>
@@ -3617,99 +3690,8 @@
           <w:color w:val="305496"/>
           <w:sz w:val="22"/>
         </w:rPr>
-        <w:t xml:space="preserve">   (6)</w:t>
-      </w:r>
-    </w:p>
-    <w:p>
-      <w:pPr>
-        <w:keepNext/>
-        <w:spacing w:before="200" w:after="80"/>
-      </w:pPr>
-      <w:r>
-        <w:rPr>
-          <w:rFonts w:ascii="Arial" w:hAnsi="Arial" w:cs="Arial"/>
-          <w:b/>
-          <w:i w:val="0"/>
-          <w:color w:val="2E4A7A"/>
-          <w:sz w:val="24"/>
-        </w:rPr>
-        <w:t xml:space="preserve">Loop Bersarang: Menyetel dari Dalam ke Luar</w:t>
-      </w:r>
-    </w:p>
-    <w:p>
-      <w:pPr>
-        <w:spacing w:line="360" w:lineRule="auto" w:after="120"/>
-        <w:jc w:val="both"/>
-      </w:pPr>
-      <w:r>
-        <w:rPr>
-          <w:rFonts w:ascii="Arial" w:hAnsi="Arial" w:cs="Arial"/>
-          <w:b w:val="0"/>
-          <w:i w:val="0"/>
-          <w:sz w:val="22"/>
-        </w:rPr>
-        <w:t xml:space="preserve">Ketika besaran cepat berada di dalam besaran lambat, struktur bersarang hampir selalu mengungguli satu PID tunggal. Contohnya arus di dalam kecepatan, kecepatan di dalam posisi, atau aliran di dalam temperatur.</w:t>
-      </w:r>
-    </w:p>
-    <w:p>
-      <w:pPr>
-        <w:spacing w:line="360" w:lineRule="auto" w:after="120"/>
-        <w:jc w:val="both"/>
-      </w:pPr>
-      <w:r>
-        <w:rPr>
-          <w:rFonts w:ascii="Arial" w:hAnsi="Arial" w:cs="Arial"/>
-          <w:b w:val="0"/>
-          <w:i w:val="0"/>
-          <w:sz w:val="22"/>
-        </w:rPr>
-        <w:t xml:space="preserve">Keunggulannya berasal dari dua hal. Loop dalam menekan gangguan di dekat sumbernya sebelum sempat memengaruhi besaran luar, dan loop dalam juga meratakan nonlinieritas actuator sehingga loop luar menghadapi perilaku yang lebih sederhana.</w:t>
-      </w:r>
-    </w:p>
-    <w:p>
-      <w:pPr>
-        <w:spacing w:line="360" w:lineRule="auto" w:after="120"/>
-        <w:jc w:val="both"/>
-      </w:pPr>
-      <w:r>
-        <w:rPr>
-          <w:rFonts w:ascii="Arial" w:hAnsi="Arial" w:cs="Arial"/>
-          <w:b w:val="0"/>
-          <w:i w:val="0"/>
-          <w:sz w:val="22"/>
-        </w:rPr>
-        <w:t xml:space="preserve">Penyetelannya dilakukan bergiliran dari dalam ke luar. Loop dalam disetel lebih dahulu dengan loop luar dalam mode manual, dan disetel agar jauh lebih cepat daripada loop luar, umumnya lima sampai sepuluh kali. Setelah loop dalam mantap, barulah loop luar disetel dengan memperlakukan loop dalam sebagai penguat sederhana.</w:t>
-      </w:r>
-    </w:p>
-    <w:p>
-      <w:pPr>
-        <w:spacing w:line="360" w:lineRule="auto" w:after="120"/>
-        <w:jc w:val="both"/>
-      </w:pPr>
-      <w:r>
-        <w:rPr>
-          <w:rFonts w:ascii="Arial" w:hAnsi="Arial" w:cs="Arial"/>
-          <w:b w:val="0"/>
-          <w:i w:val="0"/>
-          <w:sz w:val="22"/>
-        </w:rPr>
-        <w:t xml:space="preserve">Kesalahan yang paling sering terjadi adalah menyetel keduanya bersamaan atau menyetel loop luar lebih dahulu. Keduanya menghasilkan interaksi yang membingungkan, karena perubahan pada satu loop mengubah perilaku yang sedang diamati pada loop lain.</w:t>
-      </w:r>
-      <w:r>
-        <w:rPr>
-          <w:rFonts w:ascii="Arial" w:hAnsi="Arial" w:cs="Arial"/>
-          <w:b w:val="0"/>
-          <w:i w:val="0"/>
-          <w:sz w:val="22"/>
-        </w:rPr>
-        <w:t xml:space="preserve"> Persamaan (7) memadatkan aturan tersebut.</w:t>
-      </w:r>
-    </w:p>
-    <w:p>
-      <w:pPr>
-        <w:spacing w:before="40" w:after="120"/>
-        <w:jc w:val="center"/>
-      </w:pPr>
+        <w:t xml:space="preserve">P dulu → tambahkan I dari Ti besar → tambahkan D terakhir bila perlu</w:t>
+      </w:r>
       <w:r>
         <w:rPr>
           <w:rFonts w:ascii="Arial" w:hAnsi="Arial" w:cs="Arial"/>
@@ -3718,8 +3700,103 @@
           <w:color w:val="305496"/>
           <w:sz w:val="22"/>
         </w:rPr>
-        <w:t xml:space="preserve">loop dalam ≥ 5 kali lebih cepat, disetel lebih dahulu dengan loop luar manual</w:t>
-      </w:r>
+        <w:tab/>
+        <w:t xml:space="preserve">(6)</w:t>
+      </w:r>
+    </w:p>
+    <w:p>
+      <w:pPr>
+        <w:keepNext/>
+        <w:spacing w:before="200" w:after="80"/>
+      </w:pPr>
+      <w:r>
+        <w:rPr>
+          <w:rFonts w:ascii="Arial" w:hAnsi="Arial" w:cs="Arial"/>
+          <w:b/>
+          <w:i w:val="0"/>
+          <w:color w:val="2E4A7A"/>
+          <w:sz w:val="24"/>
+        </w:rPr>
+        <w:t xml:space="preserve">Loop Bersarang: Menyetel dari Dalam ke Luar</w:t>
+      </w:r>
+    </w:p>
+    <w:p>
+      <w:pPr>
+        <w:spacing w:line="360" w:lineRule="auto" w:after="120"/>
+        <w:jc w:val="both"/>
+      </w:pPr>
+      <w:r>
+        <w:rPr>
+          <w:rFonts w:ascii="Arial" w:hAnsi="Arial" w:cs="Arial"/>
+          <w:b w:val="0"/>
+          <w:i w:val="0"/>
+          <w:sz w:val="22"/>
+        </w:rPr>
+        <w:t xml:space="preserve">Ketika besaran cepat berada di dalam besaran lambat, struktur bersarang hampir selalu mengungguli satu PID tunggal. Contohnya arus di dalam kecepatan, kecepatan di dalam posisi, atau aliran di dalam temperatur.</w:t>
+      </w:r>
+    </w:p>
+    <w:p>
+      <w:pPr>
+        <w:spacing w:line="360" w:lineRule="auto" w:after="120"/>
+        <w:jc w:val="both"/>
+      </w:pPr>
+      <w:r>
+        <w:rPr>
+          <w:rFonts w:ascii="Arial" w:hAnsi="Arial" w:cs="Arial"/>
+          <w:b w:val="0"/>
+          <w:i w:val="0"/>
+          <w:sz w:val="22"/>
+        </w:rPr>
+        <w:t xml:space="preserve">Keunggulannya berasal dari dua hal. Loop dalam menekan gangguan di dekat sumbernya sebelum sempat memengaruhi besaran luar, dan loop dalam juga meratakan nonlinieritas actuator sehingga loop luar menghadapi perilaku yang lebih sederhana.</w:t>
+      </w:r>
+    </w:p>
+    <w:p>
+      <w:pPr>
+        <w:spacing w:line="360" w:lineRule="auto" w:after="120"/>
+        <w:jc w:val="both"/>
+      </w:pPr>
+      <w:r>
+        <w:rPr>
+          <w:rFonts w:ascii="Arial" w:hAnsi="Arial" w:cs="Arial"/>
+          <w:b w:val="0"/>
+          <w:i w:val="0"/>
+          <w:sz w:val="22"/>
+        </w:rPr>
+        <w:t xml:space="preserve">Penyetelannya dilakukan bergiliran dari dalam ke luar. Loop dalam disetel lebih dahulu dengan loop luar dalam mode manual, dan disetel agar jauh lebih cepat daripada loop luar, umumnya lima sampai sepuluh kali. Setelah loop dalam mantap, barulah loop luar disetel dengan memperlakukan loop dalam sebagai penguat sederhana.</w:t>
+      </w:r>
+    </w:p>
+    <w:p>
+      <w:pPr>
+        <w:spacing w:line="360" w:lineRule="auto" w:after="120"/>
+        <w:jc w:val="both"/>
+      </w:pPr>
+      <w:r>
+        <w:rPr>
+          <w:rFonts w:ascii="Arial" w:hAnsi="Arial" w:cs="Arial"/>
+          <w:b w:val="0"/>
+          <w:i w:val="0"/>
+          <w:sz w:val="22"/>
+        </w:rPr>
+        <w:t xml:space="preserve">Kesalahan yang paling sering terjadi adalah menyetel keduanya bersamaan atau menyetel loop luar lebih dahulu. Keduanya menghasilkan interaksi yang membingungkan, karena perubahan pada satu loop mengubah perilaku yang sedang diamati pada loop lain.</w:t>
+      </w:r>
+      <w:r>
+        <w:rPr>
+          <w:rFonts w:ascii="Arial" w:hAnsi="Arial" w:cs="Arial"/>
+          <w:b w:val="0"/>
+          <w:i w:val="0"/>
+          <w:sz w:val="22"/>
+        </w:rPr>
+        <w:t xml:space="preserve"> Persamaan (7) memadatkan aturan tersebut.</w:t>
+      </w:r>
+    </w:p>
+    <w:p>
+      <w:pPr>
+        <w:tabs>
+          <w:tab w:val="center" w:pos="4393"/>
+          <w:tab w:val="right" w:pos="8787"/>
+        </w:tabs>
+        <w:spacing w:before="40" w:after="120"/>
+      </w:pPr>
       <w:r>
         <w:rPr>
           <w:rFonts w:ascii="Arial" w:hAnsi="Arial" w:cs="Arial"/>
@@ -3728,99 +3805,8 @@
           <w:color w:val="305496"/>
           <w:sz w:val="22"/>
         </w:rPr>
-        <w:t xml:space="preserve">   (7)</w:t>
-      </w:r>
-    </w:p>
-    <w:p>
-      <w:pPr>
-        <w:keepNext/>
-        <w:spacing w:before="200" w:after="80"/>
-      </w:pPr>
-      <w:r>
-        <w:rPr>
-          <w:rFonts w:ascii="Arial" w:hAnsi="Arial" w:cs="Arial"/>
-          <w:b/>
-          <w:i w:val="0"/>
-          <w:color w:val="2E4A7A"/>
-          <w:sz w:val="24"/>
-        </w:rPr>
-        <w:t xml:space="preserve">PID pada Proses Berdead-Time Besar</w:t>
-      </w:r>
-    </w:p>
-    <w:p>
-      <w:pPr>
-        <w:spacing w:line="360" w:lineRule="auto" w:after="120"/>
-        <w:jc w:val="both"/>
-      </w:pPr>
-      <w:r>
-        <w:rPr>
-          <w:rFonts w:ascii="Arial" w:hAnsi="Arial" w:cs="Arial"/>
-          <w:b w:val="0"/>
-          <w:i w:val="0"/>
-          <w:sz w:val="22"/>
-        </w:rPr>
-        <w:t xml:space="preserve">Dead time adalah lawan paling berat bagi PID. Selama jeda itu, controller tidak menerima kabar apa pun tentang akibat tindakannya, sehingga ia cenderung bertindak berlebihan dan baru menyadarinya setelah terlambat.</w:t>
-      </w:r>
-    </w:p>
-    <w:p>
-      <w:pPr>
-        <w:spacing w:line="360" w:lineRule="auto" w:after="120"/>
-        <w:jc w:val="both"/>
-      </w:pPr>
-      <w:r>
-        <w:rPr>
-          <w:rFonts w:ascii="Arial" w:hAnsi="Arial" w:cs="Arial"/>
-          <w:b w:val="0"/>
-          <w:i w:val="0"/>
-          <w:sz w:val="22"/>
-        </w:rPr>
-        <w:t xml:space="preserve">Akibatnya terhadap penyetelan bersifat mendasar. Semakin besar perbandingan dead time terhadap konstanta waktu, semakin kecil penguatan yang masih aman. Pada perbandingan di atas satu, PID biasa hanya dapat disetel sangat lamban, dan kinerjanya terbatas berapa pun keterampilan penyetelnya.</w:t>
-      </w:r>
-    </w:p>
-    <w:p>
-      <w:pPr>
-        <w:spacing w:line="360" w:lineRule="auto" w:after="120"/>
-        <w:jc w:val="both"/>
-      </w:pPr>
-      <w:r>
-        <w:rPr>
-          <w:rFonts w:ascii="Arial" w:hAnsi="Arial" w:cs="Arial"/>
-          <w:b w:val="0"/>
-          <w:i w:val="0"/>
-          <w:sz w:val="22"/>
-        </w:rPr>
-        <w:t xml:space="preserve">Langkah pertama yang benar bukan menyetel melainkan memeriksa apakah dead time-nya dapat dikurangi. Memindahkan sensor lebih dekat ke titik yang dikendalikan, memperpendek jalur perpipaan, atau mempercepat sampling sering memberi perbaikan yang jauh melampaui hasil penyetelan mana pun.</w:t>
-      </w:r>
-    </w:p>
-    <w:p>
-      <w:pPr>
-        <w:spacing w:line="360" w:lineRule="auto" w:after="120"/>
-        <w:jc w:val="both"/>
-      </w:pPr>
-      <w:r>
-        <w:rPr>
-          <w:rFonts w:ascii="Arial" w:hAnsi="Arial" w:cs="Arial"/>
-          <w:b w:val="0"/>
-          <w:i w:val="0"/>
-          <w:sz w:val="22"/>
-        </w:rPr>
-        <w:t xml:space="preserve">Bila dead time memang tidak dapat dikurangi, struktur prediktor memakai model plant untuk memperkirakan akibat tindakan sebelum akibat itu terukur. Sistem menjadi jauh lebih agresif secara aman, dengan syarat modelnya cukup tepat, dan bila model meleset, keunggulannya cepat hilang.</w:t>
-      </w:r>
-      <w:r>
-        <w:rPr>
-          <w:rFonts w:ascii="Arial" w:hAnsi="Arial" w:cs="Arial"/>
-          <w:b w:val="0"/>
-          <w:i w:val="0"/>
-          <w:sz w:val="22"/>
-        </w:rPr>
-        <w:t xml:space="preserve"> Rangkuman kuantitatifnya tertulis pada Persamaan (8).</w:t>
-      </w:r>
-    </w:p>
-    <w:p>
-      <w:pPr>
-        <w:spacing w:before="40" w:after="120"/>
-        <w:jc w:val="center"/>
-      </w:pPr>
+        <w:tab/>
+      </w:r>
       <w:r>
         <w:rPr>
           <w:rFonts w:ascii="Arial" w:hAnsi="Arial" w:cs="Arial"/>
@@ -3829,7 +3815,7 @@
           <w:color w:val="305496"/>
           <w:sz w:val="22"/>
         </w:rPr>
-        <w:t xml:space="preserve">L/τ besar ⇒ penguatan aman mengecil; kurangi L dulu sebelum menyetel</w:t>
+        <w:t xml:space="preserve">loop dalam ≥ 5 kali lebih cepat, disetel lebih dahulu dengan loop luar manual</w:t>
       </w:r>
       <w:r>
         <w:rPr>
@@ -3839,7 +3825,133 @@
           <w:color w:val="305496"/>
           <w:sz w:val="22"/>
         </w:rPr>
-        <w:t xml:space="preserve">   (8)</w:t>
+        <w:tab/>
+        <w:t xml:space="preserve">(7)</w:t>
+      </w:r>
+    </w:p>
+    <w:p>
+      <w:pPr>
+        <w:keepNext/>
+        <w:spacing w:before="200" w:after="80"/>
+      </w:pPr>
+      <w:r>
+        <w:rPr>
+          <w:rFonts w:ascii="Arial" w:hAnsi="Arial" w:cs="Arial"/>
+          <w:b/>
+          <w:i w:val="0"/>
+          <w:color w:val="2E4A7A"/>
+          <w:sz w:val="24"/>
+        </w:rPr>
+        <w:t xml:space="preserve">PID pada Proses Berdead-Time Besar</w:t>
+      </w:r>
+    </w:p>
+    <w:p>
+      <w:pPr>
+        <w:spacing w:line="360" w:lineRule="auto" w:after="120"/>
+        <w:jc w:val="both"/>
+      </w:pPr>
+      <w:r>
+        <w:rPr>
+          <w:rFonts w:ascii="Arial" w:hAnsi="Arial" w:cs="Arial"/>
+          <w:b w:val="0"/>
+          <w:i w:val="0"/>
+          <w:sz w:val="22"/>
+        </w:rPr>
+        <w:t xml:space="preserve">Dead time adalah lawan paling berat bagi PID. Selama jeda itu, controller tidak menerima kabar apa pun tentang akibat tindakannya, sehingga ia cenderung bertindak berlebihan dan baru menyadarinya setelah terlambat.</w:t>
+      </w:r>
+    </w:p>
+    <w:p>
+      <w:pPr>
+        <w:spacing w:line="360" w:lineRule="auto" w:after="120"/>
+        <w:jc w:val="both"/>
+      </w:pPr>
+      <w:r>
+        <w:rPr>
+          <w:rFonts w:ascii="Arial" w:hAnsi="Arial" w:cs="Arial"/>
+          <w:b w:val="0"/>
+          <w:i w:val="0"/>
+          <w:sz w:val="22"/>
+        </w:rPr>
+        <w:t xml:space="preserve">Akibatnya terhadap penyetelan bersifat mendasar. Semakin besar perbandingan dead time terhadap konstanta waktu, semakin kecil penguatan yang masih aman. Pada perbandingan di atas satu, PID biasa hanya dapat disetel sangat lamban, dan kinerjanya terbatas berapa pun keterampilan penyetelnya.</w:t>
+      </w:r>
+    </w:p>
+    <w:p>
+      <w:pPr>
+        <w:spacing w:line="360" w:lineRule="auto" w:after="120"/>
+        <w:jc w:val="both"/>
+      </w:pPr>
+      <w:r>
+        <w:rPr>
+          <w:rFonts w:ascii="Arial" w:hAnsi="Arial" w:cs="Arial"/>
+          <w:b w:val="0"/>
+          <w:i w:val="0"/>
+          <w:sz w:val="22"/>
+        </w:rPr>
+        <w:t xml:space="preserve">Langkah pertama yang benar bukan menyetel melainkan memeriksa apakah dead time-nya dapat dikurangi. Memindahkan sensor lebih dekat ke titik yang dikendalikan, memperpendek jalur perpipaan, atau mempercepat sampling sering memberi perbaikan yang jauh melampaui hasil penyetelan mana pun.</w:t>
+      </w:r>
+    </w:p>
+    <w:p>
+      <w:pPr>
+        <w:spacing w:line="360" w:lineRule="auto" w:after="120"/>
+        <w:jc w:val="both"/>
+      </w:pPr>
+      <w:r>
+        <w:rPr>
+          <w:rFonts w:ascii="Arial" w:hAnsi="Arial" w:cs="Arial"/>
+          <w:b w:val="0"/>
+          <w:i w:val="0"/>
+          <w:sz w:val="22"/>
+        </w:rPr>
+        <w:t xml:space="preserve">Bila dead time memang tidak dapat dikurangi, struktur prediktor memakai model plant untuk memperkirakan akibat tindakan sebelum akibat itu terukur. Sistem menjadi jauh lebih agresif secara aman, dengan syarat modelnya cukup tepat, dan bila model meleset, keunggulannya cepat hilang.</w:t>
+      </w:r>
+      <w:r>
+        <w:rPr>
+          <w:rFonts w:ascii="Arial" w:hAnsi="Arial" w:cs="Arial"/>
+          <w:b w:val="0"/>
+          <w:i w:val="0"/>
+          <w:sz w:val="22"/>
+        </w:rPr>
+        <w:t xml:space="preserve"> Rangkuman kuantitatifnya tertulis pada Persamaan (8).</w:t>
+      </w:r>
+    </w:p>
+    <w:p>
+      <w:pPr>
+        <w:tabs>
+          <w:tab w:val="center" w:pos="4393"/>
+          <w:tab w:val="right" w:pos="8787"/>
+        </w:tabs>
+        <w:spacing w:before="40" w:after="120"/>
+      </w:pPr>
+      <w:r>
+        <w:rPr>
+          <w:rFonts w:ascii="Arial" w:hAnsi="Arial" w:cs="Arial"/>
+          <w:b/>
+          <w:i/>
+          <w:color w:val="305496"/>
+          <w:sz w:val="22"/>
+        </w:rPr>
+        <w:tab/>
+      </w:r>
+      <w:r>
+        <w:rPr>
+          <w:rFonts w:ascii="Arial" w:hAnsi="Arial" w:cs="Arial"/>
+          <w:b/>
+          <w:i/>
+          <w:color w:val="305496"/>
+          <w:sz w:val="22"/>
+        </w:rPr>
+        <w:t xml:space="preserve">L/τ besar ⇒ penguatan aman mengecil; kurangi L dulu sebelum menyetel</w:t>
+      </w:r>
+      <w:r>
+        <w:rPr>
+          <w:rFonts w:ascii="Arial" w:hAnsi="Arial" w:cs="Arial"/>
+          <w:b/>
+          <w:i/>
+          <w:color w:val="305496"/>
+          <w:sz w:val="22"/>
+        </w:rPr>
+        <w:tab/>
+        <w:t xml:space="preserve">(8)</w:t>
       </w:r>
     </w:p>
     <w:p>
@@ -4070,8 +4182,11 @@
     </w:p>
     <w:p>
       <w:pPr>
+        <w:tabs>
+          <w:tab w:val="center" w:pos="4393"/>
+          <w:tab w:val="right" w:pos="8787"/>
+        </w:tabs>
         <w:spacing w:before="40" w:after="120"/>
-        <w:jc w:val="center"/>
       </w:pPr>
       <w:r>
         <w:rPr>
@@ -4081,7 +4196,7 @@
           <w:color w:val="305496"/>
           <w:sz w:val="22"/>
         </w:rPr>
-        <w:t xml:space="preserve">G = K/(τ·s+1),  C = Kp + Ki/s</w:t>
+        <w:tab/>
       </w:r>
       <w:r>
         <w:rPr>
@@ -4091,53 +4206,8 @@
           <w:color w:val="305496"/>
           <w:sz w:val="22"/>
         </w:rPr>
-        <w:t xml:space="preserve">   (9)</w:t>
-      </w:r>
-    </w:p>
-    <w:p>
-      <w:pPr>
-        <w:spacing w:line="360" w:lineRule="auto" w:after="120"/>
-        <w:jc w:val="both"/>
-      </w:pPr>
-      <w:r>
-        <w:rPr>
-          <w:rFonts w:ascii="Arial" w:hAnsi="Arial" w:cs="Arial"/>
-          <w:b w:val="0"/>
-          <w:i w:val="0"/>
-          <w:sz w:val="22"/>
-        </w:rPr>
-        <w:t xml:space="preserve">Dipilih PI karena spesifikasi menuntut error tunak nol terhadap step.</w:t>
-      </w:r>
-      <w:r>
-        <w:rPr>
-          <w:rFonts w:ascii="Arial" w:hAnsi="Arial" w:cs="Arial"/>
-          <w:b w:val="0"/>
-          <w:i w:val="0"/>
-          <w:sz w:val="22"/>
-        </w:rPr>
-        <w:t xml:space="preserve"> Bentuk ringkasnya dituliskan pada Persamaan (10).</w:t>
-      </w:r>
-    </w:p>
-    <w:p>
-      <w:pPr>
-        <w:spacing w:line="360" w:lineRule="auto" w:after="120"/>
-        <w:jc w:val="both"/>
-      </w:pPr>
-      <w:r>
-        <w:rPr>
-          <w:rFonts w:ascii="Arial" w:hAnsi="Arial" w:cs="Arial"/>
-          <w:b w:val="0"/>
-          <w:i w:val="0"/>
-          <w:sz w:val="22"/>
-        </w:rPr>
-        <w:t xml:space="preserve">2. Gain lintasan terbuka</w:t>
-      </w:r>
-    </w:p>
-    <w:p>
-      <w:pPr>
-        <w:spacing w:before="40" w:after="120"/>
-        <w:jc w:val="center"/>
-      </w:pPr>
+        <w:t xml:space="preserve">G = K/(τ·s+1),  C = Kp + Ki/s</w:t>
+      </w:r>
       <w:r>
         <w:rPr>
           <w:rFonts w:ascii="Arial" w:hAnsi="Arial" w:cs="Arial"/>
@@ -4146,8 +4216,57 @@
           <w:color w:val="305496"/>
           <w:sz w:val="22"/>
         </w:rPr>
-        <w:t xml:space="preserve">L = (Kp·s + Ki)·K/(s·(τ·s+1))</w:t>
-      </w:r>
+        <w:tab/>
+        <w:t xml:space="preserve">(9)</w:t>
+      </w:r>
+    </w:p>
+    <w:p>
+      <w:pPr>
+        <w:spacing w:line="360" w:lineRule="auto" w:after="120"/>
+        <w:jc w:val="both"/>
+      </w:pPr>
+      <w:r>
+        <w:rPr>
+          <w:rFonts w:ascii="Arial" w:hAnsi="Arial" w:cs="Arial"/>
+          <w:b w:val="0"/>
+          <w:i w:val="0"/>
+          <w:sz w:val="22"/>
+        </w:rPr>
+        <w:t xml:space="preserve">Dipilih PI karena spesifikasi menuntut error tunak nol terhadap step.</w:t>
+      </w:r>
+      <w:r>
+        <w:rPr>
+          <w:rFonts w:ascii="Arial" w:hAnsi="Arial" w:cs="Arial"/>
+          <w:b w:val="0"/>
+          <w:i w:val="0"/>
+          <w:sz w:val="22"/>
+        </w:rPr>
+        <w:t xml:space="preserve"> Bentuk ringkasnya dituliskan pada Persamaan (10).</w:t>
+      </w:r>
+    </w:p>
+    <w:p>
+      <w:pPr>
+        <w:spacing w:line="360" w:lineRule="auto" w:after="120"/>
+        <w:jc w:val="both"/>
+      </w:pPr>
+      <w:r>
+        <w:rPr>
+          <w:rFonts w:ascii="Arial" w:hAnsi="Arial" w:cs="Arial"/>
+          <w:b w:val="0"/>
+          <w:i w:val="0"/>
+          <w:sz w:val="22"/>
+        </w:rPr>
+        <w:t xml:space="preserve">2. Gain lintasan terbuka</w:t>
+      </w:r>
+    </w:p>
+    <w:p>
+      <w:pPr>
+        <w:tabs>
+          <w:tab w:val="center" w:pos="4393"/>
+          <w:tab w:val="right" w:pos="8787"/>
+        </w:tabs>
+        <w:spacing w:before="40" w:after="120"/>
+      </w:pPr>
       <w:r>
         <w:rPr>
           <w:rFonts w:ascii="Arial" w:hAnsi="Arial" w:cs="Arial"/>
@@ -4156,53 +4275,8 @@
           <w:color w:val="305496"/>
           <w:sz w:val="22"/>
         </w:rPr>
-        <w:t xml:space="preserve">   (10)</w:t>
-      </w:r>
-    </w:p>
-    <w:p>
-      <w:pPr>
-        <w:spacing w:line="360" w:lineRule="auto" w:after="120"/>
-        <w:jc w:val="both"/>
-      </w:pPr>
-      <w:r>
-        <w:rPr>
-          <w:rFonts w:ascii="Arial" w:hAnsi="Arial" w:cs="Arial"/>
-          <w:b w:val="0"/>
-          <w:i w:val="0"/>
-          <w:sz w:val="22"/>
-        </w:rPr>
-        <w:t xml:space="preserve">Controller disatukan menjadi satu pecahan.</w:t>
-      </w:r>
-      <w:r>
-        <w:rPr>
-          <w:rFonts w:ascii="Arial" w:hAnsi="Arial" w:cs="Arial"/>
-          <w:b w:val="0"/>
-          <w:i w:val="0"/>
-          <w:sz w:val="22"/>
-        </w:rPr>
-        <w:t xml:space="preserve"> Persamaan (11) memadatkan aturan tersebut.</w:t>
-      </w:r>
-    </w:p>
-    <w:p>
-      <w:pPr>
-        <w:spacing w:line="360" w:lineRule="auto" w:after="120"/>
-        <w:jc w:val="both"/>
-      </w:pPr>
-      <w:r>
-        <w:rPr>
-          <w:rFonts w:ascii="Arial" w:hAnsi="Arial" w:cs="Arial"/>
-          <w:b w:val="0"/>
-          <w:i w:val="0"/>
-          <w:sz w:val="22"/>
-        </w:rPr>
-        <w:t xml:space="preserve">3. Persamaan karakteristik</w:t>
-      </w:r>
-    </w:p>
-    <w:p>
-      <w:pPr>
-        <w:spacing w:before="40" w:after="120"/>
-        <w:jc w:val="center"/>
-      </w:pPr>
+        <w:tab/>
+      </w:r>
       <w:r>
         <w:rPr>
           <w:rFonts w:ascii="Arial" w:hAnsi="Arial" w:cs="Arial"/>
@@ -4211,7 +4285,7 @@
           <w:color w:val="305496"/>
           <w:sz w:val="22"/>
         </w:rPr>
-        <w:t xml:space="preserve">τ·s</w:t>
+        <w:t xml:space="preserve">L = (Kp·s + Ki)·K/(s·(τ·s+1))</w:t>
       </w:r>
       <w:r>
         <w:rPr>
@@ -4220,10 +4294,58 @@
           <w:i/>
           <w:color w:val="305496"/>
           <w:sz w:val="22"/>
-          <w:vertAlign w:val="superscript"/>
-        </w:rPr>
-        <w:t xml:space="preserve">2</w:t>
-      </w:r>
+        </w:rPr>
+        <w:tab/>
+        <w:t xml:space="preserve">(10)</w:t>
+      </w:r>
+    </w:p>
+    <w:p>
+      <w:pPr>
+        <w:spacing w:line="360" w:lineRule="auto" w:after="120"/>
+        <w:jc w:val="both"/>
+      </w:pPr>
+      <w:r>
+        <w:rPr>
+          <w:rFonts w:ascii="Arial" w:hAnsi="Arial" w:cs="Arial"/>
+          <w:b w:val="0"/>
+          <w:i w:val="0"/>
+          <w:sz w:val="22"/>
+        </w:rPr>
+        <w:t xml:space="preserve">Controller disatukan menjadi satu pecahan.</w:t>
+      </w:r>
+      <w:r>
+        <w:rPr>
+          <w:rFonts w:ascii="Arial" w:hAnsi="Arial" w:cs="Arial"/>
+          <w:b w:val="0"/>
+          <w:i w:val="0"/>
+          <w:sz w:val="22"/>
+        </w:rPr>
+        <w:t xml:space="preserve"> Persamaan (11) memadatkan aturan tersebut.</w:t>
+      </w:r>
+    </w:p>
+    <w:p>
+      <w:pPr>
+        <w:spacing w:line="360" w:lineRule="auto" w:after="120"/>
+        <w:jc w:val="both"/>
+      </w:pPr>
+      <w:r>
+        <w:rPr>
+          <w:rFonts w:ascii="Arial" w:hAnsi="Arial" w:cs="Arial"/>
+          <w:b w:val="0"/>
+          <w:i w:val="0"/>
+          <w:sz w:val="22"/>
+        </w:rPr>
+        <w:t xml:space="preserve">3. Persamaan karakteristik</w:t>
+      </w:r>
+    </w:p>
+    <w:p>
+      <w:pPr>
+        <w:tabs>
+          <w:tab w:val="center" w:pos="4393"/>
+          <w:tab w:val="right" w:pos="8787"/>
+        </w:tabs>
+        <w:spacing w:before="40" w:after="120"/>
+      </w:pPr>
       <w:r>
         <w:rPr>
           <w:rFonts w:ascii="Arial" w:hAnsi="Arial" w:cs="Arial"/>
@@ -4232,7 +4354,7 @@
           <w:color w:val="305496"/>
           <w:sz w:val="22"/>
         </w:rPr>
-        <w:t xml:space="preserve"> + (1 + K·Kp)·s + K·Ki = 0</w:t>
+        <w:tab/>
       </w:r>
       <w:r>
         <w:rPr>
@@ -4242,53 +4364,8 @@
           <w:color w:val="305496"/>
           <w:sz w:val="22"/>
         </w:rPr>
-        <w:t xml:space="preserve">   (11)</w:t>
-      </w:r>
-    </w:p>
-    <w:p>
-      <w:pPr>
-        <w:spacing w:line="360" w:lineRule="auto" w:after="120"/>
-        <w:jc w:val="both"/>
-      </w:pPr>
-      <w:r>
-        <w:rPr>
-          <w:rFonts w:ascii="Arial" w:hAnsi="Arial" w:cs="Arial"/>
-          <w:b w:val="0"/>
-          <w:i w:val="0"/>
-          <w:sz w:val="22"/>
-        </w:rPr>
-        <w:t xml:space="preserve">Diperoleh dari 1 + L = 0 lalu dikalikan penyebutnya.</w:t>
-      </w:r>
-      <w:r>
-        <w:rPr>
-          <w:rFonts w:ascii="Arial" w:hAnsi="Arial" w:cs="Arial"/>
-          <w:b w:val="0"/>
-          <w:i w:val="0"/>
-          <w:sz w:val="22"/>
-        </w:rPr>
-        <w:t xml:space="preserve"> Rangkuman kuantitatifnya tertulis pada Persamaan (12).</w:t>
-      </w:r>
-    </w:p>
-    <w:p>
-      <w:pPr>
-        <w:spacing w:line="360" w:lineRule="auto" w:after="120"/>
-        <w:jc w:val="both"/>
-      </w:pPr>
-      <w:r>
-        <w:rPr>
-          <w:rFonts w:ascii="Arial" w:hAnsi="Arial" w:cs="Arial"/>
-          <w:b w:val="0"/>
-          <w:i w:val="0"/>
-          <w:sz w:val="22"/>
-        </w:rPr>
-        <w:t xml:space="preserve">4. Bentuk baku orde dua</w:t>
-      </w:r>
-    </w:p>
-    <w:p>
-      <w:pPr>
-        <w:spacing w:before="40" w:after="120"/>
-        <w:jc w:val="center"/>
-      </w:pPr>
+        <w:t xml:space="preserve">τ·s</w:t>
+      </w:r>
       <w:r>
         <w:rPr>
           <w:rFonts w:ascii="Arial" w:hAnsi="Arial" w:cs="Arial"/>
@@ -4296,8 +4373,9 @@
           <w:i/>
           <w:color w:val="305496"/>
           <w:sz w:val="22"/>
-        </w:rPr>
-        <w:t xml:space="preserve">s</w:t>
+          <w:vertAlign w:val="superscript"/>
+        </w:rPr>
+        <w:t xml:space="preserve">2</w:t>
       </w:r>
       <w:r>
         <w:rPr>
@@ -4306,9 +4384,8 @@
           <w:i/>
           <w:color w:val="305496"/>
           <w:sz w:val="22"/>
-          <w:vertAlign w:val="superscript"/>
-        </w:rPr>
-        <w:t xml:space="preserve">2</w:t>
+        </w:rPr>
+        <w:t xml:space="preserve"> + (1 + K·Kp)·s + K·Ki = 0</w:t>
       </w:r>
       <w:r>
         <w:rPr>
@@ -4318,8 +4395,57 @@
           <w:color w:val="305496"/>
           <w:sz w:val="22"/>
         </w:rPr>
-        <w:t xml:space="preserve"> + (1+K·Kp)/τ·s + K·Ki/τ = 0</w:t>
-      </w:r>
+        <w:tab/>
+        <w:t xml:space="preserve">(11)</w:t>
+      </w:r>
+    </w:p>
+    <w:p>
+      <w:pPr>
+        <w:spacing w:line="360" w:lineRule="auto" w:after="120"/>
+        <w:jc w:val="both"/>
+      </w:pPr>
+      <w:r>
+        <w:rPr>
+          <w:rFonts w:ascii="Arial" w:hAnsi="Arial" w:cs="Arial"/>
+          <w:b w:val="0"/>
+          <w:i w:val="0"/>
+          <w:sz w:val="22"/>
+        </w:rPr>
+        <w:t xml:space="preserve">Diperoleh dari 1 + L = 0 lalu dikalikan penyebutnya.</w:t>
+      </w:r>
+      <w:r>
+        <w:rPr>
+          <w:rFonts w:ascii="Arial" w:hAnsi="Arial" w:cs="Arial"/>
+          <w:b w:val="0"/>
+          <w:i w:val="0"/>
+          <w:sz w:val="22"/>
+        </w:rPr>
+        <w:t xml:space="preserve"> Rangkuman kuantitatifnya tertulis pada Persamaan (12).</w:t>
+      </w:r>
+    </w:p>
+    <w:p>
+      <w:pPr>
+        <w:spacing w:line="360" w:lineRule="auto" w:after="120"/>
+        <w:jc w:val="both"/>
+      </w:pPr>
+      <w:r>
+        <w:rPr>
+          <w:rFonts w:ascii="Arial" w:hAnsi="Arial" w:cs="Arial"/>
+          <w:b w:val="0"/>
+          <w:i w:val="0"/>
+          <w:sz w:val="22"/>
+        </w:rPr>
+        <w:t xml:space="preserve">4. Bentuk baku orde dua</w:t>
+      </w:r>
+    </w:p>
+    <w:p>
+      <w:pPr>
+        <w:tabs>
+          <w:tab w:val="center" w:pos="4393"/>
+          <w:tab w:val="right" w:pos="8787"/>
+        </w:tabs>
+        <w:spacing w:before="40" w:after="120"/>
+      </w:pPr>
       <w:r>
         <w:rPr>
           <w:rFonts w:ascii="Arial" w:hAnsi="Arial" w:cs="Arial"/>
@@ -4328,53 +4454,8 @@
           <w:color w:val="305496"/>
           <w:sz w:val="22"/>
         </w:rPr>
-        <w:t xml:space="preserve">   (12)</w:t>
-      </w:r>
-    </w:p>
-    <w:p>
-      <w:pPr>
-        <w:spacing w:line="360" w:lineRule="auto" w:after="120"/>
-        <w:jc w:val="both"/>
-      </w:pPr>
-      <w:r>
-        <w:rPr>
-          <w:rFonts w:ascii="Arial" w:hAnsi="Arial" w:cs="Arial"/>
-          <w:b w:val="0"/>
-          <w:i w:val="0"/>
-          <w:sz w:val="22"/>
-        </w:rPr>
-        <w:t xml:space="preserve">Seluruh persamaan dibagi τ.</w:t>
-      </w:r>
-      <w:r>
-        <w:rPr>
-          <w:rFonts w:ascii="Arial" w:hAnsi="Arial" w:cs="Arial"/>
-          <w:b w:val="0"/>
-          <w:i w:val="0"/>
-          <w:sz w:val="22"/>
-        </w:rPr>
-        <w:t xml:space="preserve"> Hubungan ini dirangkum dalam Persamaan (13).</w:t>
-      </w:r>
-    </w:p>
-    <w:p>
-      <w:pPr>
-        <w:spacing w:line="360" w:lineRule="auto" w:after="120"/>
-        <w:jc w:val="both"/>
-      </w:pPr>
-      <w:r>
-        <w:rPr>
-          <w:rFonts w:ascii="Arial" w:hAnsi="Arial" w:cs="Arial"/>
-          <w:b w:val="0"/>
-          <w:i w:val="0"/>
-          <w:sz w:val="22"/>
-        </w:rPr>
-        <w:t xml:space="preserve">5. Cocokkan suku konstanta</w:t>
-      </w:r>
-    </w:p>
-    <w:p>
-      <w:pPr>
-        <w:spacing w:before="40" w:after="120"/>
-        <w:jc w:val="center"/>
-      </w:pPr>
+        <w:tab/>
+      </w:r>
       <w:r>
         <w:rPr>
           <w:rFonts w:ascii="Arial" w:hAnsi="Arial" w:cs="Arial"/>
@@ -4383,7 +4464,7 @@
           <w:color w:val="305496"/>
           <w:sz w:val="22"/>
         </w:rPr>
-        <w:t xml:space="preserve">wn</w:t>
+        <w:t xml:space="preserve">s</w:t>
       </w:r>
       <w:r>
         <w:rPr>
@@ -4404,7 +4485,7 @@
           <w:color w:val="305496"/>
           <w:sz w:val="22"/>
         </w:rPr>
-        <w:t xml:space="preserve"> = K·Ki/τ  ⇒  Ki = τ·wn</w:t>
+        <w:t xml:space="preserve"> + (1+K·Kp)/τ·s + K·Ki/τ = 0</w:t>
       </w:r>
       <w:r>
         <w:rPr>
@@ -4413,10 +4494,58 @@
           <w:i/>
           <w:color w:val="305496"/>
           <w:sz w:val="22"/>
-          <w:vertAlign w:val="superscript"/>
-        </w:rPr>
-        <w:t xml:space="preserve">2</w:t>
-      </w:r>
+        </w:rPr>
+        <w:tab/>
+        <w:t xml:space="preserve">(12)</w:t>
+      </w:r>
+    </w:p>
+    <w:p>
+      <w:pPr>
+        <w:spacing w:line="360" w:lineRule="auto" w:after="120"/>
+        <w:jc w:val="both"/>
+      </w:pPr>
+      <w:r>
+        <w:rPr>
+          <w:rFonts w:ascii="Arial" w:hAnsi="Arial" w:cs="Arial"/>
+          <w:b w:val="0"/>
+          <w:i w:val="0"/>
+          <w:sz w:val="22"/>
+        </w:rPr>
+        <w:t xml:space="preserve">Seluruh persamaan dibagi τ.</w:t>
+      </w:r>
+      <w:r>
+        <w:rPr>
+          <w:rFonts w:ascii="Arial" w:hAnsi="Arial" w:cs="Arial"/>
+          <w:b w:val="0"/>
+          <w:i w:val="0"/>
+          <w:sz w:val="22"/>
+        </w:rPr>
+        <w:t xml:space="preserve"> Hubungan ini dirangkum dalam Persamaan (13).</w:t>
+      </w:r>
+    </w:p>
+    <w:p>
+      <w:pPr>
+        <w:spacing w:line="360" w:lineRule="auto" w:after="120"/>
+        <w:jc w:val="both"/>
+      </w:pPr>
+      <w:r>
+        <w:rPr>
+          <w:rFonts w:ascii="Arial" w:hAnsi="Arial" w:cs="Arial"/>
+          <w:b w:val="0"/>
+          <w:i w:val="0"/>
+          <w:sz w:val="22"/>
+        </w:rPr>
+        <w:t xml:space="preserve">5. Cocokkan suku konstanta</w:t>
+      </w:r>
+    </w:p>
+    <w:p>
+      <w:pPr>
+        <w:tabs>
+          <w:tab w:val="center" w:pos="4393"/>
+          <w:tab w:val="right" w:pos="8787"/>
+        </w:tabs>
+        <w:spacing w:before="40" w:after="120"/>
+      </w:pPr>
       <w:r>
         <w:rPr>
           <w:rFonts w:ascii="Arial" w:hAnsi="Arial" w:cs="Arial"/>
@@ -4425,7 +4554,7 @@
           <w:color w:val="305496"/>
           <w:sz w:val="22"/>
         </w:rPr>
-        <w:t xml:space="preserve">/K</w:t>
+        <w:tab/>
       </w:r>
       <w:r>
         <w:rPr>
@@ -4435,53 +4564,8 @@
           <w:color w:val="305496"/>
           <w:sz w:val="22"/>
         </w:rPr>
-        <w:t xml:space="preserve">   (13)</w:t>
-      </w:r>
-    </w:p>
-    <w:p>
-      <w:pPr>
-        <w:spacing w:line="360" w:lineRule="auto" w:after="120"/>
-        <w:jc w:val="both"/>
-      </w:pPr>
-      <w:r>
-        <w:rPr>
-          <w:rFonts w:ascii="Arial" w:hAnsi="Arial" w:cs="Arial"/>
-          <w:b w:val="0"/>
-          <w:i w:val="0"/>
-          <w:sz w:val="22"/>
-        </w:rPr>
-        <w:t xml:space="preserve">Frekuensi alami menentukan Ki.</w:t>
-      </w:r>
-      <w:r>
-        <w:rPr>
-          <w:rFonts w:ascii="Arial" w:hAnsi="Arial" w:cs="Arial"/>
-          <w:b w:val="0"/>
-          <w:i w:val="0"/>
-          <w:sz w:val="22"/>
-        </w:rPr>
-        <w:t xml:space="preserve"> Bentuk ringkasnya dituliskan pada Persamaan (14).</w:t>
-      </w:r>
-    </w:p>
-    <w:p>
-      <w:pPr>
-        <w:spacing w:line="360" w:lineRule="auto" w:after="120"/>
-        <w:jc w:val="both"/>
-      </w:pPr>
-      <w:r>
-        <w:rPr>
-          <w:rFonts w:ascii="Arial" w:hAnsi="Arial" w:cs="Arial"/>
-          <w:b w:val="0"/>
-          <w:i w:val="0"/>
-          <w:sz w:val="22"/>
-        </w:rPr>
-        <w:t xml:space="preserve">6. Cocokkan koefisien s</w:t>
-      </w:r>
-    </w:p>
-    <w:p>
-      <w:pPr>
-        <w:spacing w:before="40" w:after="120"/>
-        <w:jc w:val="center"/>
-      </w:pPr>
+        <w:t xml:space="preserve">wn</w:t>
+      </w:r>
       <w:r>
         <w:rPr>
           <w:rFonts w:ascii="Arial" w:hAnsi="Arial" w:cs="Arial"/>
@@ -4489,8 +4573,9 @@
           <w:i/>
           <w:color w:val="305496"/>
           <w:sz w:val="22"/>
-        </w:rPr>
-        <w:t xml:space="preserve">2·z·wn = (1 + K·Kp)/τ  ⇒  Kp = (2·z·wn·τ - 1)/K</w:t>
+          <w:vertAlign w:val="superscript"/>
+        </w:rPr>
+        <w:t xml:space="preserve">2</w:t>
       </w:r>
       <w:r>
         <w:rPr>
@@ -4500,7 +4585,118 @@
           <w:color w:val="305496"/>
           <w:sz w:val="22"/>
         </w:rPr>
-        <w:t xml:space="preserve">   (14)</w:t>
+        <w:t xml:space="preserve"> = K·Ki/τ  ⇒  Ki = τ·wn</w:t>
+      </w:r>
+      <w:r>
+        <w:rPr>
+          <w:rFonts w:ascii="Arial" w:hAnsi="Arial" w:cs="Arial"/>
+          <w:b/>
+          <w:i/>
+          <w:color w:val="305496"/>
+          <w:sz w:val="22"/>
+          <w:vertAlign w:val="superscript"/>
+        </w:rPr>
+        <w:t xml:space="preserve">2</w:t>
+      </w:r>
+      <w:r>
+        <w:rPr>
+          <w:rFonts w:ascii="Arial" w:hAnsi="Arial" w:cs="Arial"/>
+          <w:b/>
+          <w:i/>
+          <w:color w:val="305496"/>
+          <w:sz w:val="22"/>
+        </w:rPr>
+        <w:t xml:space="preserve">/K</w:t>
+      </w:r>
+      <w:r>
+        <w:rPr>
+          <w:rFonts w:ascii="Arial" w:hAnsi="Arial" w:cs="Arial"/>
+          <w:b/>
+          <w:i/>
+          <w:color w:val="305496"/>
+          <w:sz w:val="22"/>
+        </w:rPr>
+        <w:tab/>
+        <w:t xml:space="preserve">(13)</w:t>
+      </w:r>
+    </w:p>
+    <w:p>
+      <w:pPr>
+        <w:spacing w:line="360" w:lineRule="auto" w:after="120"/>
+        <w:jc w:val="both"/>
+      </w:pPr>
+      <w:r>
+        <w:rPr>
+          <w:rFonts w:ascii="Arial" w:hAnsi="Arial" w:cs="Arial"/>
+          <w:b w:val="0"/>
+          <w:i w:val="0"/>
+          <w:sz w:val="22"/>
+        </w:rPr>
+        <w:t xml:space="preserve">Frekuensi alami menentukan Ki.</w:t>
+      </w:r>
+      <w:r>
+        <w:rPr>
+          <w:rFonts w:ascii="Arial" w:hAnsi="Arial" w:cs="Arial"/>
+          <w:b w:val="0"/>
+          <w:i w:val="0"/>
+          <w:sz w:val="22"/>
+        </w:rPr>
+        <w:t xml:space="preserve"> Bentuk ringkasnya dituliskan pada Persamaan (14).</w:t>
+      </w:r>
+    </w:p>
+    <w:p>
+      <w:pPr>
+        <w:spacing w:line="360" w:lineRule="auto" w:after="120"/>
+        <w:jc w:val="both"/>
+      </w:pPr>
+      <w:r>
+        <w:rPr>
+          <w:rFonts w:ascii="Arial" w:hAnsi="Arial" w:cs="Arial"/>
+          <w:b w:val="0"/>
+          <w:i w:val="0"/>
+          <w:sz w:val="22"/>
+        </w:rPr>
+        <w:t xml:space="preserve">6. Cocokkan koefisien s</w:t>
+      </w:r>
+    </w:p>
+    <w:p>
+      <w:pPr>
+        <w:tabs>
+          <w:tab w:val="center" w:pos="4393"/>
+          <w:tab w:val="right" w:pos="8787"/>
+        </w:tabs>
+        <w:spacing w:before="40" w:after="120"/>
+      </w:pPr>
+      <w:r>
+        <w:rPr>
+          <w:rFonts w:ascii="Arial" w:hAnsi="Arial" w:cs="Arial"/>
+          <w:b/>
+          <w:i/>
+          <w:color w:val="305496"/>
+          <w:sz w:val="22"/>
+        </w:rPr>
+        <w:tab/>
+      </w:r>
+      <w:r>
+        <w:rPr>
+          <w:rFonts w:ascii="Arial" w:hAnsi="Arial" w:cs="Arial"/>
+          <w:b/>
+          <w:i/>
+          <w:color w:val="305496"/>
+          <w:sz w:val="22"/>
+        </w:rPr>
+        <w:t xml:space="preserve">2·z·wn = (1 + K·Kp)/τ  ⇒  Kp = (2·z·wn·τ - 1)/K</w:t>
+      </w:r>
+      <w:r>
+        <w:rPr>
+          <w:rFonts w:ascii="Arial" w:hAnsi="Arial" w:cs="Arial"/>
+          <w:b/>
+          <w:i/>
+          <w:color w:val="305496"/>
+          <w:sz w:val="22"/>
+        </w:rPr>
+        <w:tab/>
+        <w:t xml:space="preserve">(14)</w:t>
       </w:r>
     </w:p>
     <w:p>
@@ -4597,8 +4793,11 @@
     </w:p>
     <w:p>
       <w:pPr>
+        <w:tabs>
+          <w:tab w:val="center" w:pos="4393"/>
+          <w:tab w:val="right" w:pos="8787"/>
+        </w:tabs>
         <w:spacing w:before="40" w:after="120"/>
-        <w:jc w:val="center"/>
       </w:pPr>
       <w:r>
         <w:rPr>
@@ -4608,7 +4807,7 @@
           <w:color w:val="305496"/>
           <w:sz w:val="22"/>
         </w:rPr>
-        <w:t xml:space="preserve">z = -ln(0,10)/√(π</w:t>
+        <w:tab/>
       </w:r>
       <w:r>
         <w:rPr>
@@ -4617,9 +4816,8 @@
           <w:i/>
           <w:color w:val="305496"/>
           <w:sz w:val="22"/>
-          <w:vertAlign w:val="superscript"/>
-        </w:rPr>
-        <w:t xml:space="preserve">2</w:t>
+        </w:rPr>
+        <w:t xml:space="preserve">z = -ln(0,10)/√(π</w:t>
       </w:r>
       <w:r>
         <w:rPr>
@@ -4628,8 +4826,9 @@
           <w:i/>
           <w:color w:val="305496"/>
           <w:sz w:val="22"/>
-        </w:rPr>
-        <w:t xml:space="preserve"> + ln(0,10)</w:t>
+          <w:vertAlign w:val="superscript"/>
+        </w:rPr>
+        <w:t xml:space="preserve">2</w:t>
       </w:r>
       <w:r>
         <w:rPr>
@@ -4638,9 +4837,8 @@
           <w:i/>
           <w:color w:val="305496"/>
           <w:sz w:val="22"/>
-          <w:vertAlign w:val="superscript"/>
-        </w:rPr>
-        <w:t xml:space="preserve">2</w:t>
+        </w:rPr>
+        <w:t xml:space="preserve"> + ln(0,10)</w:t>
       </w:r>
       <w:r>
         <w:rPr>
@@ -4649,8 +4847,9 @@
           <w:i/>
           <w:color w:val="305496"/>
           <w:sz w:val="22"/>
-        </w:rPr>
-        <w:t xml:space="preserve">) = 0,5912</w:t>
+          <w:vertAlign w:val="superscript"/>
+        </w:rPr>
+        <w:t xml:space="preserve">2</w:t>
       </w:r>
       <w:r>
         <w:rPr>
@@ -4660,53 +4859,8 @@
           <w:color w:val="305496"/>
           <w:sz w:val="22"/>
         </w:rPr>
-        <w:t xml:space="preserve">   (15)</w:t>
-      </w:r>
-    </w:p>
-    <w:p>
-      <w:pPr>
-        <w:spacing w:line="360" w:lineRule="auto" w:after="120"/>
-        <w:jc w:val="both"/>
-      </w:pPr>
-      <w:r>
-        <w:rPr>
-          <w:rFonts w:ascii="Arial" w:hAnsi="Arial" w:cs="Arial"/>
-          <w:b w:val="0"/>
-          <w:i w:val="0"/>
-          <w:sz w:val="22"/>
-        </w:rPr>
-        <w:t xml:space="preserve">Batas overshoot menetapkan z.</w:t>
-      </w:r>
-      <w:r>
-        <w:rPr>
-          <w:rFonts w:ascii="Arial" w:hAnsi="Arial" w:cs="Arial"/>
-          <w:b w:val="0"/>
-          <w:i w:val="0"/>
-          <w:sz w:val="22"/>
-        </w:rPr>
-        <w:t xml:space="preserve"> Rangkuman kuantitatifnya tertulis pada Persamaan (16).</w:t>
-      </w:r>
-    </w:p>
-    <w:p>
-      <w:pPr>
-        <w:spacing w:line="360" w:lineRule="auto" w:after="120"/>
-        <w:jc w:val="both"/>
-      </w:pPr>
-      <w:r>
-        <w:rPr>
-          <w:rFonts w:ascii="Arial" w:hAnsi="Arial" w:cs="Arial"/>
-          <w:b w:val="0"/>
-          <w:i w:val="0"/>
-          <w:sz w:val="22"/>
-        </w:rPr>
-        <w:t xml:space="preserve">2. Frekuensi alami dari waktu menetap</w:t>
-      </w:r>
-    </w:p>
-    <w:p>
-      <w:pPr>
-        <w:spacing w:before="40" w:after="120"/>
-        <w:jc w:val="center"/>
-      </w:pPr>
+        <w:t xml:space="preserve">) = 0,5912</w:t>
+      </w:r>
       <w:r>
         <w:rPr>
           <w:rFonts w:ascii="Arial" w:hAnsi="Arial" w:cs="Arial"/>
@@ -4715,8 +4869,57 @@
           <w:color w:val="305496"/>
           <w:sz w:val="22"/>
         </w:rPr>
-        <w:t xml:space="preserve">wn = 4/(z·</w:t>
-      </w:r>
+        <w:tab/>
+        <w:t xml:space="preserve">(15)</w:t>
+      </w:r>
+    </w:p>
+    <w:p>
+      <w:pPr>
+        <w:spacing w:line="360" w:lineRule="auto" w:after="120"/>
+        <w:jc w:val="both"/>
+      </w:pPr>
+      <w:r>
+        <w:rPr>
+          <w:rFonts w:ascii="Arial" w:hAnsi="Arial" w:cs="Arial"/>
+          <w:b w:val="0"/>
+          <w:i w:val="0"/>
+          <w:sz w:val="22"/>
+        </w:rPr>
+        <w:t xml:space="preserve">Batas overshoot menetapkan z.</w:t>
+      </w:r>
+      <w:r>
+        <w:rPr>
+          <w:rFonts w:ascii="Arial" w:hAnsi="Arial" w:cs="Arial"/>
+          <w:b w:val="0"/>
+          <w:i w:val="0"/>
+          <w:sz w:val="22"/>
+        </w:rPr>
+        <w:t xml:space="preserve"> Rangkuman kuantitatifnya tertulis pada Persamaan (16).</w:t>
+      </w:r>
+    </w:p>
+    <w:p>
+      <w:pPr>
+        <w:spacing w:line="360" w:lineRule="auto" w:after="120"/>
+        <w:jc w:val="both"/>
+      </w:pPr>
+      <w:r>
+        <w:rPr>
+          <w:rFonts w:ascii="Arial" w:hAnsi="Arial" w:cs="Arial"/>
+          <w:b w:val="0"/>
+          <w:i w:val="0"/>
+          <w:sz w:val="22"/>
+        </w:rPr>
+        <w:t xml:space="preserve">2. Frekuensi alami dari waktu menetap</w:t>
+      </w:r>
+    </w:p>
+    <w:p>
+      <w:pPr>
+        <w:tabs>
+          <w:tab w:val="center" w:pos="4393"/>
+          <w:tab w:val="right" w:pos="8787"/>
+        </w:tabs>
+        <w:spacing w:before="40" w:after="120"/>
+      </w:pPr>
       <w:r>
         <w:rPr>
           <w:rFonts w:ascii="Arial" w:hAnsi="Arial" w:cs="Arial"/>
@@ -4725,7 +4928,7 @@
           <w:color w:val="305496"/>
           <w:sz w:val="22"/>
         </w:rPr>
-        <w:t xml:space="preserve">t</w:t>
+        <w:tab/>
       </w:r>
       <w:r>
         <w:rPr>
@@ -4734,9 +4937,8 @@
           <w:i/>
           <w:color w:val="305496"/>
           <w:sz w:val="22"/>
-          <w:vertAlign w:val="subscript"/>
-        </w:rPr>
-        <w:t xml:space="preserve">s</w:t>
+        </w:rPr>
+        <w:t xml:space="preserve">wn = 4/(z·</w:t>
       </w:r>
       <w:r>
         <w:rPr>
@@ -4746,7 +4948,7 @@
           <w:color w:val="305496"/>
           <w:sz w:val="22"/>
         </w:rPr>
-        <w:t xml:space="preserve">) = 4/(0,5912·4) = 1,6917</w:t>
+        <w:t xml:space="preserve">t</w:t>
       </w:r>
       <w:r>
         <w:rPr>
@@ -4755,54 +4957,10 @@
           <w:i/>
           <w:color w:val="305496"/>
           <w:sz w:val="22"/>
-        </w:rPr>
-        <w:t xml:space="preserve">   (16)</w:t>
-      </w:r>
-    </w:p>
-    <w:p>
-      <w:pPr>
-        <w:spacing w:line="360" w:lineRule="auto" w:after="120"/>
-        <w:jc w:val="both"/>
-      </w:pPr>
-      <w:r>
-        <w:rPr>
-          <w:rFonts w:ascii="Arial" w:hAnsi="Arial" w:cs="Arial"/>
-          <w:b w:val="0"/>
-          <w:i w:val="0"/>
-          <w:sz w:val="22"/>
-        </w:rPr>
-        <w:t xml:space="preserve">Tuntutan kecepatan menetapkan wn.</w:t>
-      </w:r>
-      <w:r>
-        <w:rPr>
-          <w:rFonts w:ascii="Arial" w:hAnsi="Arial" w:cs="Arial"/>
-          <w:b w:val="0"/>
-          <w:i w:val="0"/>
-          <w:sz w:val="22"/>
-        </w:rPr>
-        <w:t xml:space="preserve"> Hubungan ini dirangkum dalam Persamaan (17).</w:t>
-      </w:r>
-    </w:p>
-    <w:p>
-      <w:pPr>
-        <w:spacing w:line="360" w:lineRule="auto" w:after="120"/>
-        <w:jc w:val="both"/>
-      </w:pPr>
-      <w:r>
-        <w:rPr>
-          <w:rFonts w:ascii="Arial" w:hAnsi="Arial" w:cs="Arial"/>
-          <w:b w:val="0"/>
-          <w:i w:val="0"/>
-          <w:sz w:val="22"/>
-        </w:rPr>
-        <w:t xml:space="preserve">3. Hitung Ki</w:t>
-      </w:r>
-    </w:p>
-    <w:p>
-      <w:pPr>
-        <w:spacing w:before="40" w:after="120"/>
-        <w:jc w:val="center"/>
-      </w:pPr>
+          <w:vertAlign w:val="subscript"/>
+        </w:rPr>
+        <w:t xml:space="preserve">s</w:t>
+      </w:r>
       <w:r>
         <w:rPr>
           <w:rFonts w:ascii="Arial" w:hAnsi="Arial" w:cs="Arial"/>
@@ -4811,7 +4969,7 @@
           <w:color w:val="305496"/>
           <w:sz w:val="22"/>
         </w:rPr>
-        <w:t xml:space="preserve">Ki = τ·wn</w:t>
+        <w:t xml:space="preserve">) = 4/(0,5912·4) = 1,6917</w:t>
       </w:r>
       <w:r>
         <w:rPr>
@@ -4820,10 +4978,58 @@
           <w:i/>
           <w:color w:val="305496"/>
           <w:sz w:val="22"/>
-          <w:vertAlign w:val="superscript"/>
-        </w:rPr>
-        <w:t xml:space="preserve">2</w:t>
-      </w:r>
+        </w:rPr>
+        <w:tab/>
+        <w:t xml:space="preserve">(16)</w:t>
+      </w:r>
+    </w:p>
+    <w:p>
+      <w:pPr>
+        <w:spacing w:line="360" w:lineRule="auto" w:after="120"/>
+        <w:jc w:val="both"/>
+      </w:pPr>
+      <w:r>
+        <w:rPr>
+          <w:rFonts w:ascii="Arial" w:hAnsi="Arial" w:cs="Arial"/>
+          <w:b w:val="0"/>
+          <w:i w:val="0"/>
+          <w:sz w:val="22"/>
+        </w:rPr>
+        <w:t xml:space="preserve">Tuntutan kecepatan menetapkan wn.</w:t>
+      </w:r>
+      <w:r>
+        <w:rPr>
+          <w:rFonts w:ascii="Arial" w:hAnsi="Arial" w:cs="Arial"/>
+          <w:b w:val="0"/>
+          <w:i w:val="0"/>
+          <w:sz w:val="22"/>
+        </w:rPr>
+        <w:t xml:space="preserve"> Hubungan ini dirangkum dalam Persamaan (17).</w:t>
+      </w:r>
+    </w:p>
+    <w:p>
+      <w:pPr>
+        <w:spacing w:line="360" w:lineRule="auto" w:after="120"/>
+        <w:jc w:val="both"/>
+      </w:pPr>
+      <w:r>
+        <w:rPr>
+          <w:rFonts w:ascii="Arial" w:hAnsi="Arial" w:cs="Arial"/>
+          <w:b w:val="0"/>
+          <w:i w:val="0"/>
+          <w:sz w:val="22"/>
+        </w:rPr>
+        <w:t xml:space="preserve">3. Hitung Ki</w:t>
+      </w:r>
+    </w:p>
+    <w:p>
+      <w:pPr>
+        <w:tabs>
+          <w:tab w:val="center" w:pos="4393"/>
+          <w:tab w:val="right" w:pos="8787"/>
+        </w:tabs>
+        <w:spacing w:before="40" w:after="120"/>
+      </w:pPr>
       <w:r>
         <w:rPr>
           <w:rFonts w:ascii="Arial" w:hAnsi="Arial" w:cs="Arial"/>
@@ -4832,7 +5038,7 @@
           <w:color w:val="305496"/>
           <w:sz w:val="22"/>
         </w:rPr>
-        <w:t xml:space="preserve">/K = 5·2,8619/2 = 7,1547</w:t>
+        <w:tab/>
       </w:r>
       <w:r>
         <w:rPr>
@@ -4842,53 +5048,8 @@
           <w:color w:val="305496"/>
           <w:sz w:val="22"/>
         </w:rPr>
-        <w:t xml:space="preserve">   (17)</w:t>
-      </w:r>
-    </w:p>
-    <w:p>
-      <w:pPr>
-        <w:spacing w:line="360" w:lineRule="auto" w:after="120"/>
-        <w:jc w:val="both"/>
-      </w:pPr>
-      <w:r>
-        <w:rPr>
-          <w:rFonts w:ascii="Arial" w:hAnsi="Arial" w:cs="Arial"/>
-          <w:b w:val="0"/>
-          <w:i w:val="0"/>
-          <w:sz w:val="22"/>
-        </w:rPr>
-        <w:t xml:space="preserve">Memakai hasil pencocokan suku konstanta.</w:t>
-      </w:r>
-      <w:r>
-        <w:rPr>
-          <w:rFonts w:ascii="Arial" w:hAnsi="Arial" w:cs="Arial"/>
-          <w:b w:val="0"/>
-          <w:i w:val="0"/>
-          <w:sz w:val="22"/>
-        </w:rPr>
-        <w:t xml:space="preserve"> Bentuk ringkasnya dituliskan pada Persamaan (18).</w:t>
-      </w:r>
-    </w:p>
-    <w:p>
-      <w:pPr>
-        <w:spacing w:line="360" w:lineRule="auto" w:after="120"/>
-        <w:jc w:val="both"/>
-      </w:pPr>
-      <w:r>
-        <w:rPr>
-          <w:rFonts w:ascii="Arial" w:hAnsi="Arial" w:cs="Arial"/>
-          <w:b w:val="0"/>
-          <w:i w:val="0"/>
-          <w:sz w:val="22"/>
-        </w:rPr>
-        <w:t xml:space="preserve">4. Hitung Kp</w:t>
-      </w:r>
-    </w:p>
-    <w:p>
-      <w:pPr>
-        <w:spacing w:before="40" w:after="120"/>
-        <w:jc w:val="center"/>
-      </w:pPr>
+        <w:t xml:space="preserve">Ki = τ·wn</w:t>
+      </w:r>
       <w:r>
         <w:rPr>
           <w:rFonts w:ascii="Arial" w:hAnsi="Arial" w:cs="Arial"/>
@@ -4896,8 +5057,9 @@
           <w:i/>
           <w:color w:val="305496"/>
           <w:sz w:val="22"/>
-        </w:rPr>
-        <w:t xml:space="preserve">Kp = (2·z·wn·τ - 1)/K = (2·0,5912·1,6917·5 - 1)/2</w:t>
+          <w:vertAlign w:val="superscript"/>
+        </w:rPr>
+        <w:t xml:space="preserve">2</w:t>
       </w:r>
       <w:r>
         <w:rPr>
@@ -4907,53 +5069,8 @@
           <w:color w:val="305496"/>
           <w:sz w:val="22"/>
         </w:rPr>
-        <w:t xml:space="preserve">   (18)</w:t>
-      </w:r>
-    </w:p>
-    <w:p>
-      <w:pPr>
-        <w:spacing w:line="360" w:lineRule="auto" w:after="120"/>
-        <w:jc w:val="both"/>
-      </w:pPr>
-      <w:r>
-        <w:rPr>
-          <w:rFonts w:ascii="Arial" w:hAnsi="Arial" w:cs="Arial"/>
-          <w:b w:val="0"/>
-          <w:i w:val="0"/>
-          <w:sz w:val="22"/>
-        </w:rPr>
-        <w:t xml:space="preserve">Memakai hasil pencocokan koefisien s.</w:t>
-      </w:r>
-      <w:r>
-        <w:rPr>
-          <w:rFonts w:ascii="Arial" w:hAnsi="Arial" w:cs="Arial"/>
-          <w:b w:val="0"/>
-          <w:i w:val="0"/>
-          <w:sz w:val="22"/>
-        </w:rPr>
-        <w:t xml:space="preserve"> Persamaan (19) memadatkan aturan tersebut.</w:t>
-      </w:r>
-    </w:p>
-    <w:p>
-      <w:pPr>
-        <w:spacing w:line="360" w:lineRule="auto" w:after="120"/>
-        <w:jc w:val="both"/>
-      </w:pPr>
-      <w:r>
-        <w:rPr>
-          <w:rFonts w:ascii="Arial" w:hAnsi="Arial" w:cs="Arial"/>
-          <w:b w:val="0"/>
-          <w:i w:val="0"/>
-          <w:sz w:val="22"/>
-        </w:rPr>
-        <w:t xml:space="preserve">5. Selesaikan Kp</w:t>
-      </w:r>
-    </w:p>
-    <w:p>
-      <w:pPr>
-        <w:spacing w:before="40" w:after="120"/>
-        <w:jc w:val="center"/>
-      </w:pPr>
+        <w:t xml:space="preserve">/K = 5·2,8619/2 = 7,1547</w:t>
+      </w:r>
       <w:r>
         <w:rPr>
           <w:rFonts w:ascii="Arial" w:hAnsi="Arial" w:cs="Arial"/>
@@ -4962,8 +5079,57 @@
           <w:color w:val="305496"/>
           <w:sz w:val="22"/>
         </w:rPr>
-        <w:t xml:space="preserve">= (10,0 - 1)/2 = 4,5</w:t>
-      </w:r>
+        <w:tab/>
+        <w:t xml:space="preserve">(17)</w:t>
+      </w:r>
+    </w:p>
+    <w:p>
+      <w:pPr>
+        <w:spacing w:line="360" w:lineRule="auto" w:after="120"/>
+        <w:jc w:val="both"/>
+      </w:pPr>
+      <w:r>
+        <w:rPr>
+          <w:rFonts w:ascii="Arial" w:hAnsi="Arial" w:cs="Arial"/>
+          <w:b w:val="0"/>
+          <w:i w:val="0"/>
+          <w:sz w:val="22"/>
+        </w:rPr>
+        <w:t xml:space="preserve">Memakai hasil pencocokan suku konstanta.</w:t>
+      </w:r>
+      <w:r>
+        <w:rPr>
+          <w:rFonts w:ascii="Arial" w:hAnsi="Arial" w:cs="Arial"/>
+          <w:b w:val="0"/>
+          <w:i w:val="0"/>
+          <w:sz w:val="22"/>
+        </w:rPr>
+        <w:t xml:space="preserve"> Bentuk ringkasnya dituliskan pada Persamaan (18).</w:t>
+      </w:r>
+    </w:p>
+    <w:p>
+      <w:pPr>
+        <w:spacing w:line="360" w:lineRule="auto" w:after="120"/>
+        <w:jc w:val="both"/>
+      </w:pPr>
+      <w:r>
+        <w:rPr>
+          <w:rFonts w:ascii="Arial" w:hAnsi="Arial" w:cs="Arial"/>
+          <w:b w:val="0"/>
+          <w:i w:val="0"/>
+          <w:sz w:val="22"/>
+        </w:rPr>
+        <w:t xml:space="preserve">4. Hitung Kp</w:t>
+      </w:r>
+    </w:p>
+    <w:p>
+      <w:pPr>
+        <w:tabs>
+          <w:tab w:val="center" w:pos="4393"/>
+          <w:tab w:val="right" w:pos="8787"/>
+        </w:tabs>
+        <w:spacing w:before="40" w:after="120"/>
+      </w:pPr>
       <w:r>
         <w:rPr>
           <w:rFonts w:ascii="Arial" w:hAnsi="Arial" w:cs="Arial"/>
@@ -4972,81 +5138,8 @@
           <w:color w:val="305496"/>
           <w:sz w:val="22"/>
         </w:rPr>
-        <w:t xml:space="preserve">   (19)</w:t>
-      </w:r>
-    </w:p>
-    <w:p>
-      <w:pPr>
-        <w:spacing w:line="360" w:lineRule="auto" w:after="120"/>
-        <w:jc w:val="both"/>
-      </w:pPr>
-      <w:r>
-        <w:rPr>
-          <w:rFonts w:ascii="Arial" w:hAnsi="Arial" w:cs="Arial"/>
-          <w:b w:val="0"/>
-          <w:i w:val="0"/>
-          <w:sz w:val="22"/>
-        </w:rPr>
-        <w:t xml:space="preserve">Perhatikan 2·z·wn = 4/</w:t>
-      </w:r>
-      <w:r>
-        <w:rPr>
-          <w:rFonts w:ascii="Arial" w:hAnsi="Arial" w:cs="Arial"/>
-          <w:b w:val="0"/>
-          <w:i w:val="0"/>
-          <w:sz w:val="22"/>
-        </w:rPr>
-        <w:t xml:space="preserve">t</w:t>
-      </w:r>
-      <w:r>
-        <w:rPr>
-          <w:rFonts w:ascii="Arial" w:hAnsi="Arial" w:cs="Arial"/>
-          <w:b w:val="0"/>
-          <w:i w:val="0"/>
-          <w:sz w:val="22"/>
-          <w:vertAlign w:val="subscript"/>
-        </w:rPr>
-        <w:t xml:space="preserve">s</w:t>
-      </w:r>
-      <w:r>
-        <w:rPr>
-          <w:rFonts w:ascii="Arial" w:hAnsi="Arial" w:cs="Arial"/>
-          <w:b w:val="0"/>
-          <w:i w:val="0"/>
-          <w:sz w:val="22"/>
-        </w:rPr>
-        <w:t xml:space="preserve"> = 1, sehingga 2·z·wn·τ = 5.</w:t>
-      </w:r>
-      <w:r>
-        <w:rPr>
-          <w:rFonts w:ascii="Arial" w:hAnsi="Arial" w:cs="Arial"/>
-          <w:b w:val="0"/>
-          <w:i w:val="0"/>
-          <w:sz w:val="22"/>
-        </w:rPr>
-        <w:t xml:space="preserve"> Rangkuman kuantitatifnya tertulis pada Persamaan (20).</w:t>
-      </w:r>
-    </w:p>
-    <w:p>
-      <w:pPr>
-        <w:spacing w:line="360" w:lineRule="auto" w:after="120"/>
-        <w:jc w:val="both"/>
-      </w:pPr>
-      <w:r>
-        <w:rPr>
-          <w:rFonts w:ascii="Arial" w:hAnsi="Arial" w:cs="Arial"/>
-          <w:b w:val="0"/>
-          <w:i w:val="0"/>
-          <w:sz w:val="22"/>
-        </w:rPr>
-        <w:t xml:space="preserve">6. Periksa waktu integral</w:t>
-      </w:r>
-    </w:p>
-    <w:p>
-      <w:pPr>
-        <w:spacing w:before="40" w:after="120"/>
-        <w:jc w:val="center"/>
-      </w:pPr>
+        <w:tab/>
+      </w:r>
       <w:r>
         <w:rPr>
           <w:rFonts w:ascii="Arial" w:hAnsi="Arial" w:cs="Arial"/>
@@ -5055,7 +5148,7 @@
           <w:color w:val="305496"/>
           <w:sz w:val="22"/>
         </w:rPr>
-        <w:t xml:space="preserve">Ti = Kp/Ki = 4,5/7,1547 = 0,629 s</w:t>
+        <w:t xml:space="preserve">Kp = (2·z·wn·τ - 1)/K = (2·0,5912·1,6917·5 - 1)/2</w:t>
       </w:r>
       <w:r>
         <w:rPr>
@@ -5065,7 +5158,194 @@
           <w:color w:val="305496"/>
           <w:sz w:val="22"/>
         </w:rPr>
-        <w:t xml:space="preserve">   (20)</w:t>
+        <w:tab/>
+        <w:t xml:space="preserve">(18)</w:t>
+      </w:r>
+    </w:p>
+    <w:p>
+      <w:pPr>
+        <w:spacing w:line="360" w:lineRule="auto" w:after="120"/>
+        <w:jc w:val="both"/>
+      </w:pPr>
+      <w:r>
+        <w:rPr>
+          <w:rFonts w:ascii="Arial" w:hAnsi="Arial" w:cs="Arial"/>
+          <w:b w:val="0"/>
+          <w:i w:val="0"/>
+          <w:sz w:val="22"/>
+        </w:rPr>
+        <w:t xml:space="preserve">Memakai hasil pencocokan koefisien s.</w:t>
+      </w:r>
+      <w:r>
+        <w:rPr>
+          <w:rFonts w:ascii="Arial" w:hAnsi="Arial" w:cs="Arial"/>
+          <w:b w:val="0"/>
+          <w:i w:val="0"/>
+          <w:sz w:val="22"/>
+        </w:rPr>
+        <w:t xml:space="preserve"> Persamaan (19) memadatkan aturan tersebut.</w:t>
+      </w:r>
+    </w:p>
+    <w:p>
+      <w:pPr>
+        <w:spacing w:line="360" w:lineRule="auto" w:after="120"/>
+        <w:jc w:val="both"/>
+      </w:pPr>
+      <w:r>
+        <w:rPr>
+          <w:rFonts w:ascii="Arial" w:hAnsi="Arial" w:cs="Arial"/>
+          <w:b w:val="0"/>
+          <w:i w:val="0"/>
+          <w:sz w:val="22"/>
+        </w:rPr>
+        <w:t xml:space="preserve">5. Selesaikan Kp</w:t>
+      </w:r>
+    </w:p>
+    <w:p>
+      <w:pPr>
+        <w:tabs>
+          <w:tab w:val="center" w:pos="4393"/>
+          <w:tab w:val="right" w:pos="8787"/>
+        </w:tabs>
+        <w:spacing w:before="40" w:after="120"/>
+      </w:pPr>
+      <w:r>
+        <w:rPr>
+          <w:rFonts w:ascii="Arial" w:hAnsi="Arial" w:cs="Arial"/>
+          <w:b/>
+          <w:i/>
+          <w:color w:val="305496"/>
+          <w:sz w:val="22"/>
+        </w:rPr>
+        <w:tab/>
+      </w:r>
+      <w:r>
+        <w:rPr>
+          <w:rFonts w:ascii="Arial" w:hAnsi="Arial" w:cs="Arial"/>
+          <w:b/>
+          <w:i/>
+          <w:color w:val="305496"/>
+          <w:sz w:val="22"/>
+        </w:rPr>
+        <w:t xml:space="preserve">= (10,0 - 1)/2 = 4,5</w:t>
+      </w:r>
+      <w:r>
+        <w:rPr>
+          <w:rFonts w:ascii="Arial" w:hAnsi="Arial" w:cs="Arial"/>
+          <w:b/>
+          <w:i/>
+          <w:color w:val="305496"/>
+          <w:sz w:val="22"/>
+        </w:rPr>
+        <w:tab/>
+        <w:t xml:space="preserve">(19)</w:t>
+      </w:r>
+    </w:p>
+    <w:p>
+      <w:pPr>
+        <w:spacing w:line="360" w:lineRule="auto" w:after="120"/>
+        <w:jc w:val="both"/>
+      </w:pPr>
+      <w:r>
+        <w:rPr>
+          <w:rFonts w:ascii="Arial" w:hAnsi="Arial" w:cs="Arial"/>
+          <w:b w:val="0"/>
+          <w:i w:val="0"/>
+          <w:sz w:val="22"/>
+        </w:rPr>
+        <w:t xml:space="preserve">Perhatikan 2·z·wn = 4/</w:t>
+      </w:r>
+      <w:r>
+        <w:rPr>
+          <w:rFonts w:ascii="Arial" w:hAnsi="Arial" w:cs="Arial"/>
+          <w:b w:val="0"/>
+          <w:i w:val="0"/>
+          <w:sz w:val="22"/>
+        </w:rPr>
+        <w:t xml:space="preserve">t</w:t>
+      </w:r>
+      <w:r>
+        <w:rPr>
+          <w:rFonts w:ascii="Arial" w:hAnsi="Arial" w:cs="Arial"/>
+          <w:b w:val="0"/>
+          <w:i w:val="0"/>
+          <w:sz w:val="22"/>
+          <w:vertAlign w:val="subscript"/>
+        </w:rPr>
+        <w:t xml:space="preserve">s</w:t>
+      </w:r>
+      <w:r>
+        <w:rPr>
+          <w:rFonts w:ascii="Arial" w:hAnsi="Arial" w:cs="Arial"/>
+          <w:b w:val="0"/>
+          <w:i w:val="0"/>
+          <w:sz w:val="22"/>
+        </w:rPr>
+        <w:t xml:space="preserve"> = 1, sehingga 2·z·wn·τ = 5.</w:t>
+      </w:r>
+      <w:r>
+        <w:rPr>
+          <w:rFonts w:ascii="Arial" w:hAnsi="Arial" w:cs="Arial"/>
+          <w:b w:val="0"/>
+          <w:i w:val="0"/>
+          <w:sz w:val="22"/>
+        </w:rPr>
+        <w:t xml:space="preserve"> Rangkuman kuantitatifnya tertulis pada Persamaan (20).</w:t>
+      </w:r>
+    </w:p>
+    <w:p>
+      <w:pPr>
+        <w:spacing w:line="360" w:lineRule="auto" w:after="120"/>
+        <w:jc w:val="both"/>
+      </w:pPr>
+      <w:r>
+        <w:rPr>
+          <w:rFonts w:ascii="Arial" w:hAnsi="Arial" w:cs="Arial"/>
+          <w:b w:val="0"/>
+          <w:i w:val="0"/>
+          <w:sz w:val="22"/>
+        </w:rPr>
+        <w:t xml:space="preserve">6. Periksa waktu integral</w:t>
+      </w:r>
+    </w:p>
+    <w:p>
+      <w:pPr>
+        <w:tabs>
+          <w:tab w:val="center" w:pos="4393"/>
+          <w:tab w:val="right" w:pos="8787"/>
+        </w:tabs>
+        <w:spacing w:before="40" w:after="120"/>
+      </w:pPr>
+      <w:r>
+        <w:rPr>
+          <w:rFonts w:ascii="Arial" w:hAnsi="Arial" w:cs="Arial"/>
+          <w:b/>
+          <w:i/>
+          <w:color w:val="305496"/>
+          <w:sz w:val="22"/>
+        </w:rPr>
+        <w:tab/>
+      </w:r>
+      <w:r>
+        <w:rPr>
+          <w:rFonts w:ascii="Arial" w:hAnsi="Arial" w:cs="Arial"/>
+          <w:b/>
+          <w:i/>
+          <w:color w:val="305496"/>
+          <w:sz w:val="22"/>
+        </w:rPr>
+        <w:t xml:space="preserve">Ti = Kp/Ki = 4,5/7,1547 = 0,629 s</w:t>
+      </w:r>
+      <w:r>
+        <w:rPr>
+          <w:rFonts w:ascii="Arial" w:hAnsi="Arial" w:cs="Arial"/>
+          <w:b/>
+          <w:i/>
+          <w:color w:val="305496"/>
+          <w:sz w:val="22"/>
+        </w:rPr>
+        <w:tab/>
+        <w:t xml:space="preserve">(20)</w:t>
       </w:r>
     </w:p>
     <w:p>

--- a/Sistem-Kendali-Cerdas/Modul-Word/Modul-9-Analisis-dan-Perancangan-Kontrol-PID.docx
+++ b/Sistem-Kendali-Cerdas/Modul-Word/Modul-9-Analisis-dan-Perancangan-Kontrol-PID.docx
@@ -2578,17 +2578,66 @@
     </w:p>
     <w:p>
       <w:pPr>
-        <w:spacing w:line="360" w:lineRule="auto" w:after="120"/>
-        <w:jc w:val="both"/>
-      </w:pPr>
-      <w:r>
-        <w:rPr>
-          <w:rFonts w:ascii="Arial" w:hAnsi="Arial" w:cs="Arial"/>
-          <w:b w:val="0"/>
-          <w:i w:val="0"/>
-          <w:sz w:val="22"/>
-        </w:rPr>
-        <w:t xml:space="preserve">🔗 Modul Interaktif: https://dedik-romahadi.github.io/Mechanical-Engineering-Courses/Sistem-Kendali-Cerdas/Modul/Modul-9.html. Pada layar masuk, pilih tombol “👁️ Mode Preview (Tanpa Login)” untuk membaca seluruh materi tanpa perlu NIM dan PIN. Untuk mengerjakan Tugas dan Forum, masuk sebagai Mahasiswa memakai NIM dan PIN.</w:t>
+        <w:pBdr>
+          <w:top w:val="single" w:sz="6" w:space="10" w:color="BFE3D0"/>
+          <w:left w:val="single" w:sz="24" w:space="12" w:color="1F7A55"/>
+          <w:bottom w:val="single" w:sz="6" w:space="10" w:color="BFE3D0"/>
+          <w:right w:val="single" w:sz="6" w:space="10" w:color="BFE3D0"/>
+        </w:pBdr>
+        <w:shd w:val="clear" w:fill="F1FAF5"/>
+        <w:spacing w:before="140" w:after="60" w:line="264" w:lineRule="auto"/>
+        <w:ind w:left="170" w:right="170"/>
+        <w:jc w:val="left"/>
+      </w:pPr>
+      <w:r>
+        <w:rPr>
+          <w:rFonts w:ascii="Arial" w:hAnsi="Arial" w:cs="Arial"/>
+          <w:b/>
+          <w:i w:val="0"/>
+          <w:color w:val="1F7A55"/>
+          <w:sz w:val="17"/>
+          <w:spacing w:val="30"/>
+        </w:rPr>
+        <w:t xml:space="preserve">🔗 MODUL INTERAKTIF</w:t>
+      </w:r>
+      <w:r>
+        <w:br/>
+      </w:r>
+      <w:hyperlink r:id="rId19">
+        <w:r>
+          <w:rPr>
+            <w:rFonts w:ascii="Arial" w:hAnsi="Arial" w:cs="Arial"/>
+            <w:b/>
+            <w:color w:val="0563C1"/>
+            <w:sz w:val="20"/>
+            <w:u w:val="single"/>
+          </w:rPr>
+          <w:t xml:space="preserve">https://dedik-romahadi.github.io/Mechanical-Engineering-Courses/Sistem-Kendali-Cerdas/Modul/Modul-9.html</w:t>
+        </w:r>
+      </w:hyperlink>
+    </w:p>
+    <w:p>
+      <w:pPr>
+        <w:pBdr>
+          <w:top w:val="single" w:sz="6" w:space="10" w:color="BFE3D0"/>
+          <w:left w:val="single" w:sz="24" w:space="12" w:color="1F7A55"/>
+          <w:bottom w:val="single" w:sz="6" w:space="10" w:color="BFE3D0"/>
+          <w:right w:val="single" w:sz="6" w:space="10" w:color="BFE3D0"/>
+        </w:pBdr>
+        <w:shd w:val="clear" w:fill="F1FAF5"/>
+        <w:spacing w:before="0" w:after="140" w:line="264" w:lineRule="auto"/>
+        <w:ind w:left="170" w:right="170"/>
+        <w:jc w:val="left"/>
+      </w:pPr>
+      <w:r>
+        <w:rPr>
+          <w:rFonts w:ascii="Arial" w:hAnsi="Arial" w:cs="Arial"/>
+          <w:b w:val="0"/>
+          <w:i w:val="0"/>
+          <w:color w:val="44525F"/>
+          <w:sz w:val="19"/>
+        </w:rPr>
+        <w:t xml:space="preserve">Pada layar masuk, pilih tombol “👁️ Mode Preview (Tanpa Login)” untuk membaca seluruh materi tanpa perlu NIM dan PIN. Untuk mengerjakan Tugas dan Forum, masuk sebagai Mahasiswa memakai NIM dan PIN.</w:t>
       </w:r>
     </w:p>
     <w:p>
